--- a/Workload-Distribution-using-CUDA-OpenCL/cuda-opencl-report.docx
+++ b/Workload-Distribution-using-CUDA-OpenCL/cuda-opencl-report.docx
@@ -20,9 +20,9 @@
           <w:sz w:val="20"/>
         </w:rPr>
         <w:drawing>
-          <wp:inline distT="0" distB="0" distL="0" distR="0" wp14:anchorId="460A30E6" wp14:editId="1002C0DF">
-            <wp:extent cx="2741812" cy="660082"/>
-            <wp:effectExtent l="0" t="0" r="0" b="0"/>
+          <wp:inline distT="0" distB="0" distL="0" distR="0" wp14:anchorId="460A30E6" wp14:editId="39B33F31">
+            <wp:extent cx="2486025" cy="581025"/>
+            <wp:effectExtent l="0" t="0" r="9525" b="9525"/>
             <wp:docPr id="1" name="Image 1"/>
             <wp:cNvGraphicFramePr>
               <a:graphicFrameLocks xmlns:a="http://schemas.openxmlformats.org/drawingml/2006/main"/>
@@ -35,7 +35,7 @@
                     <pic:cNvPicPr/>
                   </pic:nvPicPr>
                   <pic:blipFill>
-                    <a:blip r:embed="rId4" cstate="print"/>
+                    <a:blip r:embed="rId5" cstate="print"/>
                     <a:stretch>
                       <a:fillRect/>
                     </a:stretch>
@@ -43,7 +43,7 @@
                   <pic:spPr>
                     <a:xfrm>
                       <a:off x="0" y="0"/>
-                      <a:ext cx="2741812" cy="660082"/>
+                      <a:ext cx="2487225" cy="581305"/>
                     </a:xfrm>
                     <a:prstGeom prst="rect">
                       <a:avLst/>
@@ -58,19 +58,12 @@
       <w:r>
         <w:rPr>
           <w:rFonts w:ascii="Times New Roman"/>
-          <w:sz w:val="20"/>
-        </w:rPr>
-        <w:tab/>
-      </w:r>
-      <w:r>
-        <w:rPr>
-          <w:rFonts w:ascii="Times New Roman"/>
           <w:noProof/>
           <w:sz w:val="20"/>
         </w:rPr>
         <w:drawing>
-          <wp:inline distT="0" distB="0" distL="0" distR="0" wp14:anchorId="54ADF245" wp14:editId="303410F1">
-            <wp:extent cx="1409719" cy="744093"/>
+          <wp:inline distT="0" distB="0" distL="0" distR="0" wp14:anchorId="54ADF245" wp14:editId="4B45522B">
+            <wp:extent cx="1409700" cy="666750"/>
             <wp:effectExtent l="0" t="0" r="0" b="0"/>
             <wp:docPr id="2" name="Image 2"/>
             <wp:cNvGraphicFramePr>
@@ -84,7 +77,7 @@
                     <pic:cNvPicPr/>
                   </pic:nvPicPr>
                   <pic:blipFill>
-                    <a:blip r:embed="rId5" cstate="print"/>
+                    <a:blip r:embed="rId6" cstate="print"/>
                     <a:stretch>
                       <a:fillRect/>
                     </a:stretch>
@@ -92,7 +85,7 @@
                   <pic:spPr>
                     <a:xfrm>
                       <a:off x="0" y="0"/>
-                      <a:ext cx="1409719" cy="744093"/>
+                      <a:ext cx="1410664" cy="667206"/>
                     </a:xfrm>
                     <a:prstGeom prst="rect">
                       <a:avLst/>
@@ -761,7 +754,7 @@
         </w:rPr>
         <w:t xml:space="preserve">               </w:t>
       </w:r>
-      <w:hyperlink r:id="rId6" w:history="1">
+      <w:hyperlink r:id="rId7" w:history="1">
         <w:r>
           <w:rPr>
             <w:rStyle w:val="-"/>
@@ -855,14 +848,44 @@
       <w:pPr>
         <w:pStyle w:val="1"/>
       </w:pPr>
+    </w:p>
+    <w:p/>
+    <w:p/>
+    <w:p>
+      <w:pPr>
+        <w:pStyle w:val="1"/>
+      </w:pPr>
       <w:r>
         <w:lastRenderedPageBreak/>
         <w:t>CUDA</w:t>
       </w:r>
     </w:p>
-    <w:p>
-      <w:pPr>
-        <w:ind w:firstLine="720"/>
+    <w:p/>
+    <w:p>
+      <w:pPr>
+        <w:pStyle w:val="2"/>
+      </w:pPr>
+      <w:r>
+        <w:t>C</w:t>
+      </w:r>
+      <w:r>
+        <w:t>la</w:t>
+      </w:r>
+      <w:r>
+        <w:t>s</w:t>
+      </w:r>
+      <w:r>
+        <w:t>sifications</w:t>
+      </w:r>
+    </w:p>
+    <w:p/>
+    <w:p>
+      <w:pPr>
+        <w:pStyle w:val="a6"/>
+        <w:numPr>
+          <w:ilvl w:val="0"/>
+          <w:numId w:val="1"/>
+        </w:numPr>
         <w:jc w:val="both"/>
       </w:pPr>
       <w:r>
@@ -927,21 +950,33 @@
         </m:sSup>
       </m:oMath>
       <w:r>
-        <w:t xml:space="preserve">. The GPU that these experiments are being operated is </w:t>
-      </w:r>
-      <w:r>
-        <w:rPr>
-          <w:b/>
-          <w:bCs/>
-        </w:rPr>
-        <w:t>NVIDIA GeForce GTX 1650</w:t>
-      </w:r>
-      <w:r>
-        <w:rPr>
-          <w:b/>
-          <w:bCs/>
-        </w:rPr>
-        <w:t>.</w:t>
+        <w:t xml:space="preserve">. </w:t>
+      </w:r>
+    </w:p>
+    <w:p>
+      <w:pPr>
+        <w:pStyle w:val="a6"/>
+        <w:numPr>
+          <w:ilvl w:val="0"/>
+          <w:numId w:val="1"/>
+        </w:numPr>
+        <w:jc w:val="both"/>
+      </w:pPr>
+      <w:r>
+        <w:t xml:space="preserve">The GPU that these experiments are being operated </w:t>
+      </w:r>
+      <w:r>
+        <w:t xml:space="preserve">on </w:t>
+      </w:r>
+      <w:r>
+        <w:t xml:space="preserve">is </w:t>
+      </w:r>
+      <w:r>
+        <w:rPr>
+          <w:b/>
+          <w:bCs/>
+        </w:rPr>
+        <w:t>NVIDIA GeForce GTX 1650.</w:t>
       </w:r>
       <w:r>
         <w:t xml:space="preserve"> The PC crashes when the algorithm is running for N &gt; </w:t>
@@ -1046,22 +1081,13 @@
         </m:sSup>
       </m:oMath>
       <w:r>
-        <w:t xml:space="preserve"> the result is 333.334 which is even closer to the actual result,</w:t>
-      </w:r>
-      <w:r>
-        <w:t xml:space="preserve"> </w:t>
-      </w:r>
-      <w:r>
-        <w:t xml:space="preserve">but the execution times are very low for both cases (e.g. </w:t>
+        <w:t xml:space="preserve"> the result is 333.334 which is even closer to the actual result, but the execution times are very low for both cases (e.g. </w:t>
       </w:r>
       <w:r>
         <w:t>6.31e-05</w:t>
       </w:r>
       <w:r>
-        <w:t xml:space="preserve"> seconds) and hard to make observations out of. </w:t>
-      </w:r>
-      <w:r>
-        <w:t xml:space="preserve">As a result, the experiments are taking place with </w:t>
+        <w:t xml:space="preserve"> seconds) and hard to make observations out of. As a result, the experiments are taking place with </w:t>
       </w:r>
       <w:r>
         <w:rPr>
@@ -1159,17 +1185,16 @@
     <w:p>
       <w:pPr>
         <w:pStyle w:val="2"/>
-      </w:pPr>
-    </w:p>
+        <w:jc w:val="center"/>
+      </w:pPr>
+    </w:p>
+    <w:p/>
     <w:p>
       <w:pPr>
         <w:pStyle w:val="2"/>
       </w:pPr>
       <w:r>
-        <w:t xml:space="preserve">Workload Distribution </w:t>
-      </w:r>
-      <w:r>
-        <w:t>experiment</w:t>
+        <w:t>Workload Distribution experiment</w:t>
       </w:r>
     </w:p>
     <w:p/>
@@ -1289,12 +1314,15 @@
           </w:tcPr>
           <w:p>
             <w:r>
-              <w:t>0.665325</w:t>
+              <w:t>0.0457874</w:t>
             </w:r>
           </w:p>
         </w:tc>
       </w:tr>
       <w:tr>
+        <w:trPr>
+          <w:trHeight w:val="260"/>
+        </w:trPr>
         <w:tc>
           <w:tcPr>
             <w:tcW w:w="4148" w:type="dxa"/>
@@ -1311,7 +1339,7 @@
           </w:tcPr>
           <w:p>
             <w:r>
-              <w:t>0.541353</w:t>
+              <w:t>0.0249364</w:t>
             </w:r>
           </w:p>
         </w:tc>
@@ -1333,10 +1361,14 @@
         <w:t xml:space="preserve"> results, the</w:t>
       </w:r>
       <w:r>
-        <w:t xml:space="preserve"> distribution that allows each thread to process multiple elements is more efficient than assigning one element per thread, achieving a speedup of approximately 1.23</w:t>
-      </w:r>
-      <w:r>
-        <w:t>x</w:t>
+        <w:t xml:space="preserve"> distribution that allows each thread to process multiple elements is more efficient than assigning one element per thread, achieving a speedup of approximately </w:t>
+      </w:r>
+      <w:r>
+        <w:rPr>
+          <w:b/>
+          <w:bCs/>
+        </w:rPr>
+        <w:t>1.83x</w:t>
       </w:r>
       <w:r>
         <w:t>. This improvement occurs because each thread performs more useful computation, reducing thread management overhead and improving overall GPU utilization. As a result, computational resources are used more effectively, leading to better overall performance.</w:t>
@@ -1464,7 +1496,7 @@
           </w:tcPr>
           <w:p>
             <w:r>
-              <w:t>0.0011542</w:t>
+              <w:t>0.0003655</w:t>
             </w:r>
           </w:p>
         </w:tc>
@@ -1486,7 +1518,7 @@
           </w:tcPr>
           <w:p>
             <w:r>
-              <w:t>0.0006744</w:t>
+              <w:t>5.95e-05</w:t>
             </w:r>
           </w:p>
         </w:tc>
@@ -1536,10 +1568,10 @@
         <w:t xml:space="preserve">, the Multiple elements per thread case is </w:t>
       </w:r>
       <w:r>
-        <w:t>1.7</w:t>
-      </w:r>
-      <w:r>
-        <w:t>x faster than the 1 element per thread case.</w:t>
+        <w:t>way</w:t>
+      </w:r>
+      <w:r>
+        <w:t xml:space="preserve"> faster than the 1 element per thread case.</w:t>
       </w:r>
     </w:p>
     <w:p/>
@@ -1548,11 +1580,15 @@
         <w:jc w:val="center"/>
       </w:pPr>
       <w:r>
+        <w:rPr>
+          <w:noProof/>
+        </w:rPr>
+        <w:lastRenderedPageBreak/>
         <w:drawing>
-          <wp:inline distT="0" distB="0" distL="0" distR="0" wp14:anchorId="5A46DFDE" wp14:editId="7407812C">
-            <wp:extent cx="4695492" cy="2158365"/>
-            <wp:effectExtent l="0" t="0" r="0" b="0"/>
-            <wp:docPr id="1957815060" name="Εικόνα 1"/>
+          <wp:inline distT="0" distB="0" distL="0" distR="0" wp14:anchorId="07E37199" wp14:editId="4AC4F8CA">
+            <wp:extent cx="5274310" cy="2621280"/>
+            <wp:effectExtent l="0" t="0" r="2540" b="7620"/>
+            <wp:docPr id="1828966419" name="Εικόνα 1"/>
             <wp:cNvGraphicFramePr>
               <a:graphicFrameLocks xmlns:a="http://schemas.openxmlformats.org/drawingml/2006/main" noChangeAspect="1"/>
             </wp:cNvGraphicFramePr>
@@ -1560,11 +1596,11 @@
               <a:graphicData uri="http://schemas.openxmlformats.org/drawingml/2006/picture">
                 <pic:pic xmlns:pic="http://schemas.openxmlformats.org/drawingml/2006/picture">
                   <pic:nvPicPr>
-                    <pic:cNvPr id="1957815060" name=""/>
+                    <pic:cNvPr id="1828966419" name=""/>
                     <pic:cNvPicPr/>
                   </pic:nvPicPr>
                   <pic:blipFill>
-                    <a:blip r:embed="rId7"/>
+                    <a:blip r:embed="rId8"/>
                     <a:stretch>
                       <a:fillRect/>
                     </a:stretch>
@@ -1572,7 +1608,7 @@
                   <pic:spPr>
                     <a:xfrm>
                       <a:off x="0" y="0"/>
-                      <a:ext cx="4814665" cy="2213145"/>
+                      <a:ext cx="5274310" cy="2621280"/>
                     </a:xfrm>
                     <a:prstGeom prst="rect">
                       <a:avLst/>
@@ -1606,13 +1642,7 @@
         <w:jc w:val="center"/>
       </w:pPr>
     </w:p>
-    <w:p>
-      <w:pPr>
-        <w:rPr>
-          <w:lang w:val="el-GR"/>
-        </w:rPr>
-      </w:pPr>
-    </w:p>
+    <w:p/>
     <w:p>
       <w:pPr>
         <w:ind w:firstLine="720"/>
@@ -1622,31 +1652,34 @@
         <w:t xml:space="preserve">According to the graphs above, </w:t>
       </w:r>
       <w:r>
-        <w:t xml:space="preserve">it is observable that </w:t>
-      </w:r>
-      <w:r>
-        <w:t xml:space="preserve">multiple elements per thread strategy consistently outperforms the one element per thread approach. This behavior is observed for both problem sizes. However, the speedup varies with N, increasing from approximately </w:t>
-      </w:r>
-      <w:r>
-        <w:rPr>
-          <w:b/>
-          <w:bCs/>
-        </w:rPr>
-        <w:t>1.23</w:t>
-      </w:r>
-      <w:r>
-        <w:rPr>
-          <w:b/>
-          <w:bCs/>
-        </w:rPr>
-        <w:t>x</w:t>
-      </w:r>
-      <w:r>
-        <w:rPr>
-          <w:b/>
-          <w:bCs/>
-        </w:rPr>
-        <w:t xml:space="preserve"> for N=</w:t>
+        <w:t>it is observable that multiple elements per thread strategy consistently outperforms the one element per thread approach. This behavior is observed for both problem sizes. However, the speedup varies</w:t>
+      </w:r>
+      <w:r>
+        <w:t xml:space="preserve"> dramatically</w:t>
+      </w:r>
+      <w:r>
+        <w:t xml:space="preserve"> with N, increasing from approximately </w:t>
+      </w:r>
+      <w:r>
+        <w:rPr>
+          <w:b/>
+          <w:bCs/>
+        </w:rPr>
+        <w:t>1.83x</w:t>
+      </w:r>
+      <w:r>
+        <w:rPr>
+          <w:b/>
+          <w:bCs/>
+        </w:rPr>
+        <w:t xml:space="preserve"> </w:t>
+      </w:r>
+      <w:r>
+        <w:rPr>
+          <w:b/>
+          <w:bCs/>
+        </w:rPr>
+        <w:t>for N=</w:t>
       </w:r>
       <m:oMath>
         <m:sSup>
@@ -1689,21 +1722,14 @@
           <w:b/>
           <w:bCs/>
         </w:rPr>
-        <w:t xml:space="preserve"> </w:t>
-      </w:r>
-      <w:r>
-        <w:rPr>
-          <w:b/>
-          <w:bCs/>
-        </w:rPr>
-        <w:t>to 1.7</w:t>
-      </w:r>
-      <w:r>
-        <w:rPr>
-          <w:b/>
-          <w:bCs/>
-        </w:rPr>
-        <w:t>x</w:t>
+        <w:t xml:space="preserve"> to </w:t>
+      </w:r>
+      <w:r>
+        <w:rPr>
+          <w:b/>
+          <w:bCs/>
+        </w:rPr>
+        <w:t>71.6x</w:t>
       </w:r>
       <w:r>
         <w:rPr>
@@ -1767,13 +1793,7 @@
         <w:jc w:val="both"/>
       </w:pPr>
       <w:r>
-        <w:t xml:space="preserve">This difference indicates that workload distribution affects performance differently depending on the problem size. For smaller N, thread management overhead becomes more significant, making the multi-element </w:t>
-      </w:r>
-      <w:r>
-        <w:t>case</w:t>
-      </w:r>
-      <w:r>
-        <w:t xml:space="preserve"> more efficient, as it reduces the number of active threads and improves resource utilization. For larger N, both approaches achieve better GPU utilization, reducing the relative performance gap.</w:t>
+        <w:t>This difference indicates that workload distribution affects performance differently depending on the problem size. For smaller N, thread management overhead becomes more significant, making the multi-element case more efficient, as it reduces the number of active threads and improves resource utilization. For larger N, both approaches achieve better GPU utilization, reducing the relative performance gap.</w:t>
       </w:r>
     </w:p>
     <w:p>
@@ -1807,7 +1827,6 @@
         <w:t>xperiment</w:t>
       </w:r>
     </w:p>
-    <w:p/>
     <w:p>
       <w:pPr>
         <w:rPr>
@@ -1924,7 +1943,7 @@
           </w:tcPr>
           <w:p>
             <w:r>
-              <w:t>0.504229</w:t>
+              <w:t>0.0461142</w:t>
             </w:r>
           </w:p>
         </w:tc>
@@ -1946,7 +1965,7 @@
           </w:tcPr>
           <w:p>
             <w:r>
-              <w:t>0.469479</w:t>
+              <w:t>0.0246175</w:t>
             </w:r>
           </w:p>
         </w:tc>
@@ -1968,7 +1987,7 @@
           </w:tcPr>
           <w:p>
             <w:r>
-              <w:t>0.465583</w:t>
+              <w:t>0.0237451</w:t>
             </w:r>
           </w:p>
         </w:tc>
@@ -1990,7 +2009,7 @@
           </w:tcPr>
           <w:p>
             <w:r>
-              <w:t>0.484181</w:t>
+              <w:t>0.0248886</w:t>
             </w:r>
           </w:p>
         </w:tc>
@@ -2017,7 +2036,7 @@
           </w:tcPr>
           <w:p>
             <w:r>
-              <w:t>0.470296</w:t>
+              <w:t>0.0229351</w:t>
             </w:r>
           </w:p>
         </w:tc>
@@ -2032,87 +2051,32 @@
         <w:tab/>
       </w:r>
       <w:r>
-        <w:t xml:space="preserve">From the results for N = </w:t>
-      </w:r>
-      <m:oMath>
-        <m:sSup>
-          <m:sSupPr>
-            <m:ctrlPr>
-              <w:rPr>
-                <w:rFonts w:ascii="Cambria Math" w:hAnsi="Cambria Math"/>
-                <w:b/>
-                <w:bCs/>
-                <w:i/>
-              </w:rPr>
-            </m:ctrlPr>
-          </m:sSupPr>
-          <m:e>
-            <m:r>
-              <m:rPr>
-                <m:sty m:val="bi"/>
-              </m:rPr>
-              <w:rPr>
-                <w:rFonts w:ascii="Cambria Math" w:hAnsi="Cambria Math"/>
-              </w:rPr>
-              <m:t>10</m:t>
-            </m:r>
-          </m:e>
-          <m:sup>
-            <m:r>
-              <m:rPr>
-                <m:sty m:val="bi"/>
-              </m:rPr>
-              <w:rPr>
-                <w:rFonts w:ascii="Cambria Math" w:hAnsi="Cambria Math"/>
-              </w:rPr>
-              <m:t>8</m:t>
-            </m:r>
-          </m:sup>
-        </m:sSup>
-      </m:oMath>
-      <w:r>
-        <w:t xml:space="preserve">, it is observed that the execution time varies slightly across different block sizes. The best performance is achieved </w:t>
-      </w:r>
-      <w:r>
-        <w:t>when</w:t>
-      </w:r>
-      <w:r>
-        <w:t xml:space="preserve"> block size</w:t>
-      </w:r>
-      <w:r>
-        <w:t>=</w:t>
-      </w:r>
-      <w:r>
-        <w:t xml:space="preserve">128, with the lowest average execution time. </w:t>
-      </w:r>
-      <w:r>
-        <w:t>When block size = 32 or block size = 64 it is</w:t>
-      </w:r>
-      <w:r>
-        <w:t xml:space="preserve"> </w:t>
-      </w:r>
-      <w:r>
-        <w:t>show</w:t>
-      </w:r>
-      <w:r>
-        <w:t>n to have</w:t>
-      </w:r>
-      <w:r>
-        <w:t xml:space="preserve"> higher execution time due to increased scheduling overhead, while larger block sizes (e.g. 256 and 512) do not improve performance,</w:t>
-      </w:r>
-      <w:r>
-        <w:t xml:space="preserve"> </w:t>
-      </w:r>
-      <w:r>
-        <w:t xml:space="preserve">due to </w:t>
-      </w:r>
-      <w:r>
-        <w:t>lack of resources</w:t>
+        <w:t xml:space="preserve">From the results for large N, it is observed that the execution time varies slightly across different block sizes. The best performance is achieved when block size = 512, with the lowest average execution time (0.0229). When block size = 32, it shows a significantly higher execution time (0.0461) because such a small block size fails to fully utilize the GPU's hardware resources, leaving computing units idle. On the other hand, for block sizes from 64 up to 512, the performance remains very stable and close to the optimal limit, proving that the GPU reaches its hardware </w:t>
+      </w:r>
+      <w:r>
+        <w:t xml:space="preserve">limit </w:t>
+      </w:r>
+      <w:r>
+        <w:t>point</w:t>
+      </w:r>
+      <w:r>
+        <w:t xml:space="preserve"> early on and maintains high efficiency across larger block </w:t>
+      </w:r>
+      <w:r>
+        <w:t>cases</w:t>
       </w:r>
       <w:r>
         <w:t>.</w:t>
       </w:r>
     </w:p>
+    <w:p>
+      <w:pPr>
+        <w:jc w:val="both"/>
+      </w:pPr>
+    </w:p>
+    <w:p/>
+    <w:p/>
+    <w:p/>
     <w:p/>
     <w:p>
       <w:pPr>
@@ -2230,7 +2194,7 @@
           </w:tcPr>
           <w:p>
             <w:r>
-              <w:t>0.0011016</w:t>
+              <w:t>0.0003883</w:t>
             </w:r>
           </w:p>
         </w:tc>
@@ -2252,7 +2216,7 @@
           </w:tcPr>
           <w:p>
             <w:r>
-              <w:t>0.0005773</w:t>
+              <w:t>5.99e-05</w:t>
             </w:r>
           </w:p>
         </w:tc>
@@ -2274,7 +2238,7 @@
           </w:tcPr>
           <w:p>
             <w:r>
-              <w:t>0.0005694</w:t>
+              <w:t>5.94e-05</w:t>
             </w:r>
           </w:p>
         </w:tc>
@@ -2296,7 +2260,7 @@
           </w:tcPr>
           <w:p>
             <w:r>
-              <w:t>0.0005715</w:t>
+              <w:t>5.8e-05</w:t>
             </w:r>
           </w:p>
         </w:tc>
@@ -2317,8 +2281,13 @@
             <w:tcW w:w="4148" w:type="dxa"/>
           </w:tcPr>
           <w:p>
-            <w:r>
-              <w:t>0.0005722</w:t>
+            <w:proofErr w:type="gramStart"/>
+            <w:r>
+              <w:t>5.01e</w:t>
+            </w:r>
+            <w:proofErr w:type="gramEnd"/>
+            <w:r>
+              <w:t>-05</w:t>
             </w:r>
           </w:p>
         </w:tc>
@@ -2331,88 +2300,37 @@
         <w:jc w:val="both"/>
       </w:pPr>
       <w:r>
-        <w:t xml:space="preserve">For N = </w:t>
-      </w:r>
-      <m:oMath>
-        <m:sSup>
-          <m:sSupPr>
-            <m:ctrlPr>
-              <w:rPr>
-                <w:rFonts w:ascii="Cambria Math" w:hAnsi="Cambria Math"/>
-                <w:b/>
-                <w:bCs/>
-                <w:i/>
-              </w:rPr>
-            </m:ctrlPr>
-          </m:sSupPr>
-          <m:e>
-            <m:r>
-              <m:rPr>
-                <m:sty m:val="bi"/>
-              </m:rPr>
-              <w:rPr>
-                <w:rFonts w:ascii="Cambria Math" w:hAnsi="Cambria Math"/>
-              </w:rPr>
-              <m:t>10</m:t>
-            </m:r>
-          </m:e>
-          <m:sup>
-            <m:r>
-              <m:rPr>
-                <m:sty m:val="bi"/>
-              </m:rPr>
-              <w:rPr>
-                <w:rFonts w:ascii="Cambria Math" w:hAnsi="Cambria Math"/>
-              </w:rPr>
-              <m:t>5</m:t>
-            </m:r>
-          </m:sup>
-        </m:sSup>
-      </m:oMath>
-      <w:r>
-        <w:t>, the execution times are generally lower, as expected due to the smaller</w:t>
-      </w:r>
-      <w:r>
-        <w:t xml:space="preserve"> N</w:t>
-      </w:r>
-      <w:r>
-        <w:t xml:space="preserve">. The best performance is again observed </w:t>
-      </w:r>
-      <w:r>
-        <w:t>when</w:t>
-      </w:r>
-      <w:r>
-        <w:t xml:space="preserve"> block size</w:t>
-      </w:r>
-      <w:r>
-        <w:t xml:space="preserve"> = 128</w:t>
-      </w:r>
-      <w:r>
-        <w:t xml:space="preserve">, where the GPU achieves a good balance between </w:t>
-      </w:r>
-      <w:r>
-        <w:t>resources</w:t>
-      </w:r>
-      <w:r>
-        <w:t xml:space="preserve"> and scheduling </w:t>
-      </w:r>
-      <w:r>
-        <w:t>overhead</w:t>
-      </w:r>
-      <w:r>
-        <w:t xml:space="preserve">. </w:t>
-      </w:r>
-      <w:r>
-        <w:t>Apart from the worst case of block size = 32, d</w:t>
-      </w:r>
-      <w:r>
-        <w:t xml:space="preserve">ifferences between </w:t>
-      </w:r>
-      <w:r>
-        <w:t xml:space="preserve">the other </w:t>
-      </w:r>
-      <w:r>
-        <w:t>block sizes are smaller compared to the larger N case, indicating that for small workloads the impact of execution is less significant.</w:t>
+        <w:t xml:space="preserve">For small N, the execution times are generally lower, as expected due to the smaller N. The best performance is again observed when block size = 512, where the lowest average execution time is achieved </w:t>
+      </w:r>
+      <w:r>
+        <w:t>(</w:t>
+      </w:r>
+      <w:r>
+        <w:t>5.01e-05</w:t>
+      </w:r>
+      <w:r>
+        <w:t xml:space="preserve">). Apart from the worst case of block size = 32, which again shows significantly higher execution time (0.0003883) due to under-utilization of the GPU resources, the differences between the other block sizes are extremely small. This indicates that once the block size is 64 or larger, the GPU instantly reaches </w:t>
+      </w:r>
+      <w:r>
+        <w:t xml:space="preserve">its hardware </w:t>
+      </w:r>
+      <w:r>
+        <w:t xml:space="preserve">limit </w:t>
+      </w:r>
+      <w:r>
+        <w:t>point</w:t>
+      </w:r>
+      <w:r>
+        <w:t xml:space="preserve">, making the performance highly stable across all remaining </w:t>
+      </w:r>
+      <w:r>
+        <w:t>cases</w:t>
+      </w:r>
+      <w:r>
+        <w:t xml:space="preserve"> for small workloads</w:t>
+      </w:r>
+      <w:r>
+        <w:t>.</w:t>
       </w:r>
     </w:p>
     <w:p>
@@ -2437,14 +2355,14 @@
       </w:pPr>
       <w:r>
         <w:rPr>
+          <w:noProof/>
           <w:lang w:val="el-GR"/>
         </w:rPr>
-        <w:lastRenderedPageBreak/>
         <w:drawing>
-          <wp:inline distT="0" distB="0" distL="0" distR="0" wp14:anchorId="3BE8492F" wp14:editId="61CF207F">
-            <wp:extent cx="5274310" cy="2816860"/>
-            <wp:effectExtent l="0" t="0" r="2540" b="2540"/>
-            <wp:docPr id="171002419" name="Εικόνα 1"/>
+          <wp:inline distT="0" distB="0" distL="0" distR="0" wp14:anchorId="34D277DA" wp14:editId="1C5071FC">
+            <wp:extent cx="4561368" cy="3892514"/>
+            <wp:effectExtent l="0" t="0" r="0" b="0"/>
+            <wp:docPr id="915387968" name="Εικόνα 1"/>
             <wp:cNvGraphicFramePr>
               <a:graphicFrameLocks xmlns:a="http://schemas.openxmlformats.org/drawingml/2006/main" noChangeAspect="1"/>
             </wp:cNvGraphicFramePr>
@@ -2452,155 +2370,7 @@
               <a:graphicData uri="http://schemas.openxmlformats.org/drawingml/2006/picture">
                 <pic:pic xmlns:pic="http://schemas.openxmlformats.org/drawingml/2006/picture">
                   <pic:nvPicPr>
-                    <pic:cNvPr id="171002419" name=""/>
-                    <pic:cNvPicPr/>
-                  </pic:nvPicPr>
-                  <pic:blipFill>
-                    <a:blip r:embed="rId8"/>
-                    <a:stretch>
-                      <a:fillRect/>
-                    </a:stretch>
-                  </pic:blipFill>
-                  <pic:spPr>
-                    <a:xfrm>
-                      <a:off x="0" y="0"/>
-                      <a:ext cx="5274310" cy="2816860"/>
-                    </a:xfrm>
-                    <a:prstGeom prst="rect">
-                      <a:avLst/>
-                    </a:prstGeom>
-                  </pic:spPr>
-                </pic:pic>
-              </a:graphicData>
-            </a:graphic>
-          </wp:inline>
-        </w:drawing>
-      </w:r>
-    </w:p>
-    <w:p>
-      <w:pPr>
-        <w:ind w:firstLine="720"/>
-        <w:jc w:val="center"/>
-        <w:rPr>
-          <w:b/>
-          <w:bCs/>
-        </w:rPr>
-      </w:pPr>
-      <w:r>
-        <w:rPr>
-          <w:b/>
-          <w:bCs/>
-        </w:rPr>
-        <w:t xml:space="preserve">(Comparison between block sizes for N = </w:t>
-      </w:r>
-      <m:oMath>
-        <m:sSup>
-          <m:sSupPr>
-            <m:ctrlPr>
-              <w:rPr>
-                <w:rFonts w:ascii="Cambria Math" w:hAnsi="Cambria Math"/>
-                <w:b/>
-                <w:bCs/>
-                <w:i/>
-              </w:rPr>
-            </m:ctrlPr>
-          </m:sSupPr>
-          <m:e>
-            <m:r>
-              <m:rPr>
-                <m:sty m:val="bi"/>
-              </m:rPr>
-              <w:rPr>
-                <w:rFonts w:ascii="Cambria Math" w:hAnsi="Cambria Math"/>
-              </w:rPr>
-              <m:t>10</m:t>
-            </m:r>
-          </m:e>
-          <m:sup>
-            <m:r>
-              <m:rPr>
-                <m:sty m:val="bi"/>
-              </m:rPr>
-              <w:rPr>
-                <w:rFonts w:ascii="Cambria Math" w:hAnsi="Cambria Math"/>
-              </w:rPr>
-              <m:t>8</m:t>
-            </m:r>
-          </m:sup>
-        </m:sSup>
-      </m:oMath>
-      <w:r>
-        <w:rPr>
-          <w:b/>
-          <w:bCs/>
-        </w:rPr>
-        <w:t>)</w:t>
-      </w:r>
-      <w:r>
-        <w:rPr>
-          <w:b/>
-          <w:bCs/>
-        </w:rPr>
-        <w:t xml:space="preserve"> </w:t>
-      </w:r>
-    </w:p>
-    <w:p>
-      <w:pPr>
-        <w:ind w:firstLine="720"/>
-        <w:jc w:val="center"/>
-        <w:rPr>
-          <w:b/>
-          <w:bCs/>
-        </w:rPr>
-      </w:pPr>
-    </w:p>
-    <w:p>
-      <w:pPr>
-        <w:ind w:firstLine="720"/>
-        <w:jc w:val="center"/>
-        <w:rPr>
-          <w:b/>
-          <w:bCs/>
-        </w:rPr>
-      </w:pPr>
-    </w:p>
-    <w:p>
-      <w:pPr>
-        <w:ind w:firstLine="720"/>
-        <w:jc w:val="center"/>
-        <w:rPr>
-          <w:b/>
-          <w:bCs/>
-        </w:rPr>
-      </w:pPr>
-    </w:p>
-    <w:p>
-      <w:pPr>
-        <w:ind w:firstLine="720"/>
-        <w:jc w:val="center"/>
-        <w:rPr>
-          <w:b/>
-          <w:bCs/>
-        </w:rPr>
-      </w:pPr>
-      <w:r>
-        <w:rPr>
-          <w:b/>
-          <w:bCs/>
-        </w:rPr>
-        <w:drawing>
-          <wp:inline distT="0" distB="0" distL="0" distR="0" wp14:anchorId="18972BD2" wp14:editId="0F9FE1FB">
-            <wp:extent cx="5274310" cy="2786380"/>
-            <wp:effectExtent l="0" t="0" r="2540" b="0"/>
-            <wp:docPr id="27021840" name="Εικόνα 1"/>
-            <wp:cNvGraphicFramePr>
-              <a:graphicFrameLocks xmlns:a="http://schemas.openxmlformats.org/drawingml/2006/main" noChangeAspect="1"/>
-            </wp:cNvGraphicFramePr>
-            <a:graphic xmlns:a="http://schemas.openxmlformats.org/drawingml/2006/main">
-              <a:graphicData uri="http://schemas.openxmlformats.org/drawingml/2006/picture">
-                <pic:pic xmlns:pic="http://schemas.openxmlformats.org/drawingml/2006/picture">
-                  <pic:nvPicPr>
-                    <pic:cNvPr id="27021840" name=""/>
+                    <pic:cNvPr id="915387968" name=""/>
                     <pic:cNvPicPr/>
                   </pic:nvPicPr>
                   <pic:blipFill>
@@ -2612,7 +2382,7 @@
                   <pic:spPr>
                     <a:xfrm>
                       <a:off x="0" y="0"/>
-                      <a:ext cx="5274310" cy="2786380"/>
+                      <a:ext cx="4566914" cy="3897247"/>
                     </a:xfrm>
                     <a:prstGeom prst="rect">
                       <a:avLst/>
@@ -2672,7 +2442,7 @@
               <w:rPr>
                 <w:rFonts w:ascii="Cambria Math" w:hAnsi="Cambria Math"/>
               </w:rPr>
-              <m:t>5</m:t>
+              <m:t>8</m:t>
             </m:r>
           </m:sup>
         </m:sSup>
@@ -2705,21 +2475,91 @@
     <w:p>
       <w:pPr>
         <w:ind w:firstLine="720"/>
+        <w:jc w:val="center"/>
+        <w:rPr>
+          <w:b/>
+          <w:bCs/>
+        </w:rPr>
       </w:pPr>
     </w:p>
     <w:p>
       <w:pPr>
         <w:ind w:firstLine="720"/>
-        <w:jc w:val="both"/>
-      </w:pPr>
-      <w:r>
-        <w:t xml:space="preserve">From the comparison of both graphs, it is </w:t>
-      </w:r>
-      <w:r>
-        <w:t>observable</w:t>
-      </w:r>
-      <w:r>
-        <w:t xml:space="preserve"> that block size has a stronger impact on performance for larger values of N. For N = </w:t>
+        <w:jc w:val="center"/>
+        <w:rPr>
+          <w:b/>
+          <w:bCs/>
+        </w:rPr>
+      </w:pPr>
+    </w:p>
+    <w:p>
+      <w:pPr>
+        <w:ind w:firstLine="720"/>
+        <w:jc w:val="center"/>
+        <w:rPr>
+          <w:b/>
+          <w:bCs/>
+        </w:rPr>
+      </w:pPr>
+      <w:r>
+        <w:rPr>
+          <w:b/>
+          <w:bCs/>
+          <w:noProof/>
+        </w:rPr>
+        <w:lastRenderedPageBreak/>
+        <w:drawing>
+          <wp:inline distT="0" distB="0" distL="0" distR="0" wp14:anchorId="6F0C9A14" wp14:editId="517FE70D">
+            <wp:extent cx="4105848" cy="3343742"/>
+            <wp:effectExtent l="0" t="0" r="9525" b="9525"/>
+            <wp:docPr id="1098774256" name="Εικόνα 1"/>
+            <wp:cNvGraphicFramePr>
+              <a:graphicFrameLocks xmlns:a="http://schemas.openxmlformats.org/drawingml/2006/main" noChangeAspect="1"/>
+            </wp:cNvGraphicFramePr>
+            <a:graphic xmlns:a="http://schemas.openxmlformats.org/drawingml/2006/main">
+              <a:graphicData uri="http://schemas.openxmlformats.org/drawingml/2006/picture">
+                <pic:pic xmlns:pic="http://schemas.openxmlformats.org/drawingml/2006/picture">
+                  <pic:nvPicPr>
+                    <pic:cNvPr id="1098774256" name=""/>
+                    <pic:cNvPicPr/>
+                  </pic:nvPicPr>
+                  <pic:blipFill>
+                    <a:blip r:embed="rId10"/>
+                    <a:stretch>
+                      <a:fillRect/>
+                    </a:stretch>
+                  </pic:blipFill>
+                  <pic:spPr>
+                    <a:xfrm>
+                      <a:off x="0" y="0"/>
+                      <a:ext cx="4105848" cy="3343742"/>
+                    </a:xfrm>
+                    <a:prstGeom prst="rect">
+                      <a:avLst/>
+                    </a:prstGeom>
+                  </pic:spPr>
+                </pic:pic>
+              </a:graphicData>
+            </a:graphic>
+          </wp:inline>
+        </w:drawing>
+      </w:r>
+    </w:p>
+    <w:p>
+      <w:pPr>
+        <w:ind w:firstLine="720"/>
+        <w:jc w:val="center"/>
+        <w:rPr>
+          <w:b/>
+          <w:bCs/>
+        </w:rPr>
+      </w:pPr>
+      <w:r>
+        <w:rPr>
+          <w:b/>
+          <w:bCs/>
+        </w:rPr>
+        <w:t xml:space="preserve">(Comparison between block sizes for N = </w:t>
       </w:r>
       <m:oMath>
         <m:sSup>
@@ -2752,19 +2592,60 @@
               <w:rPr>
                 <w:rFonts w:ascii="Cambria Math" w:hAnsi="Cambria Math"/>
               </w:rPr>
-              <m:t>8</m:t>
+              <m:t>5</m:t>
             </m:r>
           </m:sup>
         </m:sSup>
       </m:oMath>
       <w:r>
-        <w:t xml:space="preserve">, </w:t>
-      </w:r>
-      <w:r>
-        <w:t>execution times vary more noticeably, while for N =</w:t>
-      </w:r>
-      <w:r>
+        <w:rPr>
+          <w:b/>
+          <w:bCs/>
+        </w:rPr>
+        <w:t>)</w:t>
+      </w:r>
+      <w:r>
+        <w:rPr>
+          <w:b/>
+          <w:bCs/>
+        </w:rPr>
         <w:t xml:space="preserve"> </w:t>
+      </w:r>
+    </w:p>
+    <w:p>
+      <w:pPr>
+        <w:ind w:firstLine="720"/>
+        <w:jc w:val="center"/>
+        <w:rPr>
+          <w:b/>
+          <w:bCs/>
+        </w:rPr>
+      </w:pPr>
+    </w:p>
+    <w:p>
+      <w:pPr>
+        <w:ind w:firstLine="720"/>
+      </w:pPr>
+    </w:p>
+    <w:p>
+      <w:pPr>
+        <w:ind w:firstLine="720"/>
+        <w:jc w:val="both"/>
+      </w:pPr>
+      <w:r>
+        <w:t xml:space="preserve">From the comparison of both graphs, it is </w:t>
+      </w:r>
+      <w:r>
+        <w:t>observable</w:t>
+      </w:r>
+      <w:r>
+        <w:t xml:space="preserve"> that block size has a stronger impact on performance for </w:t>
+      </w:r>
+      <w:r>
+        <w:t>smaller</w:t>
+      </w:r>
+      <w:r>
+        <w:t xml:space="preserve"> values of N. For N = </w:t>
       </w:r>
       <m:oMath>
         <m:sSup>
@@ -2798,6 +2679,54 @@
                 <w:rFonts w:ascii="Cambria Math" w:hAnsi="Cambria Math"/>
               </w:rPr>
               <m:t>5</m:t>
+            </m:r>
+          </m:sup>
+        </m:sSup>
+      </m:oMath>
+      <w:r>
+        <w:t xml:space="preserve">, </w:t>
+      </w:r>
+      <w:r>
+        <w:t xml:space="preserve">the difference between the worst case and the rest is way bigger </w:t>
+      </w:r>
+      <w:r>
+        <w:t>while for N =</w:t>
+      </w:r>
+      <w:r>
+        <w:t xml:space="preserve"> </w:t>
+      </w:r>
+      <m:oMath>
+        <m:sSup>
+          <m:sSupPr>
+            <m:ctrlPr>
+              <w:rPr>
+                <w:rFonts w:ascii="Cambria Math" w:hAnsi="Cambria Math"/>
+                <w:b/>
+                <w:bCs/>
+                <w:i/>
+              </w:rPr>
+            </m:ctrlPr>
+          </m:sSupPr>
+          <m:e>
+            <m:r>
+              <m:rPr>
+                <m:sty m:val="bi"/>
+              </m:rPr>
+              <w:rPr>
+                <w:rFonts w:ascii="Cambria Math" w:hAnsi="Cambria Math"/>
+              </w:rPr>
+              <m:t>10</m:t>
+            </m:r>
+          </m:e>
+          <m:sup>
+            <m:r>
+              <m:rPr>
+                <m:sty m:val="bi"/>
+              </m:rPr>
+              <w:rPr>
+                <w:rFonts w:ascii="Cambria Math" w:hAnsi="Cambria Math"/>
+              </w:rPr>
+              <m:t>8</m:t>
             </m:r>
           </m:sup>
         </m:sSup>
@@ -2812,71 +2741,14 @@
         </m:r>
       </m:oMath>
       <w:r>
-        <w:t>the results are more stable</w:t>
-      </w:r>
-      <w:r>
-        <w:t xml:space="preserve">, </w:t>
-      </w:r>
-      <w:r>
-        <w:t xml:space="preserve">except for the worst-performing </w:t>
-      </w:r>
-      <w:r>
-        <w:t>case of block size = 32</w:t>
-      </w:r>
-      <w:r>
-        <w:t>.</w:t>
+        <w:t xml:space="preserve">the </w:t>
+      </w:r>
+      <w:r>
+        <w:t>difference is much smaller but still very noticeable.</w:t>
       </w:r>
       <w:r>
         <w:t xml:space="preserve"> </w:t>
       </w:r>
-    </w:p>
-    <w:p>
-      <w:pPr>
-        <w:ind w:firstLine="720"/>
-        <w:jc w:val="both"/>
-      </w:pPr>
-    </w:p>
-    <w:p>
-      <w:pPr>
-        <w:ind w:firstLine="720"/>
-        <w:jc w:val="both"/>
-      </w:pPr>
-    </w:p>
-    <w:p>
-      <w:pPr>
-        <w:ind w:firstLine="720"/>
-        <w:jc w:val="both"/>
-      </w:pPr>
-    </w:p>
-    <w:p>
-      <w:pPr>
-        <w:ind w:firstLine="720"/>
-        <w:jc w:val="both"/>
-      </w:pPr>
-    </w:p>
-    <w:p>
-      <w:pPr>
-        <w:ind w:firstLine="720"/>
-        <w:jc w:val="both"/>
-      </w:pPr>
-    </w:p>
-    <w:p>
-      <w:pPr>
-        <w:ind w:firstLine="720"/>
-        <w:jc w:val="both"/>
-      </w:pPr>
-    </w:p>
-    <w:p>
-      <w:pPr>
-        <w:ind w:firstLine="720"/>
-        <w:jc w:val="both"/>
-      </w:pPr>
-    </w:p>
-    <w:p>
-      <w:pPr>
-        <w:ind w:firstLine="720"/>
-        <w:jc w:val="both"/>
-      </w:pPr>
     </w:p>
     <w:p>
       <w:pPr>
@@ -3014,7 +2886,7 @@
           </w:tcPr>
           <w:p>
             <w:r>
-              <w:t>0.585209</w:t>
+              <w:t>0.046362</w:t>
             </w:r>
           </w:p>
         </w:tc>
@@ -3036,7 +2908,7 @@
           </w:tcPr>
           <w:p>
             <w:r>
-              <w:t>0.526852</w:t>
+              <w:t>0.0243787</w:t>
             </w:r>
           </w:p>
         </w:tc>
@@ -3055,19 +2927,71 @@
         <w:tab/>
       </w:r>
       <w:r>
-        <w:t xml:space="preserve">According to the results, the case with the barrier active shows slightly faster execution time for N = 10^8, with a speedup of approximately 1.11x compared to the inactive barrier case. The difference is relatively small but still </w:t>
+        <w:t xml:space="preserve">According to the results, the case with the barrier active shows slightly faster execution time for N = </w:t>
+      </w:r>
+      <m:oMath>
+        <m:sSup>
+          <m:sSupPr>
+            <m:ctrlPr>
+              <w:rPr>
+                <w:rFonts w:ascii="Cambria Math" w:hAnsi="Cambria Math"/>
+                <w:i/>
+              </w:rPr>
+            </m:ctrlPr>
+          </m:sSupPr>
+          <m:e>
+            <m:r>
+              <w:rPr>
+                <w:rFonts w:ascii="Cambria Math" w:hAnsi="Cambria Math"/>
+              </w:rPr>
+              <m:t>10</m:t>
+            </m:r>
+          </m:e>
+          <m:sup>
+            <m:r>
+              <w:rPr>
+                <w:rFonts w:ascii="Cambria Math" w:hAnsi="Cambria Math"/>
+              </w:rPr>
+              <m:t>8</m:t>
+            </m:r>
+          </m:sup>
+        </m:sSup>
+      </m:oMath>
+      <w:r>
+        <w:t>,</w:t>
+      </w:r>
+      <w:r>
+        <w:t xml:space="preserve"> with a speedup of approximately </w:t>
+      </w:r>
+      <w:r>
+        <w:rPr>
+          <w:b/>
+          <w:bCs/>
+        </w:rPr>
+        <w:t>1.</w:t>
+      </w:r>
+      <w:r>
+        <w:rPr>
+          <w:b/>
+          <w:bCs/>
+        </w:rPr>
+        <w:t>9</w:t>
+      </w:r>
+      <w:r>
+        <w:rPr>
+          <w:b/>
+          <w:bCs/>
+        </w:rPr>
+        <w:t>x</w:t>
+      </w:r>
+      <w:r>
+        <w:t xml:space="preserve"> compared to the inactive barrier case. The difference is relatively small but still </w:t>
       </w:r>
       <w:r>
         <w:t>noticeable</w:t>
       </w:r>
       <w:r>
-        <w:t>. This</w:t>
-      </w:r>
-      <w:r>
-        <w:t xml:space="preserve"> happens because the barrier makes all threads in a block wait until they finish their work before continuing. In this way, the work inside each block is better synchronized before writing results to global memory</w:t>
-      </w:r>
-      <w:r>
-        <w:t xml:space="preserve">, </w:t>
+        <w:t xml:space="preserve">. This happens because the barrier makes all threads in a block wait until they finish their work before continuing. In this way, the work inside each block is better synchronized before writing results to global memory, </w:t>
       </w:r>
       <w:r>
         <w:t xml:space="preserve">in this case at the </w:t>
@@ -3199,7 +3123,7 @@
           </w:tcPr>
           <w:p>
             <w:r>
-              <w:t>0.0013327</w:t>
+              <w:t>0.0003624</w:t>
             </w:r>
           </w:p>
         </w:tc>
@@ -3221,7 +3145,7 @@
           </w:tcPr>
           <w:p>
             <w:r>
-              <w:t>0.0006022</w:t>
+              <w:t>6.11e-05</w:t>
             </w:r>
           </w:p>
         </w:tc>
@@ -3229,11 +3153,6 @@
     </w:tbl>
     <w:p/>
     <w:p>
-      <w:pPr>
-        <w:rPr>
-          <w:lang w:val="el-GR"/>
-        </w:rPr>
-      </w:pPr>
       <w:r>
         <w:tab/>
         <w:t xml:space="preserve">For the same reason as the case of </w:t>
@@ -3270,18 +3189,56 @@
         </m:sSup>
       </m:oMath>
       <w:r>
-        <w:t>, having an active barrier makes the algorithm more efficient. The difference here is the speedup where the active barrier case is 2.21x faster.</w:t>
+        <w:t xml:space="preserve">, having an active barrier makes </w:t>
+      </w:r>
+      <w:r>
+        <w:lastRenderedPageBreak/>
+        <w:t>the algorithm more efficient. The difference here is the speedup where the active barrier case is</w:t>
+      </w:r>
+      <w:r>
+        <w:t xml:space="preserve"> </w:t>
+      </w:r>
+      <w:proofErr w:type="spellStart"/>
+      <w:r>
+        <w:t>approximently</w:t>
+      </w:r>
+      <w:proofErr w:type="spellEnd"/>
+      <w:r>
+        <w:t xml:space="preserve"> </w:t>
+      </w:r>
+      <w:r>
+        <w:rPr>
+          <w:b/>
+          <w:bCs/>
+        </w:rPr>
+        <w:t>7</w:t>
+      </w:r>
+      <w:r>
+        <w:rPr>
+          <w:b/>
+          <w:bCs/>
+        </w:rPr>
+        <w:t>x faster</w:t>
+      </w:r>
+      <w:r>
+        <w:t>.</w:t>
       </w:r>
     </w:p>
     <w:p/>
     <w:p/>
     <w:p>
-      <w:r>
+      <w:pPr>
+        <w:jc w:val="center"/>
+      </w:pPr>
+      <w:r>
+        <w:rPr>
+          <w:noProof/>
+        </w:rPr>
         <w:drawing>
-          <wp:inline distT="0" distB="0" distL="0" distR="0" wp14:anchorId="66CC1152" wp14:editId="484A3B63">
-            <wp:extent cx="5274310" cy="2399665"/>
-            <wp:effectExtent l="0" t="0" r="2540" b="635"/>
-            <wp:docPr id="1611640849" name="Εικόνα 1"/>
+          <wp:inline distT="0" distB="0" distL="0" distR="0" wp14:anchorId="3A31C343" wp14:editId="28A12ADB">
+            <wp:extent cx="5274310" cy="2435860"/>
+            <wp:effectExtent l="0" t="0" r="2540" b="2540"/>
+            <wp:docPr id="1729055724" name="Εικόνα 1"/>
             <wp:cNvGraphicFramePr>
               <a:graphicFrameLocks xmlns:a="http://schemas.openxmlformats.org/drawingml/2006/main" noChangeAspect="1"/>
             </wp:cNvGraphicFramePr>
@@ -3289,11 +3246,11 @@
               <a:graphicData uri="http://schemas.openxmlformats.org/drawingml/2006/picture">
                 <pic:pic xmlns:pic="http://schemas.openxmlformats.org/drawingml/2006/picture">
                   <pic:nvPicPr>
-                    <pic:cNvPr id="1611640849" name=""/>
+                    <pic:cNvPr id="1729055724" name=""/>
                     <pic:cNvPicPr/>
                   </pic:nvPicPr>
                   <pic:blipFill>
-                    <a:blip r:embed="rId10"/>
+                    <a:blip r:embed="rId11"/>
                     <a:stretch>
                       <a:fillRect/>
                     </a:stretch>
@@ -3301,7 +3258,7 @@
                   <pic:spPr>
                     <a:xfrm>
                       <a:off x="0" y="0"/>
-                      <a:ext cx="5274310" cy="2399665"/>
+                      <a:ext cx="5274310" cy="2435860"/>
                     </a:xfrm>
                     <a:prstGeom prst="rect">
                       <a:avLst/>
@@ -3346,9 +3303,6 @@
     </w:p>
     <w:p>
       <w:r>
-        <w:rPr>
-          <w:lang w:val="el-GR"/>
-        </w:rPr>
         <w:tab/>
       </w:r>
     </w:p>
@@ -3366,7 +3320,6 @@
           <w:sz w:val="22"/>
           <w:szCs w:val="22"/>
         </w:rPr>
-        <w:lastRenderedPageBreak/>
         <w:t xml:space="preserve">From the graphs we can clearly observe the difference in execution time between the two cases. For </w:t>
       </w:r>
       <w:r>
@@ -3538,7 +3491,7 @@
           </w:tcPr>
           <w:p>
             <w:r>
-              <w:t>0.579726</w:t>
+              <w:t>0.0458887</w:t>
             </w:r>
           </w:p>
         </w:tc>
@@ -3560,7 +3513,7 @@
           </w:tcPr>
           <w:p>
             <w:r>
-              <w:t>0.563278</w:t>
+              <w:t>0.0465289</w:t>
             </w:r>
           </w:p>
         </w:tc>
@@ -3582,27 +3535,140 @@
           </w:tcPr>
           <w:p>
             <w:r>
-              <w:t>0.552382</w:t>
+              <w:t>0.0477389</w:t>
             </w:r>
           </w:p>
         </w:tc>
       </w:tr>
     </w:tbl>
     <w:p/>
-    <w:p/>
-    <w:p/>
-    <w:p>
-      <w:pPr>
-        <w:rPr>
-          <w:b/>
-          <w:bCs/>
-        </w:rPr>
-      </w:pPr>
-      <w:r>
-        <w:rPr>
-          <w:b/>
-          <w:bCs/>
-        </w:rPr>
+    <w:p>
+      <w:pPr>
+        <w:rPr>
+          <w:lang w:val="el-GR"/>
+        </w:rPr>
+      </w:pPr>
+    </w:p>
+    <w:p>
+      <w:pPr>
+        <w:jc w:val="both"/>
+        <w:rPr>
+          <w:rFonts w:asciiTheme="minorHAnsi" w:hAnsiTheme="minorHAnsi"/>
+        </w:rPr>
+      </w:pPr>
+      <w:r>
+        <w:rPr>
+          <w:rFonts w:asciiTheme="minorHAnsi" w:hAnsiTheme="minorHAnsi"/>
+        </w:rPr>
+        <w:tab/>
+      </w:r>
+      <w:r>
+        <w:rPr>
+          <w:rFonts w:asciiTheme="minorHAnsi" w:hAnsiTheme="minorHAnsi"/>
+        </w:rPr>
+        <w:t xml:space="preserve">For large N, all three memory models have almost the same execution times (between 0.045 and 0.047 seconds). The Registers case is slightly faster than the Global Memory case because it uses the GPU's fastest internal storage (registers). On the other hand, the Shared Memory model is slightly slower (0.0477 seconds). This happens because, with a huge workload of </w:t>
+      </w:r>
+      <m:oMath>
+        <m:sSup>
+          <m:sSupPr>
+            <m:ctrlPr>
+              <w:rPr>
+                <w:rFonts w:ascii="Cambria Math" w:hAnsi="Cambria Math"/>
+                <w:b/>
+                <w:bCs/>
+                <w:i/>
+              </w:rPr>
+            </m:ctrlPr>
+          </m:sSupPr>
+          <m:e>
+            <m:r>
+              <m:rPr>
+                <m:sty m:val="bi"/>
+              </m:rPr>
+              <w:rPr>
+                <w:rFonts w:ascii="Cambria Math" w:hAnsi="Cambria Math"/>
+              </w:rPr>
+              <m:t>10</m:t>
+            </m:r>
+          </m:e>
+          <m:sup>
+            <m:r>
+              <m:rPr>
+                <m:sty m:val="bi"/>
+              </m:rPr>
+              <w:rPr>
+                <w:rFonts w:ascii="Cambria Math" w:hAnsi="Cambria Math"/>
+              </w:rPr>
+              <m:t>8</m:t>
+            </m:r>
+          </m:sup>
+        </m:sSup>
+        <m:r>
+          <m:rPr>
+            <m:sty m:val="bi"/>
+          </m:rPr>
+          <w:rPr>
+            <w:rFonts w:ascii="Cambria Math" w:hAnsi="Cambria Math"/>
+          </w:rPr>
+          <m:t xml:space="preserve"> </m:t>
+        </m:r>
+      </m:oMath>
+      <w:r>
+        <w:rPr>
+          <w:rFonts w:asciiTheme="minorHAnsi" w:hAnsiTheme="minorHAnsi"/>
+        </w:rPr>
+        <w:t>elements, the threads must stop and wait for each other constantly using __</w:t>
+      </w:r>
+      <w:proofErr w:type="gramStart"/>
+      <w:r>
+        <w:rPr>
+          <w:rFonts w:asciiTheme="minorHAnsi" w:hAnsiTheme="minorHAnsi"/>
+        </w:rPr>
+        <w:t>syncthreads(</w:t>
+      </w:r>
+      <w:proofErr w:type="gramEnd"/>
+      <w:r>
+        <w:rPr>
+          <w:rFonts w:asciiTheme="minorHAnsi" w:hAnsiTheme="minorHAnsi"/>
+        </w:rPr>
+        <w:t>). This waiting time (synchronization overhead) creates small delays in the hardware, which wastes more time than what we save by using the fast shared memory.</w:t>
+      </w:r>
+    </w:p>
+    <w:p>
+      <w:pPr>
+        <w:jc w:val="both"/>
+        <w:rPr>
+          <w:rFonts w:asciiTheme="minorHAnsi" w:hAnsiTheme="minorHAnsi"/>
+        </w:rPr>
+      </w:pPr>
+    </w:p>
+    <w:p>
+      <w:pPr>
+        <w:rPr>
+          <w:rFonts w:asciiTheme="minorHAnsi" w:hAnsiTheme="minorHAnsi"/>
+        </w:rPr>
+      </w:pPr>
+    </w:p>
+    <w:p>
+      <w:pPr>
+        <w:rPr>
+          <w:rFonts w:asciiTheme="minorHAnsi" w:hAnsiTheme="minorHAnsi"/>
+        </w:rPr>
+      </w:pPr>
+    </w:p>
+    <w:p>
+      <w:pPr>
+        <w:rPr>
+          <w:b/>
+          <w:bCs/>
+        </w:rPr>
+      </w:pPr>
+      <w:r>
+        <w:rPr>
+          <w:b/>
+          <w:bCs/>
+        </w:rPr>
+        <w:lastRenderedPageBreak/>
         <w:t xml:space="preserve">N = </w:t>
       </w:r>
       <m:oMath>
@@ -3713,7 +3779,7 @@
           </w:tcPr>
           <w:p>
             <w:r>
-              <w:t>0.0010704</w:t>
+              <w:t>0.0003722</w:t>
             </w:r>
           </w:p>
         </w:tc>
@@ -3735,7 +3801,7 @@
           </w:tcPr>
           <w:p>
             <w:r>
-              <w:t>0.0010199</w:t>
+              <w:t>0.0004093</w:t>
             </w:r>
           </w:p>
         </w:tc>
@@ -3757,22 +3823,38 @@
           </w:tcPr>
           <w:p>
             <w:r>
-              <w:t>0.0010658</w:t>
+              <w:t>0.0003613</w:t>
             </w:r>
           </w:p>
         </w:tc>
       </w:tr>
     </w:tbl>
+    <w:p>
+      <w:pPr>
+        <w:rPr>
+          <w:lang w:val="el-GR"/>
+        </w:rPr>
+      </w:pPr>
+    </w:p>
+    <w:p>
+      <w:pPr>
+        <w:ind w:firstLine="720"/>
+      </w:pPr>
+      <w:r>
+        <w:t>For small N, the execution times are much lower because the workload is smaller. In this case, the Shared Memory model is the fastest (0.0003613 seconds). This happens because it does the heavy addition work inside the GPU's ultra-fast internal memory and writes only 1 final number per block to the main memory. On the other hand, the Registers and Global Memory cases are slightly slower because they don't do this internal reduction. Instead, they are forced to make many separate write operations directly to the main memory, which creates more data traffic and slows them down.</w:t>
+      </w:r>
+    </w:p>
     <w:p/>
-    <w:p/>
-    <w:p/>
-    <w:p>
-      <w:r>
+    <w:p>
+      <w:r>
+        <w:rPr>
+          <w:noProof/>
+        </w:rPr>
         <w:drawing>
-          <wp:inline distT="0" distB="0" distL="0" distR="0" wp14:anchorId="76095968" wp14:editId="31CC5F82">
-            <wp:extent cx="5274310" cy="2416175"/>
-            <wp:effectExtent l="0" t="0" r="2540" b="3175"/>
-            <wp:docPr id="865180159" name="Εικόνα 1"/>
+          <wp:inline distT="0" distB="0" distL="0" distR="0" wp14:anchorId="1BBF8CB1" wp14:editId="4C6414BA">
+            <wp:extent cx="5274310" cy="2442845"/>
+            <wp:effectExtent l="0" t="0" r="2540" b="0"/>
+            <wp:docPr id="711454503" name="Εικόνα 1"/>
             <wp:cNvGraphicFramePr>
               <a:graphicFrameLocks xmlns:a="http://schemas.openxmlformats.org/drawingml/2006/main" noChangeAspect="1"/>
             </wp:cNvGraphicFramePr>
@@ -3780,11 +3862,11 @@
               <a:graphicData uri="http://schemas.openxmlformats.org/drawingml/2006/picture">
                 <pic:pic xmlns:pic="http://schemas.openxmlformats.org/drawingml/2006/picture">
                   <pic:nvPicPr>
-                    <pic:cNvPr id="865180159" name=""/>
+                    <pic:cNvPr id="711454503" name=""/>
                     <pic:cNvPicPr/>
                   </pic:nvPicPr>
                   <pic:blipFill>
-                    <a:blip r:embed="rId11"/>
+                    <a:blip r:embed="rId12"/>
                     <a:stretch>
                       <a:fillRect/>
                     </a:stretch>
@@ -3792,7 +3874,7 @@
                   <pic:spPr>
                     <a:xfrm>
                       <a:off x="0" y="0"/>
-                      <a:ext cx="5274310" cy="2416175"/>
+                      <a:ext cx="5274310" cy="2442845"/>
                     </a:xfrm>
                     <a:prstGeom prst="rect">
                       <a:avLst/>
@@ -3805,6 +3887,7 @@
         </w:drawing>
       </w:r>
     </w:p>
+    <w:p/>
     <w:p>
       <w:pPr>
         <w:jc w:val="center"/>
@@ -3836,6 +3919,2332 @@
       </w:r>
     </w:p>
     <w:p/>
+    <w:p>
+      <w:r>
+        <w:tab/>
+        <w:t xml:space="preserve">According to the graphs, it is also obvious that execution times do not differ that much across all different memory </w:t>
+      </w:r>
+      <w:proofErr w:type="gramStart"/>
+      <w:r>
+        <w:t>models .</w:t>
+      </w:r>
+      <w:proofErr w:type="gramEnd"/>
+      <w:r>
+        <w:t xml:space="preserve"> They are slightly less stable as N is lower. As a result, we can say that memory models’ execution times are more stable as N is getting larger</w:t>
+      </w:r>
+    </w:p>
+    <w:p>
+      <w:pPr>
+        <w:pStyle w:val="1"/>
+      </w:pPr>
+      <w:r>
+        <w:t>OpenCL</w:t>
+      </w:r>
+      <w:r>
+        <w:t>-GPU</w:t>
+      </w:r>
+    </w:p>
+    <w:p>
+      <w:pPr>
+        <w:pStyle w:val="2"/>
+      </w:pPr>
+      <w:r>
+        <w:t>C</w:t>
+      </w:r>
+      <w:r>
+        <w:t>la</w:t>
+      </w:r>
+      <w:r>
+        <w:t>s</w:t>
+      </w:r>
+      <w:r>
+        <w:t>sifications</w:t>
+      </w:r>
+    </w:p>
+    <w:p/>
+    <w:p>
+      <w:pPr>
+        <w:pStyle w:val="a6"/>
+        <w:numPr>
+          <w:ilvl w:val="0"/>
+          <w:numId w:val="2"/>
+        </w:numPr>
+      </w:pPr>
+      <w:r>
+        <w:t xml:space="preserve">The GPU that these experiments are being operated on is </w:t>
+      </w:r>
+      <w:r>
+        <w:rPr>
+          <w:b/>
+          <w:bCs/>
+        </w:rPr>
+        <w:t>Intel(R) UHD Graphics 620</w:t>
+      </w:r>
+      <w:r>
+        <w:rPr>
+          <w:b/>
+          <w:bCs/>
+        </w:rPr>
+        <w:t xml:space="preserve">. </w:t>
+      </w:r>
+      <w:r>
+        <w:t xml:space="preserve">The PC crashes when the algorithm is running for N &gt; </w:t>
+      </w:r>
+      <m:oMath>
+        <m:sSup>
+          <m:sSupPr>
+            <m:ctrlPr>
+              <w:rPr>
+                <w:rFonts w:ascii="Cambria Math" w:hAnsi="Cambria Math"/>
+                <w:i/>
+              </w:rPr>
+            </m:ctrlPr>
+          </m:sSupPr>
+          <m:e>
+            <m:r>
+              <w:rPr>
+                <w:rFonts w:ascii="Cambria Math" w:hAnsi="Cambria Math"/>
+              </w:rPr>
+              <m:t>10</m:t>
+            </m:r>
+          </m:e>
+          <m:sup>
+            <m:r>
+              <w:rPr>
+                <w:rFonts w:ascii="Cambria Math" w:hAnsi="Cambria Math"/>
+              </w:rPr>
+              <m:t>8</m:t>
+            </m:r>
+          </m:sup>
+        </m:sSup>
+      </m:oMath>
+      <w:r>
+        <w:t>.</w:t>
+      </w:r>
+      <w:r>
+        <w:t xml:space="preserve"> </w:t>
+      </w:r>
+      <w:r>
+        <w:t xml:space="preserve">It is worth mentioning that for N = </w:t>
+      </w:r>
+      <m:oMath>
+        <m:sSup>
+          <m:sSupPr>
+            <m:ctrlPr>
+              <w:rPr>
+                <w:rFonts w:ascii="Cambria Math" w:hAnsi="Cambria Math"/>
+                <w:i/>
+              </w:rPr>
+            </m:ctrlPr>
+          </m:sSupPr>
+          <m:e>
+            <m:r>
+              <w:rPr>
+                <w:rFonts w:ascii="Cambria Math" w:hAnsi="Cambria Math"/>
+              </w:rPr>
+              <m:t>10</m:t>
+            </m:r>
+          </m:e>
+          <m:sup>
+            <m:r>
+              <w:rPr>
+                <w:rFonts w:ascii="Cambria Math" w:hAnsi="Cambria Math"/>
+              </w:rPr>
+              <m:t>2</m:t>
+            </m:r>
+          </m:sup>
+        </m:sSup>
+      </m:oMath>
+      <w:r>
+        <w:t xml:space="preserve"> the integral result was </w:t>
+      </w:r>
+      <w:r>
+        <w:t>333.35</w:t>
+      </w:r>
+      <w:r>
+        <w:t xml:space="preserve"> which is very close to the actual result of 333.333. Also, for </w:t>
+      </w:r>
+      <m:oMath>
+        <m:sSup>
+          <m:sSupPr>
+            <m:ctrlPr>
+              <w:rPr>
+                <w:rFonts w:ascii="Cambria Math" w:hAnsi="Cambria Math"/>
+                <w:i/>
+              </w:rPr>
+            </m:ctrlPr>
+          </m:sSupPr>
+          <m:e>
+            <m:r>
+              <w:rPr>
+                <w:rFonts w:ascii="Cambria Math" w:hAnsi="Cambria Math"/>
+              </w:rPr>
+              <m:t>10</m:t>
+            </m:r>
+          </m:e>
+          <m:sup>
+            <m:r>
+              <w:rPr>
+                <w:rFonts w:ascii="Cambria Math" w:hAnsi="Cambria Math"/>
+              </w:rPr>
+              <m:t>3</m:t>
+            </m:r>
+          </m:sup>
+        </m:sSup>
+      </m:oMath>
+      <w:r>
+        <w:t xml:space="preserve"> the result is 333.334 which is even closer to the actual result, but the execution times are very low for both cases (e.g. 5</w:t>
+      </w:r>
+      <w:r>
+        <w:t>.3</w:t>
+      </w:r>
+      <w:r>
+        <w:t>4</w:t>
+      </w:r>
+      <w:r>
+        <w:t>e-0</w:t>
+      </w:r>
+      <w:r>
+        <w:t xml:space="preserve">8 seconds) and hard to make observations out of. As a result, the experiments are taking place with </w:t>
+      </w:r>
+      <w:r>
+        <w:rPr>
+          <w:b/>
+          <w:bCs/>
+        </w:rPr>
+        <w:t xml:space="preserve">N = </w:t>
+      </w:r>
+      <m:oMath>
+        <m:sSup>
+          <m:sSupPr>
+            <m:ctrlPr>
+              <w:rPr>
+                <w:rFonts w:ascii="Cambria Math" w:hAnsi="Cambria Math"/>
+                <w:b/>
+                <w:bCs/>
+                <w:i/>
+              </w:rPr>
+            </m:ctrlPr>
+          </m:sSupPr>
+          <m:e>
+            <m:r>
+              <m:rPr>
+                <m:sty m:val="bi"/>
+              </m:rPr>
+              <w:rPr>
+                <w:rFonts w:ascii="Cambria Math" w:hAnsi="Cambria Math"/>
+              </w:rPr>
+              <m:t>10</m:t>
+            </m:r>
+          </m:e>
+          <m:sup>
+            <m:r>
+              <m:rPr>
+                <m:sty m:val="bi"/>
+              </m:rPr>
+              <w:rPr>
+                <w:rFonts w:ascii="Cambria Math" w:hAnsi="Cambria Math"/>
+              </w:rPr>
+              <m:t>8</m:t>
+            </m:r>
+          </m:sup>
+        </m:sSup>
+      </m:oMath>
+      <w:r>
+        <w:t xml:space="preserve"> and </w:t>
+      </w:r>
+      <w:r>
+        <w:rPr>
+          <w:b/>
+          <w:bCs/>
+        </w:rPr>
+        <w:t xml:space="preserve">N = </w:t>
+      </w:r>
+      <m:oMath>
+        <m:sSup>
+          <m:sSupPr>
+            <m:ctrlPr>
+              <w:rPr>
+                <w:rFonts w:ascii="Cambria Math" w:hAnsi="Cambria Math"/>
+                <w:b/>
+                <w:bCs/>
+                <w:i/>
+              </w:rPr>
+            </m:ctrlPr>
+          </m:sSupPr>
+          <m:e>
+            <m:r>
+              <m:rPr>
+                <m:sty m:val="bi"/>
+              </m:rPr>
+              <w:rPr>
+                <w:rFonts w:ascii="Cambria Math" w:hAnsi="Cambria Math"/>
+              </w:rPr>
+              <m:t>10</m:t>
+            </m:r>
+          </m:e>
+          <m:sup>
+            <m:r>
+              <m:rPr>
+                <m:sty m:val="bi"/>
+              </m:rPr>
+              <w:rPr>
+                <w:rFonts w:ascii="Cambria Math" w:hAnsi="Cambria Math"/>
+              </w:rPr>
+              <m:t>5</m:t>
+            </m:r>
+          </m:sup>
+        </m:sSup>
+      </m:oMath>
+      <w:r>
+        <w:t xml:space="preserve"> where execution times are easier to deal with and can make clear observations.</w:t>
+      </w:r>
+    </w:p>
+    <w:p>
+      <w:pPr>
+        <w:pStyle w:val="2"/>
+      </w:pPr>
+      <w:r>
+        <w:lastRenderedPageBreak/>
+        <w:t>Workload Distribution experiment</w:t>
+      </w:r>
+    </w:p>
+    <w:p/>
+    <w:p>
+      <w:pPr>
+        <w:rPr>
+          <w:b/>
+          <w:bCs/>
+        </w:rPr>
+      </w:pPr>
+      <w:r>
+        <w:rPr>
+          <w:b/>
+          <w:bCs/>
+        </w:rPr>
+        <w:t xml:space="preserve">N = </w:t>
+      </w:r>
+      <m:oMath>
+        <m:sSup>
+          <m:sSupPr>
+            <m:ctrlPr>
+              <w:rPr>
+                <w:rFonts w:ascii="Cambria Math" w:hAnsi="Cambria Math"/>
+                <w:b/>
+                <w:bCs/>
+                <w:i/>
+              </w:rPr>
+            </m:ctrlPr>
+          </m:sSupPr>
+          <m:e>
+            <m:r>
+              <m:rPr>
+                <m:sty m:val="bi"/>
+              </m:rPr>
+              <w:rPr>
+                <w:rFonts w:ascii="Cambria Math" w:hAnsi="Cambria Math"/>
+              </w:rPr>
+              <m:t>10</m:t>
+            </m:r>
+          </m:e>
+          <m:sup>
+            <m:r>
+              <m:rPr>
+                <m:sty m:val="bi"/>
+              </m:rPr>
+              <w:rPr>
+                <w:rFonts w:ascii="Cambria Math" w:hAnsi="Cambria Math"/>
+              </w:rPr>
+              <m:t>8</m:t>
+            </m:r>
+          </m:sup>
+        </m:sSup>
+      </m:oMath>
+    </w:p>
+    <w:p>
+      <w:pPr>
+        <w:rPr>
+          <w:b/>
+          <w:bCs/>
+        </w:rPr>
+      </w:pPr>
+      <w:r>
+        <w:rPr>
+          <w:b/>
+          <w:bCs/>
+        </w:rPr>
+        <w:t>Result = 333.333</w:t>
+      </w:r>
+    </w:p>
+    <w:p/>
+    <w:tbl>
+      <w:tblPr>
+        <w:tblStyle w:val="ac"/>
+        <w:tblW w:w="0" w:type="auto"/>
+        <w:tblLook w:val="04A0" w:firstRow="1" w:lastRow="0" w:firstColumn="1" w:lastColumn="0" w:noHBand="0" w:noVBand="1"/>
+      </w:tblPr>
+      <w:tblGrid>
+        <w:gridCol w:w="4148"/>
+        <w:gridCol w:w="4148"/>
+      </w:tblGrid>
+      <w:tr>
+        <w:tc>
+          <w:tcPr>
+            <w:tcW w:w="4148" w:type="dxa"/>
+          </w:tcPr>
+          <w:p>
+            <w:r>
+              <w:t>Distribution</w:t>
+            </w:r>
+          </w:p>
+        </w:tc>
+        <w:tc>
+          <w:tcPr>
+            <w:tcW w:w="4148" w:type="dxa"/>
+          </w:tcPr>
+          <w:p>
+            <w:r>
+              <w:t>Avg Time of Execution</w:t>
+            </w:r>
+          </w:p>
+        </w:tc>
+      </w:tr>
+      <w:tr>
+        <w:tc>
+          <w:tcPr>
+            <w:tcW w:w="4148" w:type="dxa"/>
+          </w:tcPr>
+          <w:p>
+            <w:r>
+              <w:t>1 element per thread</w:t>
+            </w:r>
+          </w:p>
+        </w:tc>
+        <w:tc>
+          <w:tcPr>
+            <w:tcW w:w="4148" w:type="dxa"/>
+          </w:tcPr>
+          <w:p>
+            <w:r>
+              <w:t>0.21275</w:t>
+            </w:r>
+          </w:p>
+        </w:tc>
+      </w:tr>
+      <w:tr>
+        <w:trPr>
+          <w:trHeight w:val="143"/>
+        </w:trPr>
+        <w:tc>
+          <w:tcPr>
+            <w:tcW w:w="4148" w:type="dxa"/>
+          </w:tcPr>
+          <w:p>
+            <w:r>
+              <w:t>Multiple elements per thread</w:t>
+            </w:r>
+          </w:p>
+        </w:tc>
+        <w:tc>
+          <w:tcPr>
+            <w:tcW w:w="4148" w:type="dxa"/>
+          </w:tcPr>
+          <w:p>
+            <w:r>
+              <w:t>0.0496492</w:t>
+            </w:r>
+          </w:p>
+        </w:tc>
+      </w:tr>
+    </w:tbl>
+    <w:p/>
+    <w:p>
+      <w:pPr>
+        <w:ind w:firstLine="720"/>
+        <w:jc w:val="both"/>
+      </w:pPr>
+      <w:r>
+        <w:t>According to t</w:t>
+      </w:r>
+      <w:r>
+        <w:t>he</w:t>
+      </w:r>
+      <w:r>
+        <w:t xml:space="preserve"> results, the</w:t>
+      </w:r>
+      <w:r>
+        <w:t xml:space="preserve"> distribution that allows each thread to process multiple elements is </w:t>
+      </w:r>
+      <w:r>
+        <w:t xml:space="preserve">much </w:t>
+      </w:r>
+      <w:r>
+        <w:t xml:space="preserve">more efficient than assigning one element per thread, achieving a </w:t>
+      </w:r>
+      <w:r>
+        <w:rPr>
+          <w:b/>
+          <w:bCs/>
+        </w:rPr>
+        <w:t>speedup</w:t>
+      </w:r>
+      <w:r>
+        <w:t xml:space="preserve"> of approximately </w:t>
+      </w:r>
+      <w:r>
+        <w:rPr>
+          <w:b/>
+          <w:bCs/>
+        </w:rPr>
+        <w:t>4.285x</w:t>
+      </w:r>
+      <w:r>
+        <w:t>. This improvement occurs because each thread performs more useful computation, reducing thread management overhead and improving overall GPU utilization. As a result, computational resources are used more effectively, leading to better overall performance.</w:t>
+      </w:r>
+    </w:p>
+    <w:p>
+      <w:pPr>
+        <w:ind w:firstLine="720"/>
+        <w:jc w:val="both"/>
+      </w:pPr>
+    </w:p>
+    <w:p>
+      <w:pPr>
+        <w:rPr>
+          <w:b/>
+          <w:bCs/>
+          <w:lang w:val="el-GR"/>
+        </w:rPr>
+      </w:pPr>
+      <w:r>
+        <w:rPr>
+          <w:b/>
+          <w:bCs/>
+        </w:rPr>
+        <w:t xml:space="preserve">N = </w:t>
+      </w:r>
+      <m:oMath>
+        <m:sSup>
+          <m:sSupPr>
+            <m:ctrlPr>
+              <w:rPr>
+                <w:rFonts w:ascii="Cambria Math" w:hAnsi="Cambria Math"/>
+                <w:b/>
+                <w:bCs/>
+                <w:i/>
+              </w:rPr>
+            </m:ctrlPr>
+          </m:sSupPr>
+          <m:e>
+            <m:r>
+              <m:rPr>
+                <m:sty m:val="bi"/>
+              </m:rPr>
+              <w:rPr>
+                <w:rFonts w:ascii="Cambria Math" w:hAnsi="Cambria Math"/>
+              </w:rPr>
+              <m:t>10</m:t>
+            </m:r>
+          </m:e>
+          <m:sup>
+            <m:r>
+              <m:rPr>
+                <m:sty m:val="bi"/>
+              </m:rPr>
+              <w:rPr>
+                <w:rFonts w:ascii="Cambria Math" w:hAnsi="Cambria Math"/>
+              </w:rPr>
+              <m:t>5</m:t>
+            </m:r>
+          </m:sup>
+        </m:sSup>
+      </m:oMath>
+    </w:p>
+    <w:p>
+      <w:pPr>
+        <w:rPr>
+          <w:b/>
+          <w:bCs/>
+        </w:rPr>
+      </w:pPr>
+      <w:r>
+        <w:rPr>
+          <w:b/>
+          <w:bCs/>
+        </w:rPr>
+        <w:t>Result = 333.333</w:t>
+      </w:r>
+    </w:p>
+    <w:p/>
+    <w:tbl>
+      <w:tblPr>
+        <w:tblStyle w:val="ac"/>
+        <w:tblW w:w="0" w:type="auto"/>
+        <w:tblLook w:val="04A0" w:firstRow="1" w:lastRow="0" w:firstColumn="1" w:lastColumn="0" w:noHBand="0" w:noVBand="1"/>
+      </w:tblPr>
+      <w:tblGrid>
+        <w:gridCol w:w="4148"/>
+        <w:gridCol w:w="4148"/>
+      </w:tblGrid>
+      <w:tr>
+        <w:tc>
+          <w:tcPr>
+            <w:tcW w:w="4148" w:type="dxa"/>
+          </w:tcPr>
+          <w:p>
+            <w:r>
+              <w:t>Distribution</w:t>
+            </w:r>
+          </w:p>
+        </w:tc>
+        <w:tc>
+          <w:tcPr>
+            <w:tcW w:w="4148" w:type="dxa"/>
+          </w:tcPr>
+          <w:p>
+            <w:r>
+              <w:t>Avg Time of Execution</w:t>
+            </w:r>
+          </w:p>
+        </w:tc>
+      </w:tr>
+      <w:tr>
+        <w:tc>
+          <w:tcPr>
+            <w:tcW w:w="4148" w:type="dxa"/>
+          </w:tcPr>
+          <w:p>
+            <w:r>
+              <w:t>1 element per thread</w:t>
+            </w:r>
+          </w:p>
+        </w:tc>
+        <w:tc>
+          <w:tcPr>
+            <w:tcW w:w="4148" w:type="dxa"/>
+          </w:tcPr>
+          <w:p>
+            <w:r>
+              <w:t>0.0016729</w:t>
+            </w:r>
+          </w:p>
+        </w:tc>
+      </w:tr>
+      <w:tr>
+        <w:tc>
+          <w:tcPr>
+            <w:tcW w:w="4148" w:type="dxa"/>
+          </w:tcPr>
+          <w:p>
+            <w:r>
+              <w:t>Multiple elements per thread</w:t>
+            </w:r>
+          </w:p>
+        </w:tc>
+        <w:tc>
+          <w:tcPr>
+            <w:tcW w:w="4148" w:type="dxa"/>
+          </w:tcPr>
+          <w:p>
+            <w:r>
+              <w:t>0.037384</w:t>
+            </w:r>
+          </w:p>
+        </w:tc>
+      </w:tr>
+    </w:tbl>
+    <w:p/>
+    <w:p>
+      <w:pPr>
+        <w:jc w:val="both"/>
+      </w:pPr>
+      <w:r>
+        <w:tab/>
+        <w:t xml:space="preserve">On the other hand, we can see that with lower N, using the 1 element per thread distribution is </w:t>
+      </w:r>
+      <w:r>
+        <w:rPr>
+          <w:b/>
+          <w:bCs/>
+        </w:rPr>
+        <w:t>22.35</w:t>
+      </w:r>
+      <w:r>
+        <w:t xml:space="preserve"> times faster than the other case. This is logical as with lower N the impact initializing the loop boundaries at every single iteration step has more impact as work is much less.</w:t>
+      </w:r>
+    </w:p>
+    <w:p>
+      <w:pPr>
+        <w:jc w:val="both"/>
+      </w:pPr>
+    </w:p>
+    <w:p>
+      <w:r>
+        <w:rPr>
+          <w:noProof/>
+        </w:rPr>
+        <w:drawing>
+          <wp:inline distT="0" distB="0" distL="0" distR="0" wp14:anchorId="1BCD2A95" wp14:editId="3E624B3D">
+            <wp:extent cx="4939269" cy="2363189"/>
+            <wp:effectExtent l="0" t="0" r="0" b="0"/>
+            <wp:docPr id="1427901005" name="Εικόνα 1"/>
+            <wp:cNvGraphicFramePr>
+              <a:graphicFrameLocks xmlns:a="http://schemas.openxmlformats.org/drawingml/2006/main" noChangeAspect="1"/>
+            </wp:cNvGraphicFramePr>
+            <a:graphic xmlns:a="http://schemas.openxmlformats.org/drawingml/2006/main">
+              <a:graphicData uri="http://schemas.openxmlformats.org/drawingml/2006/picture">
+                <pic:pic xmlns:pic="http://schemas.openxmlformats.org/drawingml/2006/picture">
+                  <pic:nvPicPr>
+                    <pic:cNvPr id="1427901005" name=""/>
+                    <pic:cNvPicPr/>
+                  </pic:nvPicPr>
+                  <pic:blipFill>
+                    <a:blip r:embed="rId13"/>
+                    <a:stretch>
+                      <a:fillRect/>
+                    </a:stretch>
+                  </pic:blipFill>
+                  <pic:spPr>
+                    <a:xfrm>
+                      <a:off x="0" y="0"/>
+                      <a:ext cx="4956810" cy="2371581"/>
+                    </a:xfrm>
+                    <a:prstGeom prst="rect">
+                      <a:avLst/>
+                    </a:prstGeom>
+                  </pic:spPr>
+                </pic:pic>
+              </a:graphicData>
+            </a:graphic>
+          </wp:inline>
+        </w:drawing>
+      </w:r>
+    </w:p>
+    <w:p>
+      <w:pPr>
+        <w:jc w:val="center"/>
+        <w:rPr>
+          <w:b/>
+          <w:bCs/>
+        </w:rPr>
+      </w:pPr>
+      <w:r>
+        <w:rPr>
+          <w:b/>
+          <w:bCs/>
+        </w:rPr>
+        <w:t>(Comparison between times for different N)</w:t>
+      </w:r>
+    </w:p>
+    <w:p>
+      <w:r>
+        <w:tab/>
+      </w:r>
+    </w:p>
+    <w:p>
+      <w:pPr>
+        <w:jc w:val="both"/>
+      </w:pPr>
+      <w:r>
+        <w:tab/>
+        <w:t xml:space="preserve">From the graphs above we can visually observe the importance of N in this case. To be more specific as N is lower the more impact the initializing of the loop has and thus the algorithm is slower with multiple elements per thread. </w:t>
+      </w:r>
+    </w:p>
+    <w:p>
+      <w:pPr>
+        <w:jc w:val="both"/>
+      </w:pPr>
+    </w:p>
+    <w:p>
+      <w:pPr>
+        <w:pStyle w:val="2"/>
+      </w:pPr>
+      <w:r>
+        <w:t>Different Threads per Block Experiment</w:t>
+      </w:r>
+    </w:p>
+    <w:p>
+      <w:pPr>
+        <w:rPr>
+          <w:b/>
+          <w:bCs/>
+        </w:rPr>
+      </w:pPr>
+      <w:r>
+        <w:rPr>
+          <w:b/>
+          <w:bCs/>
+        </w:rPr>
+        <w:t xml:space="preserve">N = </w:t>
+      </w:r>
+      <m:oMath>
+        <m:sSup>
+          <m:sSupPr>
+            <m:ctrlPr>
+              <w:rPr>
+                <w:rFonts w:ascii="Cambria Math" w:hAnsi="Cambria Math"/>
+                <w:b/>
+                <w:bCs/>
+                <w:i/>
+              </w:rPr>
+            </m:ctrlPr>
+          </m:sSupPr>
+          <m:e>
+            <m:r>
+              <m:rPr>
+                <m:sty m:val="bi"/>
+              </m:rPr>
+              <w:rPr>
+                <w:rFonts w:ascii="Cambria Math" w:hAnsi="Cambria Math"/>
+              </w:rPr>
+              <m:t>10</m:t>
+            </m:r>
+          </m:e>
+          <m:sup>
+            <m:r>
+              <m:rPr>
+                <m:sty m:val="bi"/>
+              </m:rPr>
+              <w:rPr>
+                <w:rFonts w:ascii="Cambria Math" w:hAnsi="Cambria Math"/>
+              </w:rPr>
+              <m:t>8</m:t>
+            </m:r>
+          </m:sup>
+        </m:sSup>
+      </m:oMath>
+    </w:p>
+    <w:p>
+      <w:pPr>
+        <w:rPr>
+          <w:b/>
+          <w:bCs/>
+        </w:rPr>
+      </w:pPr>
+      <w:r>
+        <w:rPr>
+          <w:b/>
+          <w:bCs/>
+        </w:rPr>
+        <w:t>Result = 333.333</w:t>
+      </w:r>
+    </w:p>
+    <w:p/>
+    <w:tbl>
+      <w:tblPr>
+        <w:tblStyle w:val="ac"/>
+        <w:tblW w:w="0" w:type="auto"/>
+        <w:tblLook w:val="04A0" w:firstRow="1" w:lastRow="0" w:firstColumn="1" w:lastColumn="0" w:noHBand="0" w:noVBand="1"/>
+      </w:tblPr>
+      <w:tblGrid>
+        <w:gridCol w:w="4148"/>
+        <w:gridCol w:w="4148"/>
+      </w:tblGrid>
+      <w:tr>
+        <w:tc>
+          <w:tcPr>
+            <w:tcW w:w="4148" w:type="dxa"/>
+          </w:tcPr>
+          <w:p>
+            <w:r>
+              <w:t>Local Work Size</w:t>
+            </w:r>
+          </w:p>
+        </w:tc>
+        <w:tc>
+          <w:tcPr>
+            <w:tcW w:w="4148" w:type="dxa"/>
+          </w:tcPr>
+          <w:p>
+            <w:r>
+              <w:t>Avg Time of Execution</w:t>
+            </w:r>
+          </w:p>
+        </w:tc>
+      </w:tr>
+      <w:tr>
+        <w:tc>
+          <w:tcPr>
+            <w:tcW w:w="4148" w:type="dxa"/>
+          </w:tcPr>
+          <w:p>
+            <w:r>
+              <w:t>32</w:t>
+            </w:r>
+          </w:p>
+        </w:tc>
+        <w:tc>
+          <w:tcPr>
+            <w:tcW w:w="4148" w:type="dxa"/>
+          </w:tcPr>
+          <w:p>
+            <w:r>
+              <w:t>0.0993762</w:t>
+            </w:r>
+          </w:p>
+        </w:tc>
+      </w:tr>
+      <w:tr>
+        <w:tc>
+          <w:tcPr>
+            <w:tcW w:w="4148" w:type="dxa"/>
+          </w:tcPr>
+          <w:p>
+            <w:r>
+              <w:t>64</w:t>
+            </w:r>
+          </w:p>
+        </w:tc>
+        <w:tc>
+          <w:tcPr>
+            <w:tcW w:w="4148" w:type="dxa"/>
+          </w:tcPr>
+          <w:p>
+            <w:r>
+              <w:t>0.0428977</w:t>
+            </w:r>
+          </w:p>
+        </w:tc>
+      </w:tr>
+      <w:tr>
+        <w:tc>
+          <w:tcPr>
+            <w:tcW w:w="4148" w:type="dxa"/>
+          </w:tcPr>
+          <w:p>
+            <w:r>
+              <w:t>128</w:t>
+            </w:r>
+          </w:p>
+        </w:tc>
+        <w:tc>
+          <w:tcPr>
+            <w:tcW w:w="4148" w:type="dxa"/>
+          </w:tcPr>
+          <w:p>
+            <w:r>
+              <w:t>0.0412651</w:t>
+            </w:r>
+          </w:p>
+        </w:tc>
+      </w:tr>
+      <w:tr>
+        <w:tc>
+          <w:tcPr>
+            <w:tcW w:w="4148" w:type="dxa"/>
+          </w:tcPr>
+          <w:p>
+            <w:r>
+              <w:t>256</w:t>
+            </w:r>
+          </w:p>
+        </w:tc>
+        <w:tc>
+          <w:tcPr>
+            <w:tcW w:w="4148" w:type="dxa"/>
+          </w:tcPr>
+          <w:p>
+            <w:r>
+              <w:t>0.0418046</w:t>
+            </w:r>
+          </w:p>
+        </w:tc>
+      </w:tr>
+      <w:tr>
+        <w:tc>
+          <w:tcPr>
+            <w:tcW w:w="4148" w:type="dxa"/>
+          </w:tcPr>
+          <w:p>
+            <w:pPr>
+              <w:rPr>
+                <w:lang w:val="el-GR"/>
+              </w:rPr>
+            </w:pPr>
+            <w:r>
+              <w:t>512</w:t>
+            </w:r>
+          </w:p>
+        </w:tc>
+        <w:tc>
+          <w:tcPr>
+            <w:tcW w:w="4148" w:type="dxa"/>
+          </w:tcPr>
+          <w:p>
+            <w:r>
+              <w:t>GPU LIMITATION ERROR</w:t>
+            </w:r>
+          </w:p>
+        </w:tc>
+      </w:tr>
+    </w:tbl>
+    <w:p/>
+    <w:p>
+      <w:pPr>
+        <w:jc w:val="both"/>
+      </w:pPr>
+      <w:r>
+        <w:tab/>
+      </w:r>
+      <w:r>
+        <w:t xml:space="preserve">From the results for N = </w:t>
+      </w:r>
+      <m:oMath>
+        <m:sSup>
+          <m:sSupPr>
+            <m:ctrlPr>
+              <w:rPr>
+                <w:rFonts w:ascii="Cambria Math" w:hAnsi="Cambria Math"/>
+                <w:b/>
+                <w:bCs/>
+                <w:i/>
+              </w:rPr>
+            </m:ctrlPr>
+          </m:sSupPr>
+          <m:e>
+            <m:r>
+              <m:rPr>
+                <m:sty m:val="bi"/>
+              </m:rPr>
+              <w:rPr>
+                <w:rFonts w:ascii="Cambria Math" w:hAnsi="Cambria Math"/>
+              </w:rPr>
+              <m:t>10</m:t>
+            </m:r>
+          </m:e>
+          <m:sup>
+            <m:r>
+              <m:rPr>
+                <m:sty m:val="bi"/>
+              </m:rPr>
+              <w:rPr>
+                <w:rFonts w:ascii="Cambria Math" w:hAnsi="Cambria Math"/>
+              </w:rPr>
+              <m:t>8</m:t>
+            </m:r>
+          </m:sup>
+        </m:sSup>
+      </m:oMath>
+      <w:r>
+        <w:t xml:space="preserve">, it is observed that the execution time </w:t>
+      </w:r>
+      <w:r>
+        <w:t xml:space="preserve">does not </w:t>
+      </w:r>
+      <w:r>
+        <w:t>vary</w:t>
+      </w:r>
+      <w:r>
+        <w:t xml:space="preserve"> </w:t>
+      </w:r>
+      <w:r>
+        <w:t>much</w:t>
+      </w:r>
+      <w:r>
+        <w:t xml:space="preserve"> across </w:t>
+      </w:r>
+      <w:r>
+        <w:t xml:space="preserve">the </w:t>
+      </w:r>
+      <w:r>
+        <w:t xml:space="preserve">different </w:t>
+      </w:r>
+      <w:r>
+        <w:t>local work sizes</w:t>
+      </w:r>
+      <w:r>
+        <w:t xml:space="preserve">. The best performance is achieved </w:t>
+      </w:r>
+      <w:r>
+        <w:t>when</w:t>
+      </w:r>
+      <w:r>
+        <w:t xml:space="preserve"> </w:t>
+      </w:r>
+      <w:r>
+        <w:t xml:space="preserve">local work size </w:t>
+      </w:r>
+      <w:r>
+        <w:t>=</w:t>
+      </w:r>
+      <w:r>
+        <w:t xml:space="preserve"> </w:t>
+      </w:r>
+      <w:r>
+        <w:t xml:space="preserve">128, with the lowest average execution time. </w:t>
+      </w:r>
+      <w:r>
+        <w:t xml:space="preserve">When </w:t>
+      </w:r>
+      <w:r>
+        <w:t>local work size</w:t>
+      </w:r>
+      <w:r>
+        <w:t xml:space="preserve"> = 32 it is</w:t>
+      </w:r>
+      <w:r>
+        <w:t xml:space="preserve"> show</w:t>
+      </w:r>
+      <w:r>
+        <w:t>n to have</w:t>
+      </w:r>
+      <w:r>
+        <w:t xml:space="preserve"> </w:t>
+      </w:r>
+      <w:r>
+        <w:t xml:space="preserve">much </w:t>
+      </w:r>
+      <w:r>
+        <w:t xml:space="preserve">higher execution time due to increased scheduling overhead, while </w:t>
+      </w:r>
+      <w:r>
+        <w:t xml:space="preserve">the cases of 64 and 256 have almost identical execution times with when </w:t>
+      </w:r>
+      <w:r>
+        <w:t>local work size</w:t>
+      </w:r>
+      <w:r>
+        <w:t xml:space="preserve"> = </w:t>
+      </w:r>
+      <w:r>
+        <w:t>128</w:t>
+      </w:r>
+      <w:r>
+        <w:t xml:space="preserve">. When </w:t>
+      </w:r>
+      <w:r>
+        <w:t>local work size</w:t>
+      </w:r>
+      <w:r>
+        <w:t xml:space="preserve"> = 512 the GPU does not execute the kernel due to its resource’s limitations, having block size of 512 is way too heavy for it.</w:t>
+      </w:r>
+      <w:r>
+        <w:t xml:space="preserve"> It is interesting that the fastest case is </w:t>
+      </w:r>
+      <w:r>
+        <w:rPr>
+          <w:b/>
+          <w:bCs/>
+        </w:rPr>
+        <w:t>2.4x</w:t>
+      </w:r>
+      <w:r>
+        <w:t xml:space="preserve"> faster than the slowest case</w:t>
+      </w:r>
+    </w:p>
+    <w:p/>
+    <w:p>
+      <w:pPr>
+        <w:rPr>
+          <w:b/>
+          <w:bCs/>
+        </w:rPr>
+      </w:pPr>
+      <w:r>
+        <w:rPr>
+          <w:b/>
+          <w:bCs/>
+        </w:rPr>
+        <w:t xml:space="preserve">N = </w:t>
+      </w:r>
+      <m:oMath>
+        <m:sSup>
+          <m:sSupPr>
+            <m:ctrlPr>
+              <w:rPr>
+                <w:rFonts w:ascii="Cambria Math" w:hAnsi="Cambria Math"/>
+                <w:b/>
+                <w:bCs/>
+                <w:i/>
+              </w:rPr>
+            </m:ctrlPr>
+          </m:sSupPr>
+          <m:e>
+            <m:r>
+              <m:rPr>
+                <m:sty m:val="bi"/>
+              </m:rPr>
+              <w:rPr>
+                <w:rFonts w:ascii="Cambria Math" w:hAnsi="Cambria Math"/>
+              </w:rPr>
+              <m:t>10</m:t>
+            </m:r>
+          </m:e>
+          <m:sup>
+            <m:r>
+              <m:rPr>
+                <m:sty m:val="bi"/>
+              </m:rPr>
+              <w:rPr>
+                <w:rFonts w:ascii="Cambria Math" w:hAnsi="Cambria Math"/>
+              </w:rPr>
+              <m:t>5</m:t>
+            </m:r>
+          </m:sup>
+        </m:sSup>
+      </m:oMath>
+    </w:p>
+    <w:p>
+      <w:pPr>
+        <w:rPr>
+          <w:b/>
+          <w:bCs/>
+        </w:rPr>
+      </w:pPr>
+      <w:r>
+        <w:rPr>
+          <w:b/>
+          <w:bCs/>
+        </w:rPr>
+        <w:t>Result = 333.333</w:t>
+      </w:r>
+    </w:p>
+    <w:p/>
+    <w:tbl>
+      <w:tblPr>
+        <w:tblStyle w:val="ac"/>
+        <w:tblW w:w="0" w:type="auto"/>
+        <w:tblLook w:val="04A0" w:firstRow="1" w:lastRow="0" w:firstColumn="1" w:lastColumn="0" w:noHBand="0" w:noVBand="1"/>
+      </w:tblPr>
+      <w:tblGrid>
+        <w:gridCol w:w="4148"/>
+        <w:gridCol w:w="4148"/>
+      </w:tblGrid>
+      <w:tr>
+        <w:tc>
+          <w:tcPr>
+            <w:tcW w:w="4148" w:type="dxa"/>
+          </w:tcPr>
+          <w:p>
+            <w:r>
+              <w:t>Local Work Size</w:t>
+            </w:r>
+          </w:p>
+        </w:tc>
+        <w:tc>
+          <w:tcPr>
+            <w:tcW w:w="4148" w:type="dxa"/>
+          </w:tcPr>
+          <w:p>
+            <w:r>
+              <w:t>Avg Time of Execution</w:t>
+            </w:r>
+          </w:p>
+        </w:tc>
+      </w:tr>
+      <w:tr>
+        <w:tc>
+          <w:tcPr>
+            <w:tcW w:w="4148" w:type="dxa"/>
+          </w:tcPr>
+          <w:p>
+            <w:r>
+              <w:t>32</w:t>
+            </w:r>
+          </w:p>
+        </w:tc>
+        <w:tc>
+          <w:tcPr>
+            <w:tcW w:w="4148" w:type="dxa"/>
+          </w:tcPr>
+          <w:p>
+            <w:r>
+              <w:t>0.0020181</w:t>
+            </w:r>
+          </w:p>
+        </w:tc>
+      </w:tr>
+      <w:tr>
+        <w:tc>
+          <w:tcPr>
+            <w:tcW w:w="4148" w:type="dxa"/>
+          </w:tcPr>
+          <w:p>
+            <w:r>
+              <w:t>64</w:t>
+            </w:r>
+          </w:p>
+        </w:tc>
+        <w:tc>
+          <w:tcPr>
+            <w:tcW w:w="4148" w:type="dxa"/>
+          </w:tcPr>
+          <w:p>
+            <w:r>
+              <w:t>0.0005735</w:t>
+            </w:r>
+          </w:p>
+        </w:tc>
+      </w:tr>
+      <w:tr>
+        <w:tc>
+          <w:tcPr>
+            <w:tcW w:w="4148" w:type="dxa"/>
+          </w:tcPr>
+          <w:p>
+            <w:r>
+              <w:t>128</w:t>
+            </w:r>
+          </w:p>
+        </w:tc>
+        <w:tc>
+          <w:tcPr>
+            <w:tcW w:w="4148" w:type="dxa"/>
+          </w:tcPr>
+          <w:p>
+            <w:r>
+              <w:t>0.0004429</w:t>
+            </w:r>
+          </w:p>
+        </w:tc>
+      </w:tr>
+      <w:tr>
+        <w:tc>
+          <w:tcPr>
+            <w:tcW w:w="4148" w:type="dxa"/>
+          </w:tcPr>
+          <w:p>
+            <w:r>
+              <w:t>256</w:t>
+            </w:r>
+          </w:p>
+        </w:tc>
+        <w:tc>
+          <w:tcPr>
+            <w:tcW w:w="4148" w:type="dxa"/>
+          </w:tcPr>
+          <w:p>
+            <w:r>
+              <w:t>0.0004944</w:t>
+            </w:r>
+          </w:p>
+        </w:tc>
+      </w:tr>
+      <w:tr>
+        <w:tc>
+          <w:tcPr>
+            <w:tcW w:w="4148" w:type="dxa"/>
+          </w:tcPr>
+          <w:p>
+            <w:r>
+              <w:t>512</w:t>
+            </w:r>
+          </w:p>
+        </w:tc>
+        <w:tc>
+          <w:tcPr>
+            <w:tcW w:w="4148" w:type="dxa"/>
+          </w:tcPr>
+          <w:p>
+            <w:r>
+              <w:t>GPU LIMITATION ERROR</w:t>
+            </w:r>
+          </w:p>
+        </w:tc>
+      </w:tr>
+    </w:tbl>
+    <w:p/>
+    <w:p>
+      <w:pPr>
+        <w:ind w:firstLine="720"/>
+        <w:jc w:val="both"/>
+      </w:pPr>
+      <w:r>
+        <w:t xml:space="preserve">For N = </w:t>
+      </w:r>
+      <m:oMath>
+        <m:sSup>
+          <m:sSupPr>
+            <m:ctrlPr>
+              <w:rPr>
+                <w:rFonts w:ascii="Cambria Math" w:hAnsi="Cambria Math"/>
+                <w:b/>
+                <w:bCs/>
+                <w:i/>
+              </w:rPr>
+            </m:ctrlPr>
+          </m:sSupPr>
+          <m:e>
+            <m:r>
+              <m:rPr>
+                <m:sty m:val="bi"/>
+              </m:rPr>
+              <w:rPr>
+                <w:rFonts w:ascii="Cambria Math" w:hAnsi="Cambria Math"/>
+              </w:rPr>
+              <m:t>10</m:t>
+            </m:r>
+          </m:e>
+          <m:sup>
+            <m:r>
+              <m:rPr>
+                <m:sty m:val="bi"/>
+              </m:rPr>
+              <w:rPr>
+                <w:rFonts w:ascii="Cambria Math" w:hAnsi="Cambria Math"/>
+              </w:rPr>
+              <m:t>5</m:t>
+            </m:r>
+          </m:sup>
+        </m:sSup>
+      </m:oMath>
+      <w:r>
+        <w:t>, the execution times are generally lower, as expected due to the smaller</w:t>
+      </w:r>
+      <w:r>
+        <w:t xml:space="preserve"> N</w:t>
+      </w:r>
+      <w:r>
+        <w:t xml:space="preserve">. The best performance is again observed </w:t>
+      </w:r>
+      <w:r>
+        <w:t>when</w:t>
+      </w:r>
+      <w:r>
+        <w:t xml:space="preserve"> block size</w:t>
+      </w:r>
+      <w:r>
+        <w:t xml:space="preserve"> = 128</w:t>
+      </w:r>
+      <w:r>
+        <w:t xml:space="preserve">, where the GPU achieves a good balance between </w:t>
+      </w:r>
+      <w:r>
+        <w:t>resources</w:t>
+      </w:r>
+      <w:r>
+        <w:t xml:space="preserve"> and scheduling </w:t>
+      </w:r>
+      <w:r>
+        <w:t>overhead</w:t>
+      </w:r>
+      <w:r>
+        <w:t xml:space="preserve">. </w:t>
+      </w:r>
+      <w:r>
+        <w:t xml:space="preserve">Apart from the worst case of </w:t>
+      </w:r>
+      <w:r>
+        <w:t>local work size</w:t>
+      </w:r>
+      <w:r>
+        <w:t xml:space="preserve"> = 32, d</w:t>
+      </w:r>
+      <w:r>
+        <w:t xml:space="preserve">ifferences between </w:t>
+      </w:r>
+      <w:r>
+        <w:t xml:space="preserve">the other </w:t>
+      </w:r>
+      <w:r>
+        <w:t>local work sizes</w:t>
+      </w:r>
+      <w:r>
+        <w:t xml:space="preserve"> are </w:t>
+      </w:r>
+      <w:r>
+        <w:t>a bit bigger</w:t>
+      </w:r>
+      <w:r>
+        <w:t xml:space="preserve"> compared to the larger N case</w:t>
+      </w:r>
+      <w:r>
+        <w:t xml:space="preserve"> but a difference that is noticeable.</w:t>
+      </w:r>
+      <w:r>
+        <w:t xml:space="preserve"> </w:t>
+      </w:r>
+      <w:r>
+        <w:t xml:space="preserve">It is interesting that the fastest case is </w:t>
+      </w:r>
+      <w:r>
+        <w:rPr>
+          <w:b/>
+          <w:bCs/>
+        </w:rPr>
+        <w:t>4.55</w:t>
+      </w:r>
+      <w:r>
+        <w:rPr>
+          <w:b/>
+          <w:bCs/>
+        </w:rPr>
+        <w:t>x</w:t>
+      </w:r>
+      <w:r>
+        <w:t xml:space="preserve"> faster than the slowest case</w:t>
+      </w:r>
+    </w:p>
+    <w:p>
+      <w:pPr>
+        <w:jc w:val="both"/>
+      </w:pPr>
+    </w:p>
+    <w:p>
+      <w:pPr>
+        <w:jc w:val="center"/>
+      </w:pPr>
+      <w:r>
+        <w:rPr>
+          <w:noProof/>
+        </w:rPr>
+        <w:drawing>
+          <wp:inline distT="0" distB="0" distL="0" distR="0" wp14:anchorId="2E45C2DF" wp14:editId="5C0BBB66">
+            <wp:extent cx="3721396" cy="3228108"/>
+            <wp:effectExtent l="0" t="0" r="0" b="0"/>
+            <wp:docPr id="601886784" name="Εικόνα 1"/>
+            <wp:cNvGraphicFramePr>
+              <a:graphicFrameLocks xmlns:a="http://schemas.openxmlformats.org/drawingml/2006/main" noChangeAspect="1"/>
+            </wp:cNvGraphicFramePr>
+            <a:graphic xmlns:a="http://schemas.openxmlformats.org/drawingml/2006/main">
+              <a:graphicData uri="http://schemas.openxmlformats.org/drawingml/2006/picture">
+                <pic:pic xmlns:pic="http://schemas.openxmlformats.org/drawingml/2006/picture">
+                  <pic:nvPicPr>
+                    <pic:cNvPr id="601886784" name=""/>
+                    <pic:cNvPicPr/>
+                  </pic:nvPicPr>
+                  <pic:blipFill>
+                    <a:blip r:embed="rId14"/>
+                    <a:stretch>
+                      <a:fillRect/>
+                    </a:stretch>
+                  </pic:blipFill>
+                  <pic:spPr>
+                    <a:xfrm>
+                      <a:off x="0" y="0"/>
+                      <a:ext cx="3730149" cy="3235701"/>
+                    </a:xfrm>
+                    <a:prstGeom prst="rect">
+                      <a:avLst/>
+                    </a:prstGeom>
+                  </pic:spPr>
+                </pic:pic>
+              </a:graphicData>
+            </a:graphic>
+          </wp:inline>
+        </w:drawing>
+      </w:r>
+    </w:p>
+    <w:p>
+      <w:pPr>
+        <w:ind w:firstLine="720"/>
+        <w:jc w:val="center"/>
+        <w:rPr>
+          <w:b/>
+          <w:bCs/>
+        </w:rPr>
+      </w:pPr>
+      <w:r>
+        <w:rPr>
+          <w:b/>
+          <w:bCs/>
+        </w:rPr>
+        <w:lastRenderedPageBreak/>
+        <w:t xml:space="preserve">(Comparison between </w:t>
+      </w:r>
+      <w:r>
+        <w:rPr>
+          <w:b/>
+          <w:bCs/>
+        </w:rPr>
+        <w:t>local work sizes</w:t>
+      </w:r>
+      <w:r>
+        <w:rPr>
+          <w:b/>
+          <w:bCs/>
+        </w:rPr>
+        <w:t xml:space="preserve"> for N = </w:t>
+      </w:r>
+      <m:oMath>
+        <m:sSup>
+          <m:sSupPr>
+            <m:ctrlPr>
+              <w:rPr>
+                <w:rFonts w:ascii="Cambria Math" w:hAnsi="Cambria Math"/>
+                <w:b/>
+                <w:bCs/>
+                <w:i/>
+              </w:rPr>
+            </m:ctrlPr>
+          </m:sSupPr>
+          <m:e>
+            <m:r>
+              <m:rPr>
+                <m:sty m:val="bi"/>
+              </m:rPr>
+              <w:rPr>
+                <w:rFonts w:ascii="Cambria Math" w:hAnsi="Cambria Math"/>
+              </w:rPr>
+              <m:t>10</m:t>
+            </m:r>
+          </m:e>
+          <m:sup>
+            <m:r>
+              <m:rPr>
+                <m:sty m:val="bi"/>
+              </m:rPr>
+              <w:rPr>
+                <w:rFonts w:ascii="Cambria Math" w:hAnsi="Cambria Math"/>
+              </w:rPr>
+              <m:t>8</m:t>
+            </m:r>
+          </m:sup>
+        </m:sSup>
+      </m:oMath>
+      <w:r>
+        <w:rPr>
+          <w:b/>
+          <w:bCs/>
+        </w:rPr>
+        <w:t>)</w:t>
+      </w:r>
+      <w:r>
+        <w:rPr>
+          <w:b/>
+          <w:bCs/>
+        </w:rPr>
+        <w:t xml:space="preserve"> </w:t>
+      </w:r>
+    </w:p>
+    <w:p>
+      <w:pPr>
+        <w:jc w:val="center"/>
+      </w:pPr>
+    </w:p>
+    <w:p>
+      <w:pPr>
+        <w:jc w:val="both"/>
+      </w:pPr>
+    </w:p>
+    <w:p>
+      <w:pPr>
+        <w:jc w:val="center"/>
+      </w:pPr>
+      <w:r>
+        <w:rPr>
+          <w:noProof/>
+        </w:rPr>
+        <w:drawing>
+          <wp:inline distT="0" distB="0" distL="0" distR="0" wp14:anchorId="72429FAD" wp14:editId="2425BB7A">
+            <wp:extent cx="3785191" cy="3137160"/>
+            <wp:effectExtent l="0" t="0" r="6350" b="6350"/>
+            <wp:docPr id="1392499851" name="Εικόνα 1"/>
+            <wp:cNvGraphicFramePr>
+              <a:graphicFrameLocks xmlns:a="http://schemas.openxmlformats.org/drawingml/2006/main" noChangeAspect="1"/>
+            </wp:cNvGraphicFramePr>
+            <a:graphic xmlns:a="http://schemas.openxmlformats.org/drawingml/2006/main">
+              <a:graphicData uri="http://schemas.openxmlformats.org/drawingml/2006/picture">
+                <pic:pic xmlns:pic="http://schemas.openxmlformats.org/drawingml/2006/picture">
+                  <pic:nvPicPr>
+                    <pic:cNvPr id="1392499851" name=""/>
+                    <pic:cNvPicPr/>
+                  </pic:nvPicPr>
+                  <pic:blipFill>
+                    <a:blip r:embed="rId15"/>
+                    <a:stretch>
+                      <a:fillRect/>
+                    </a:stretch>
+                  </pic:blipFill>
+                  <pic:spPr>
+                    <a:xfrm>
+                      <a:off x="0" y="0"/>
+                      <a:ext cx="3789110" cy="3140408"/>
+                    </a:xfrm>
+                    <a:prstGeom prst="rect">
+                      <a:avLst/>
+                    </a:prstGeom>
+                  </pic:spPr>
+                </pic:pic>
+              </a:graphicData>
+            </a:graphic>
+          </wp:inline>
+        </w:drawing>
+      </w:r>
+    </w:p>
+    <w:p>
+      <w:pPr>
+        <w:ind w:firstLine="720"/>
+        <w:jc w:val="center"/>
+        <w:rPr>
+          <w:b/>
+          <w:bCs/>
+        </w:rPr>
+      </w:pPr>
+      <w:r>
+        <w:rPr>
+          <w:b/>
+          <w:bCs/>
+        </w:rPr>
+        <w:t xml:space="preserve">(Comparison between </w:t>
+      </w:r>
+      <w:r>
+        <w:rPr>
+          <w:b/>
+          <w:bCs/>
+        </w:rPr>
+        <w:t>local work sizes</w:t>
+      </w:r>
+      <w:r>
+        <w:rPr>
+          <w:b/>
+          <w:bCs/>
+        </w:rPr>
+        <w:t xml:space="preserve"> </w:t>
+      </w:r>
+      <w:r>
+        <w:rPr>
+          <w:b/>
+          <w:bCs/>
+        </w:rPr>
+        <w:t xml:space="preserve">for N = </w:t>
+      </w:r>
+      <m:oMath>
+        <m:sSup>
+          <m:sSupPr>
+            <m:ctrlPr>
+              <w:rPr>
+                <w:rFonts w:ascii="Cambria Math" w:hAnsi="Cambria Math"/>
+                <w:b/>
+                <w:bCs/>
+                <w:i/>
+              </w:rPr>
+            </m:ctrlPr>
+          </m:sSupPr>
+          <m:e>
+            <m:r>
+              <m:rPr>
+                <m:sty m:val="bi"/>
+              </m:rPr>
+              <w:rPr>
+                <w:rFonts w:ascii="Cambria Math" w:hAnsi="Cambria Math"/>
+              </w:rPr>
+              <m:t>10</m:t>
+            </m:r>
+          </m:e>
+          <m:sup>
+            <m:r>
+              <m:rPr>
+                <m:sty m:val="bi"/>
+              </m:rPr>
+              <w:rPr>
+                <w:rFonts w:ascii="Cambria Math" w:hAnsi="Cambria Math"/>
+              </w:rPr>
+              <m:t>5</m:t>
+            </m:r>
+          </m:sup>
+        </m:sSup>
+      </m:oMath>
+      <w:r>
+        <w:rPr>
+          <w:b/>
+          <w:bCs/>
+        </w:rPr>
+        <w:t>)</w:t>
+      </w:r>
+      <w:r>
+        <w:rPr>
+          <w:b/>
+          <w:bCs/>
+        </w:rPr>
+        <w:t xml:space="preserve"> </w:t>
+      </w:r>
+    </w:p>
+    <w:p/>
+    <w:p>
+      <w:pPr>
+        <w:jc w:val="both"/>
+      </w:pPr>
+      <w:r>
+        <w:tab/>
+        <w:t xml:space="preserve">According to the visual presentation we can see that N doesn’t have big impact on the differences between execution times per </w:t>
+      </w:r>
+      <w:r>
+        <w:t>local work size</w:t>
+      </w:r>
+      <w:r>
+        <w:t xml:space="preserve">. The cases of 64, 128 and 256 have relatively same execution times, with 128 being slightly faster than the rest. On the other hand, the case of </w:t>
+      </w:r>
+      <w:r>
+        <w:t>local work size</w:t>
+      </w:r>
+      <w:r>
+        <w:t xml:space="preserve"> = 32 is by far the worst</w:t>
+      </w:r>
+      <w:r>
+        <w:t xml:space="preserve"> and we can observe </w:t>
+      </w:r>
+      <w:r>
+        <w:t>the difference as well</w:t>
+      </w:r>
+      <w:r>
+        <w:t xml:space="preserve"> between the speedups </w:t>
+      </w:r>
+      <w:r>
+        <w:t>from</w:t>
+      </w:r>
+      <w:r>
+        <w:t xml:space="preserve"> both cases</w:t>
+      </w:r>
+      <w:r>
+        <w:t>.</w:t>
+      </w:r>
+    </w:p>
+    <w:p>
+      <w:pPr>
+        <w:pStyle w:val="2"/>
+      </w:pPr>
+    </w:p>
+    <w:p>
+      <w:pPr>
+        <w:pStyle w:val="2"/>
+      </w:pPr>
+      <w:r>
+        <w:t>Barrier Experiment</w:t>
+      </w:r>
+    </w:p>
+    <w:p>
+      <w:pPr>
+        <w:rPr>
+          <w:b/>
+          <w:bCs/>
+        </w:rPr>
+      </w:pPr>
+      <w:r>
+        <w:rPr>
+          <w:b/>
+          <w:bCs/>
+        </w:rPr>
+        <w:t xml:space="preserve">N = </w:t>
+      </w:r>
+      <m:oMath>
+        <m:sSup>
+          <m:sSupPr>
+            <m:ctrlPr>
+              <w:rPr>
+                <w:rFonts w:ascii="Cambria Math" w:hAnsi="Cambria Math"/>
+                <w:b/>
+                <w:bCs/>
+                <w:i/>
+              </w:rPr>
+            </m:ctrlPr>
+          </m:sSupPr>
+          <m:e>
+            <m:r>
+              <m:rPr>
+                <m:sty m:val="bi"/>
+              </m:rPr>
+              <w:rPr>
+                <w:rFonts w:ascii="Cambria Math" w:hAnsi="Cambria Math"/>
+              </w:rPr>
+              <m:t>10</m:t>
+            </m:r>
+          </m:e>
+          <m:sup>
+            <m:r>
+              <m:rPr>
+                <m:sty m:val="bi"/>
+              </m:rPr>
+              <w:rPr>
+                <w:rFonts w:ascii="Cambria Math" w:hAnsi="Cambria Math"/>
+              </w:rPr>
+              <m:t>8</m:t>
+            </m:r>
+          </m:sup>
+        </m:sSup>
+      </m:oMath>
+    </w:p>
+    <w:p>
+      <w:pPr>
+        <w:rPr>
+          <w:b/>
+          <w:bCs/>
+        </w:rPr>
+      </w:pPr>
+      <w:r>
+        <w:rPr>
+          <w:b/>
+          <w:bCs/>
+        </w:rPr>
+        <w:t>Result = 333.333</w:t>
+      </w:r>
+    </w:p>
+    <w:p>
+      <w:pPr>
+        <w:rPr>
+          <w:lang w:val="el-GR"/>
+        </w:rPr>
+      </w:pPr>
+    </w:p>
+    <w:tbl>
+      <w:tblPr>
+        <w:tblStyle w:val="ac"/>
+        <w:tblW w:w="0" w:type="auto"/>
+        <w:tblLook w:val="04A0" w:firstRow="1" w:lastRow="0" w:firstColumn="1" w:lastColumn="0" w:noHBand="0" w:noVBand="1"/>
+      </w:tblPr>
+      <w:tblGrid>
+        <w:gridCol w:w="4148"/>
+        <w:gridCol w:w="4148"/>
+      </w:tblGrid>
+      <w:tr>
+        <w:tc>
+          <w:tcPr>
+            <w:tcW w:w="4148" w:type="dxa"/>
+          </w:tcPr>
+          <w:p>
+            <w:r>
+              <w:t>Barrier status</w:t>
+            </w:r>
+          </w:p>
+        </w:tc>
+        <w:tc>
+          <w:tcPr>
+            <w:tcW w:w="4148" w:type="dxa"/>
+          </w:tcPr>
+          <w:p>
+            <w:r>
+              <w:t>Avg Time of Execution</w:t>
+            </w:r>
+          </w:p>
+        </w:tc>
+      </w:tr>
+      <w:tr>
+        <w:tc>
+          <w:tcPr>
+            <w:tcW w:w="4148" w:type="dxa"/>
+          </w:tcPr>
+          <w:p>
+            <w:r>
+              <w:t>Inactive</w:t>
+            </w:r>
+          </w:p>
+        </w:tc>
+        <w:tc>
+          <w:tcPr>
+            <w:tcW w:w="4148" w:type="dxa"/>
+          </w:tcPr>
+          <w:p>
+            <w:r>
+              <w:t>0.130262</w:t>
+            </w:r>
+          </w:p>
+        </w:tc>
+      </w:tr>
+      <w:tr>
+        <w:tc>
+          <w:tcPr>
+            <w:tcW w:w="4148" w:type="dxa"/>
+          </w:tcPr>
+          <w:p>
+            <w:r>
+              <w:t>Active</w:t>
+            </w:r>
+          </w:p>
+        </w:tc>
+        <w:tc>
+          <w:tcPr>
+            <w:tcW w:w="4148" w:type="dxa"/>
+          </w:tcPr>
+          <w:p>
+            <w:r>
+              <w:t>0.0486596</w:t>
+            </w:r>
+          </w:p>
+        </w:tc>
+      </w:tr>
+    </w:tbl>
+    <w:p/>
+    <w:p>
+      <w:pPr>
+        <w:jc w:val="both"/>
+        <w:rPr>
+          <w:b/>
+          <w:bCs/>
+        </w:rPr>
+      </w:pPr>
+      <w:r>
+        <w:tab/>
+      </w:r>
+      <w:r>
+        <w:t xml:space="preserve">According to the results, the case with the barrier active shows slightly faster execution time for large N, with a speedup of approximately </w:t>
+      </w:r>
+      <w:r>
+        <w:rPr>
+          <w:b/>
+          <w:bCs/>
+        </w:rPr>
+        <w:t>2.267x</w:t>
+      </w:r>
+      <w:r>
+        <w:t xml:space="preserve"> compared to the inactive barrier case. This happens because the barrier makes all threads in a block wait until they finish their work before continuing. In this way, the work inside each block is better synchronized and organized in perfectly aligned groups before writing results to global memory at the </w:t>
+      </w:r>
+      <w:proofErr w:type="spellStart"/>
+      <w:r>
+        <w:t>partial_sum</w:t>
+      </w:r>
+      <w:proofErr w:type="spellEnd"/>
+      <w:r>
+        <w:t xml:space="preserve"> </w:t>
+      </w:r>
+      <w:r>
+        <w:t xml:space="preserve">dynamic </w:t>
+      </w:r>
+      <w:r>
+        <w:t>array. Without the barrier, the threads execute out-of-sync, creating a lot of traffic and confusion in the memory access which slows down the inactive case.</w:t>
+      </w:r>
+    </w:p>
+    <w:p/>
+    <w:p/>
+    <w:p>
+      <w:pPr>
+        <w:rPr>
+          <w:b/>
+          <w:bCs/>
+        </w:rPr>
+      </w:pPr>
+      <w:r>
+        <w:rPr>
+          <w:b/>
+          <w:bCs/>
+        </w:rPr>
+        <w:t xml:space="preserve">N = </w:t>
+      </w:r>
+      <m:oMath>
+        <m:sSup>
+          <m:sSupPr>
+            <m:ctrlPr>
+              <w:rPr>
+                <w:rFonts w:ascii="Cambria Math" w:hAnsi="Cambria Math"/>
+                <w:b/>
+                <w:bCs/>
+                <w:i/>
+              </w:rPr>
+            </m:ctrlPr>
+          </m:sSupPr>
+          <m:e>
+            <m:r>
+              <m:rPr>
+                <m:sty m:val="bi"/>
+              </m:rPr>
+              <w:rPr>
+                <w:rFonts w:ascii="Cambria Math" w:hAnsi="Cambria Math"/>
+              </w:rPr>
+              <m:t>10</m:t>
+            </m:r>
+          </m:e>
+          <m:sup>
+            <m:r>
+              <m:rPr>
+                <m:sty m:val="bi"/>
+              </m:rPr>
+              <w:rPr>
+                <w:rFonts w:ascii="Cambria Math" w:hAnsi="Cambria Math"/>
+              </w:rPr>
+              <m:t>5</m:t>
+            </m:r>
+          </m:sup>
+        </m:sSup>
+      </m:oMath>
+    </w:p>
+    <w:p>
+      <w:pPr>
+        <w:rPr>
+          <w:b/>
+          <w:bCs/>
+        </w:rPr>
+      </w:pPr>
+      <w:r>
+        <w:rPr>
+          <w:b/>
+          <w:bCs/>
+        </w:rPr>
+        <w:t>Result = 333.333</w:t>
+      </w:r>
+    </w:p>
+    <w:tbl>
+      <w:tblPr>
+        <w:tblStyle w:val="ac"/>
+        <w:tblW w:w="0" w:type="auto"/>
+        <w:tblLook w:val="04A0" w:firstRow="1" w:lastRow="0" w:firstColumn="1" w:lastColumn="0" w:noHBand="0" w:noVBand="1"/>
+      </w:tblPr>
+      <w:tblGrid>
+        <w:gridCol w:w="4148"/>
+        <w:gridCol w:w="4148"/>
+      </w:tblGrid>
+      <w:tr>
+        <w:tc>
+          <w:tcPr>
+            <w:tcW w:w="4148" w:type="dxa"/>
+          </w:tcPr>
+          <w:p>
+            <w:r>
+              <w:t>Barrier status</w:t>
+            </w:r>
+          </w:p>
+        </w:tc>
+        <w:tc>
+          <w:tcPr>
+            <w:tcW w:w="4148" w:type="dxa"/>
+          </w:tcPr>
+          <w:p>
+            <w:r>
+              <w:t>Avg Time of Execution</w:t>
+            </w:r>
+          </w:p>
+        </w:tc>
+      </w:tr>
+      <w:tr>
+        <w:tc>
+          <w:tcPr>
+            <w:tcW w:w="4148" w:type="dxa"/>
+          </w:tcPr>
+          <w:p>
+            <w:r>
+              <w:lastRenderedPageBreak/>
+              <w:t>Inactive</w:t>
+            </w:r>
+          </w:p>
+        </w:tc>
+        <w:tc>
+          <w:tcPr>
+            <w:tcW w:w="4148" w:type="dxa"/>
+          </w:tcPr>
+          <w:p>
+            <w:r>
+              <w:t>0.0018763</w:t>
+            </w:r>
+          </w:p>
+        </w:tc>
+      </w:tr>
+      <w:tr>
+        <w:tc>
+          <w:tcPr>
+            <w:tcW w:w="4148" w:type="dxa"/>
+          </w:tcPr>
+          <w:p>
+            <w:r>
+              <w:t>Active</w:t>
+            </w:r>
+          </w:p>
+        </w:tc>
+        <w:tc>
+          <w:tcPr>
+            <w:tcW w:w="4148" w:type="dxa"/>
+          </w:tcPr>
+          <w:p>
+            <w:r>
+              <w:t>0.0003114</w:t>
+            </w:r>
+          </w:p>
+        </w:tc>
+      </w:tr>
+    </w:tbl>
+    <w:p/>
+    <w:p>
+      <w:r>
+        <w:tab/>
+        <w:t xml:space="preserve">For the same reason as the case of </w:t>
+      </w:r>
+      <w:r>
+        <w:t xml:space="preserve">N = </w:t>
+      </w:r>
+      <m:oMath>
+        <m:sSup>
+          <m:sSupPr>
+            <m:ctrlPr>
+              <w:rPr>
+                <w:rFonts w:ascii="Cambria Math" w:hAnsi="Cambria Math"/>
+                <w:i/>
+              </w:rPr>
+            </m:ctrlPr>
+          </m:sSupPr>
+          <m:e>
+            <m:r>
+              <w:rPr>
+                <w:rFonts w:ascii="Cambria Math" w:hAnsi="Cambria Math"/>
+              </w:rPr>
+              <m:t>10</m:t>
+            </m:r>
+          </m:e>
+          <m:sup>
+            <m:r>
+              <w:rPr>
+                <w:rFonts w:ascii="Cambria Math" w:hAnsi="Cambria Math"/>
+              </w:rPr>
+              <m:t>8</m:t>
+            </m:r>
+          </m:sup>
+        </m:sSup>
+      </m:oMath>
+      <w:r>
+        <w:t xml:space="preserve">, having an active barrier makes the algorithm more efficient. The difference here is the speedup where the active barrier case is </w:t>
+      </w:r>
+      <w:r>
+        <w:rPr>
+          <w:b/>
+          <w:bCs/>
+        </w:rPr>
+        <w:t>6.02</w:t>
+      </w:r>
+      <w:r>
+        <w:rPr>
+          <w:b/>
+          <w:bCs/>
+        </w:rPr>
+        <w:t>x faster</w:t>
+      </w:r>
+      <w:r>
+        <w:t>.</w:t>
+      </w:r>
+    </w:p>
+    <w:p>
+      <w:pPr>
+        <w:jc w:val="both"/>
+      </w:pPr>
+    </w:p>
+    <w:p>
+      <w:pPr>
+        <w:jc w:val="both"/>
+      </w:pPr>
+    </w:p>
+    <w:p>
+      <w:pPr>
+        <w:jc w:val="both"/>
+      </w:pPr>
+      <w:r>
+        <w:rPr>
+          <w:noProof/>
+        </w:rPr>
+        <w:drawing>
+          <wp:inline distT="0" distB="0" distL="0" distR="0" wp14:anchorId="582E9BC9" wp14:editId="04673AA3">
+            <wp:extent cx="5944244" cy="2600696"/>
+            <wp:effectExtent l="0" t="0" r="0" b="9525"/>
+            <wp:docPr id="1376681710" name="Εικόνα 1"/>
+            <wp:cNvGraphicFramePr>
+              <a:graphicFrameLocks xmlns:a="http://schemas.openxmlformats.org/drawingml/2006/main" noChangeAspect="1"/>
+            </wp:cNvGraphicFramePr>
+            <a:graphic xmlns:a="http://schemas.openxmlformats.org/drawingml/2006/main">
+              <a:graphicData uri="http://schemas.openxmlformats.org/drawingml/2006/picture">
+                <pic:pic xmlns:pic="http://schemas.openxmlformats.org/drawingml/2006/picture">
+                  <pic:nvPicPr>
+                    <pic:cNvPr id="1376681710" name=""/>
+                    <pic:cNvPicPr/>
+                  </pic:nvPicPr>
+                  <pic:blipFill>
+                    <a:blip r:embed="rId16"/>
+                    <a:stretch>
+                      <a:fillRect/>
+                    </a:stretch>
+                  </pic:blipFill>
+                  <pic:spPr>
+                    <a:xfrm>
+                      <a:off x="0" y="0"/>
+                      <a:ext cx="5947495" cy="2602118"/>
+                    </a:xfrm>
+                    <a:prstGeom prst="rect">
+                      <a:avLst/>
+                    </a:prstGeom>
+                  </pic:spPr>
+                </pic:pic>
+              </a:graphicData>
+            </a:graphic>
+          </wp:inline>
+        </w:drawing>
+      </w:r>
+    </w:p>
+    <w:p>
+      <w:pPr>
+        <w:jc w:val="center"/>
+        <w:rPr>
+          <w:b/>
+          <w:bCs/>
+        </w:rPr>
+      </w:pPr>
+      <w:r>
+        <w:rPr>
+          <w:b/>
+          <w:bCs/>
+        </w:rPr>
+        <w:t xml:space="preserve">(Comparison between </w:t>
+      </w:r>
+      <w:r>
+        <w:rPr>
+          <w:b/>
+          <w:bCs/>
+        </w:rPr>
+        <w:t>barrier status</w:t>
+      </w:r>
+      <w:r>
+        <w:rPr>
+          <w:b/>
+          <w:bCs/>
+        </w:rPr>
+        <w:t xml:space="preserve"> for different N)</w:t>
+      </w:r>
+    </w:p>
+    <w:p>
+      <w:pPr>
+        <w:jc w:val="both"/>
+      </w:pPr>
+    </w:p>
+    <w:p>
+      <w:pPr>
+        <w:ind w:firstLine="720"/>
+        <w:jc w:val="both"/>
+      </w:pPr>
+      <w:r>
+        <w:t xml:space="preserve">From the graphs we can clearly observe the difference in execution time between the two cases. For the smaller value of N, the impact of the barrier is more noticeable, resulting in a higher speedup of </w:t>
+      </w:r>
+      <w:r>
+        <w:rPr>
+          <w:b/>
+          <w:bCs/>
+        </w:rPr>
+        <w:t>6.02</w:t>
+      </w:r>
+      <w:r>
+        <w:rPr>
+          <w:b/>
+          <w:bCs/>
+        </w:rPr>
+        <w:t xml:space="preserve">x </w:t>
+      </w:r>
+      <w:r>
+        <w:t xml:space="preserve">compared to </w:t>
+      </w:r>
+      <w:r>
+        <w:rPr>
+          <w:b/>
+          <w:bCs/>
+        </w:rPr>
+        <w:t>2.267x</w:t>
+      </w:r>
+      <w:r>
+        <w:t xml:space="preserve"> </w:t>
+      </w:r>
+      <w:r>
+        <w:t>for the larger N. This happens because under lower workloads, the structured thread organization enforced by the active barrier helps the GPU run much more efficiently without losing time in loose scheduling delays. For the larger N, this effect is reduced because the massive size of the computation saturates the GPU anyway, making the execution behavior more stable and the difference between the two cases less visible</w:t>
+      </w:r>
+    </w:p>
+    <w:p>
+      <w:pPr>
+        <w:pStyle w:val="2"/>
+      </w:pPr>
+    </w:p>
+    <w:p>
+      <w:pPr>
+        <w:pStyle w:val="2"/>
+      </w:pPr>
+      <w:r>
+        <w:t>Different Memory Models</w:t>
+      </w:r>
+    </w:p>
+    <w:p/>
+    <w:p>
+      <w:pPr>
+        <w:jc w:val="both"/>
+      </w:pPr>
+    </w:p>
     <w:sectPr>
       <w:pgSz w:w="11906" w:h="16838"/>
       <w:pgMar w:top="1440" w:right="1800" w:bottom="1440" w:left="1800" w:header="720" w:footer="720" w:gutter="0"/>
@@ -3844,6 +6253,243 @@
     </w:sectPr>
   </w:body>
 </w:document>
+</file>
+
+<file path=word/numbering.xml><?xml version="1.0" encoding="utf-8"?>
+<w:numbering xmlns:wpc="http://schemas.microsoft.com/office/word/2010/wordprocessingCanvas" xmlns:cx="http://schemas.microsoft.com/office/drawing/2014/chartex" xmlns:cx1="http://schemas.microsoft.com/office/drawing/2015/9/8/chartex" xmlns:cx2="http://schemas.microsoft.com/office/drawing/2015/10/21/chartex" xmlns:cx3="http://schemas.microsoft.com/office/drawing/2016/5/9/chartex" xmlns:cx4="http://schemas.microsoft.com/office/drawing/2016/5/10/chartex" xmlns:cx5="http://schemas.microsoft.com/office/drawing/2016/5/11/chartex" xmlns:cx6="http://schemas.microsoft.com/office/drawing/2016/5/12/chartex" xmlns:cx7="http://schemas.microsoft.com/office/drawing/2016/5/13/chartex" xmlns:cx8="http://schemas.microsoft.com/office/drawing/2016/5/14/chartex" xmlns:mc="http://schemas.openxmlformats.org/markup-compatibility/2006" xmlns:aink="http://schemas.microsoft.com/office/drawing/2016/ink" xmlns:am3d="http://schemas.microsoft.com/office/drawing/2017/model3d" xmlns:o="urn:schemas-microsoft-com:office:office" xmlns:oel="http://schemas.microsoft.com/office/2019/extlst" xmlns:r="http://schemas.openxmlformats.org/officeDocument/2006/relationships" xmlns:m="http://schemas.openxmlformats.org/officeDocument/2006/math" xmlns:v="urn:schemas-microsoft-com:vml" xmlns:wp14="http://schemas.microsoft.com/office/word/2010/wordprocessingDrawing" xmlns:wp="http://schemas.openxmlformats.org/drawingml/2006/wordprocessingDrawing" xmlns:w10="urn:schemas-microsoft-com:office:word" xmlns:w="http://schemas.openxmlformats.org/wordprocessingml/2006/main" xmlns:w14="http://schemas.microsoft.com/office/word/2010/wordml" xmlns:w15="http://schemas.microsoft.com/office/word/2012/wordml" xmlns:w16cex="http://schemas.microsoft.com/office/word/2018/wordml/cex" xmlns:w16cid="http://schemas.microsoft.com/office/word/2016/wordml/cid" xmlns:w16="http://schemas.microsoft.com/office/word/2018/wordml" xmlns:w16du="http://schemas.microsoft.com/office/word/2023/wordml/word16du" xmlns:w16sdtdh="http://schemas.microsoft.com/office/word/2020/wordml/sdtdatahash" xmlns:w16sdtfl="http://schemas.microsoft.com/office/word/2024/wordml/sdtformatlock" xmlns:w16se="http://schemas.microsoft.com/office/word/2015/wordml/symex" xmlns:wpg="http://schemas.microsoft.com/office/word/2010/wordprocessingGroup" xmlns:wpi="http://schemas.microsoft.com/office/word/2010/wordprocessingInk" xmlns:wne="http://schemas.microsoft.com/office/word/2006/wordml" xmlns:wps="http://schemas.microsoft.com/office/word/2010/wordprocessingShape" mc:Ignorable="w14 w15 w16se w16cid w16 w16cex w16sdtdh w16sdtfl w16du wp14">
+  <w:abstractNum w:abstractNumId="0" w15:restartNumberingAfterBreak="0">
+    <w:nsid w:val="10720B2C"/>
+    <w:multiLevelType w:val="hybridMultilevel"/>
+    <w:tmpl w:val="70606FF0"/>
+    <w:lvl w:ilvl="0" w:tplc="04080001">
+      <w:start w:val="1"/>
+      <w:numFmt w:val="bullet"/>
+      <w:lvlText w:val=""/>
+      <w:lvlJc w:val="left"/>
+      <w:pPr>
+        <w:ind w:left="720" w:hanging="360"/>
+      </w:pPr>
+      <w:rPr>
+        <w:rFonts w:ascii="Symbol" w:hAnsi="Symbol" w:hint="default"/>
+      </w:rPr>
+    </w:lvl>
+    <w:lvl w:ilvl="1" w:tplc="04080003" w:tentative="1">
+      <w:start w:val="1"/>
+      <w:numFmt w:val="bullet"/>
+      <w:lvlText w:val="o"/>
+      <w:lvlJc w:val="left"/>
+      <w:pPr>
+        <w:ind w:left="1440" w:hanging="360"/>
+      </w:pPr>
+      <w:rPr>
+        <w:rFonts w:ascii="Courier New" w:hAnsi="Courier New" w:cs="Courier New" w:hint="default"/>
+      </w:rPr>
+    </w:lvl>
+    <w:lvl w:ilvl="2" w:tplc="04080005" w:tentative="1">
+      <w:start w:val="1"/>
+      <w:numFmt w:val="bullet"/>
+      <w:lvlText w:val=""/>
+      <w:lvlJc w:val="left"/>
+      <w:pPr>
+        <w:ind w:left="2160" w:hanging="360"/>
+      </w:pPr>
+      <w:rPr>
+        <w:rFonts w:ascii="Wingdings" w:hAnsi="Wingdings" w:hint="default"/>
+      </w:rPr>
+    </w:lvl>
+    <w:lvl w:ilvl="3" w:tplc="04080001" w:tentative="1">
+      <w:start w:val="1"/>
+      <w:numFmt w:val="bullet"/>
+      <w:lvlText w:val=""/>
+      <w:lvlJc w:val="left"/>
+      <w:pPr>
+        <w:ind w:left="2880" w:hanging="360"/>
+      </w:pPr>
+      <w:rPr>
+        <w:rFonts w:ascii="Symbol" w:hAnsi="Symbol" w:hint="default"/>
+      </w:rPr>
+    </w:lvl>
+    <w:lvl w:ilvl="4" w:tplc="04080003" w:tentative="1">
+      <w:start w:val="1"/>
+      <w:numFmt w:val="bullet"/>
+      <w:lvlText w:val="o"/>
+      <w:lvlJc w:val="left"/>
+      <w:pPr>
+        <w:ind w:left="3600" w:hanging="360"/>
+      </w:pPr>
+      <w:rPr>
+        <w:rFonts w:ascii="Courier New" w:hAnsi="Courier New" w:cs="Courier New" w:hint="default"/>
+      </w:rPr>
+    </w:lvl>
+    <w:lvl w:ilvl="5" w:tplc="04080005" w:tentative="1">
+      <w:start w:val="1"/>
+      <w:numFmt w:val="bullet"/>
+      <w:lvlText w:val=""/>
+      <w:lvlJc w:val="left"/>
+      <w:pPr>
+        <w:ind w:left="4320" w:hanging="360"/>
+      </w:pPr>
+      <w:rPr>
+        <w:rFonts w:ascii="Wingdings" w:hAnsi="Wingdings" w:hint="default"/>
+      </w:rPr>
+    </w:lvl>
+    <w:lvl w:ilvl="6" w:tplc="04080001" w:tentative="1">
+      <w:start w:val="1"/>
+      <w:numFmt w:val="bullet"/>
+      <w:lvlText w:val=""/>
+      <w:lvlJc w:val="left"/>
+      <w:pPr>
+        <w:ind w:left="5040" w:hanging="360"/>
+      </w:pPr>
+      <w:rPr>
+        <w:rFonts w:ascii="Symbol" w:hAnsi="Symbol" w:hint="default"/>
+      </w:rPr>
+    </w:lvl>
+    <w:lvl w:ilvl="7" w:tplc="04080003" w:tentative="1">
+      <w:start w:val="1"/>
+      <w:numFmt w:val="bullet"/>
+      <w:lvlText w:val="o"/>
+      <w:lvlJc w:val="left"/>
+      <w:pPr>
+        <w:ind w:left="5760" w:hanging="360"/>
+      </w:pPr>
+      <w:rPr>
+        <w:rFonts w:ascii="Courier New" w:hAnsi="Courier New" w:cs="Courier New" w:hint="default"/>
+      </w:rPr>
+    </w:lvl>
+    <w:lvl w:ilvl="8" w:tplc="04080005" w:tentative="1">
+      <w:start w:val="1"/>
+      <w:numFmt w:val="bullet"/>
+      <w:lvlText w:val=""/>
+      <w:lvlJc w:val="left"/>
+      <w:pPr>
+        <w:ind w:left="6480" w:hanging="360"/>
+      </w:pPr>
+      <w:rPr>
+        <w:rFonts w:ascii="Wingdings" w:hAnsi="Wingdings" w:hint="default"/>
+      </w:rPr>
+    </w:lvl>
+  </w:abstractNum>
+  <w:abstractNum w:abstractNumId="1" w15:restartNumberingAfterBreak="0">
+    <w:nsid w:val="6D860B6D"/>
+    <w:multiLevelType w:val="hybridMultilevel"/>
+    <w:tmpl w:val="A7DE8208"/>
+    <w:lvl w:ilvl="0" w:tplc="04080001">
+      <w:start w:val="1"/>
+      <w:numFmt w:val="bullet"/>
+      <w:lvlText w:val=""/>
+      <w:lvlJc w:val="left"/>
+      <w:pPr>
+        <w:ind w:left="1440" w:hanging="360"/>
+      </w:pPr>
+      <w:rPr>
+        <w:rFonts w:ascii="Symbol" w:hAnsi="Symbol" w:hint="default"/>
+      </w:rPr>
+    </w:lvl>
+    <w:lvl w:ilvl="1" w:tplc="04080003" w:tentative="1">
+      <w:start w:val="1"/>
+      <w:numFmt w:val="bullet"/>
+      <w:lvlText w:val="o"/>
+      <w:lvlJc w:val="left"/>
+      <w:pPr>
+        <w:ind w:left="2160" w:hanging="360"/>
+      </w:pPr>
+      <w:rPr>
+        <w:rFonts w:ascii="Courier New" w:hAnsi="Courier New" w:cs="Courier New" w:hint="default"/>
+      </w:rPr>
+    </w:lvl>
+    <w:lvl w:ilvl="2" w:tplc="04080005" w:tentative="1">
+      <w:start w:val="1"/>
+      <w:numFmt w:val="bullet"/>
+      <w:lvlText w:val=""/>
+      <w:lvlJc w:val="left"/>
+      <w:pPr>
+        <w:ind w:left="2880" w:hanging="360"/>
+      </w:pPr>
+      <w:rPr>
+        <w:rFonts w:ascii="Wingdings" w:hAnsi="Wingdings" w:hint="default"/>
+      </w:rPr>
+    </w:lvl>
+    <w:lvl w:ilvl="3" w:tplc="04080001" w:tentative="1">
+      <w:start w:val="1"/>
+      <w:numFmt w:val="bullet"/>
+      <w:lvlText w:val=""/>
+      <w:lvlJc w:val="left"/>
+      <w:pPr>
+        <w:ind w:left="3600" w:hanging="360"/>
+      </w:pPr>
+      <w:rPr>
+        <w:rFonts w:ascii="Symbol" w:hAnsi="Symbol" w:hint="default"/>
+      </w:rPr>
+    </w:lvl>
+    <w:lvl w:ilvl="4" w:tplc="04080003" w:tentative="1">
+      <w:start w:val="1"/>
+      <w:numFmt w:val="bullet"/>
+      <w:lvlText w:val="o"/>
+      <w:lvlJc w:val="left"/>
+      <w:pPr>
+        <w:ind w:left="4320" w:hanging="360"/>
+      </w:pPr>
+      <w:rPr>
+        <w:rFonts w:ascii="Courier New" w:hAnsi="Courier New" w:cs="Courier New" w:hint="default"/>
+      </w:rPr>
+    </w:lvl>
+    <w:lvl w:ilvl="5" w:tplc="04080005" w:tentative="1">
+      <w:start w:val="1"/>
+      <w:numFmt w:val="bullet"/>
+      <w:lvlText w:val=""/>
+      <w:lvlJc w:val="left"/>
+      <w:pPr>
+        <w:ind w:left="5040" w:hanging="360"/>
+      </w:pPr>
+      <w:rPr>
+        <w:rFonts w:ascii="Wingdings" w:hAnsi="Wingdings" w:hint="default"/>
+      </w:rPr>
+    </w:lvl>
+    <w:lvl w:ilvl="6" w:tplc="04080001" w:tentative="1">
+      <w:start w:val="1"/>
+      <w:numFmt w:val="bullet"/>
+      <w:lvlText w:val=""/>
+      <w:lvlJc w:val="left"/>
+      <w:pPr>
+        <w:ind w:left="5760" w:hanging="360"/>
+      </w:pPr>
+      <w:rPr>
+        <w:rFonts w:ascii="Symbol" w:hAnsi="Symbol" w:hint="default"/>
+      </w:rPr>
+    </w:lvl>
+    <w:lvl w:ilvl="7" w:tplc="04080003" w:tentative="1">
+      <w:start w:val="1"/>
+      <w:numFmt w:val="bullet"/>
+      <w:lvlText w:val="o"/>
+      <w:lvlJc w:val="left"/>
+      <w:pPr>
+        <w:ind w:left="6480" w:hanging="360"/>
+      </w:pPr>
+      <w:rPr>
+        <w:rFonts w:ascii="Courier New" w:hAnsi="Courier New" w:cs="Courier New" w:hint="default"/>
+      </w:rPr>
+    </w:lvl>
+    <w:lvl w:ilvl="8" w:tplc="04080005" w:tentative="1">
+      <w:start w:val="1"/>
+      <w:numFmt w:val="bullet"/>
+      <w:lvlText w:val=""/>
+      <w:lvlJc w:val="left"/>
+      <w:pPr>
+        <w:ind w:left="7200" w:hanging="360"/>
+      </w:pPr>
+      <w:rPr>
+        <w:rFonts w:ascii="Wingdings" w:hAnsi="Wingdings" w:hint="default"/>
+      </w:rPr>
+    </w:lvl>
+  </w:abstractNum>
+  <w:num w:numId="1" w16cid:durableId="1304190641">
+    <w:abstractNumId w:val="1"/>
+  </w:num>
+  <w:num w:numId="2" w16cid:durableId="952901653">
+    <w:abstractNumId w:val="0"/>
+  </w:num>
+</w:numbering>
 </file>
 
 <file path=word/styles.xml><?xml version="1.0" encoding="utf-8"?>
@@ -4461,6 +7107,7 @@
   <w:style w:type="character" w:default="1" w:styleId="a0">
     <w:name w:val="Default Paragraph Font"/>
     <w:uiPriority w:val="1"/>
+    <w:semiHidden/>
     <w:unhideWhenUsed/>
   </w:style>
   <w:style w:type="table" w:default="1" w:styleId="a1">

--- a/Workload-Distribution-using-CUDA-OpenCL/cuda-opencl-report.docx
+++ b/Workload-Distribution-using-CUDA-OpenCL/cuda-opencl-report.docx
@@ -1184,8 +1184,45 @@
     </w:p>
     <w:p>
       <w:pPr>
-        <w:pStyle w:val="2"/>
-        <w:jc w:val="center"/>
+        <w:pStyle w:val="a6"/>
+        <w:numPr>
+          <w:ilvl w:val="0"/>
+          <w:numId w:val="1"/>
+        </w:numPr>
+        <w:jc w:val="both"/>
+        <w:rPr>
+          <w:b/>
+          <w:bCs/>
+        </w:rPr>
+      </w:pPr>
+      <w:r>
+        <w:rPr>
+          <w:b/>
+          <w:bCs/>
+          <w:u w:val="single"/>
+        </w:rPr>
+        <w:t>GPU calculates everything</w:t>
+      </w:r>
+      <w:r>
+        <w:rPr>
+          <w:b/>
+          <w:bCs/>
+        </w:rPr>
+        <w:t xml:space="preserve"> and nothing is being operated on CPU.</w:t>
+      </w:r>
+      <w:r>
+        <w:rPr>
+          <w:b/>
+          <w:bCs/>
+        </w:rPr>
+        <w:t xml:space="preserve"> The code on every experiment gives the best and most productive results based on my hardware.</w:t>
+      </w:r>
+    </w:p>
+    <w:p>
+      <w:pPr>
+        <w:pStyle w:val="a6"/>
+        <w:ind w:left="1440"/>
+        <w:jc w:val="both"/>
       </w:pPr>
     </w:p>
     <w:p/>
@@ -1575,6 +1612,41 @@
       </w:r>
     </w:p>
     <w:p/>
+    <w:p/>
+    <w:p/>
+    <w:p/>
+    <w:p/>
+    <w:p/>
+    <w:p>
+      <w:pPr>
+        <w:rPr>
+          <w:b/>
+          <w:bCs/>
+        </w:rPr>
+      </w:pPr>
+      <w:r>
+        <w:rPr>
+          <w:b/>
+          <w:bCs/>
+        </w:rPr>
+        <w:lastRenderedPageBreak/>
+        <w:t>NOTES:</w:t>
+      </w:r>
+    </w:p>
+    <w:p>
+      <w:pPr>
+        <w:pStyle w:val="a6"/>
+        <w:numPr>
+          <w:ilvl w:val="0"/>
+          <w:numId w:val="2"/>
+        </w:numPr>
+        <w:jc w:val="both"/>
+      </w:pPr>
+      <w:r>
+        <w:t xml:space="preserve">Tests took place using different local work sizes (e.g. 32, 64, 128, 256) and there was no difference in which method was faster. As we can see, the N made that difference. Times were faster when local work size = 128 and local work size = 256. The tables above show the average times when local work size = 256. </w:t>
+      </w:r>
+    </w:p>
+    <w:p/>
     <w:p>
       <w:pPr>
         <w:jc w:val="center"/>
@@ -1583,7 +1655,6 @@
         <w:rPr>
           <w:noProof/>
         </w:rPr>
-        <w:lastRenderedPageBreak/>
         <w:drawing>
           <wp:inline distT="0" distB="0" distL="0" distR="0" wp14:anchorId="07E37199" wp14:editId="4AC4F8CA">
             <wp:extent cx="5274310" cy="2621280"/>
@@ -2051,7 +2122,11 @@
         <w:tab/>
       </w:r>
       <w:r>
-        <w:t xml:space="preserve">From the results for large N, it is observed that the execution time varies slightly across different block sizes. The best performance is achieved when block size = 512, with the lowest average execution time (0.0229). When block size = 32, it shows a significantly higher execution time (0.0461) because such a small block size fails to fully utilize the GPU's hardware resources, leaving computing units idle. On the other hand, for block sizes from 64 up to 512, the performance remains very stable and close to the optimal limit, proving that the GPU reaches its hardware </w:t>
+        <w:t xml:space="preserve">From the results for large N, it is observed that the execution time varies slightly across different block sizes. The best performance is achieved when block size = 512, with the lowest average execution time (0.0229). When block size = 32, it shows a </w:t>
+      </w:r>
+      <w:r>
+        <w:lastRenderedPageBreak/>
+        <w:t xml:space="preserve">significantly higher execution time (0.0461) because such a small block size fails to fully utilize the GPU's hardware resources, leaving computing units idle. On the other hand, for block sizes from 64 up to 512, the performance remains very stable and close to the optimal limit, proving that the GPU reaches its hardware </w:t>
       </w:r>
       <w:r>
         <w:t xml:space="preserve">limit </w:t>
@@ -2069,13 +2144,6 @@
         <w:t>.</w:t>
       </w:r>
     </w:p>
-    <w:p>
-      <w:pPr>
-        <w:jc w:val="both"/>
-      </w:pPr>
-    </w:p>
-    <w:p/>
-    <w:p/>
     <w:p/>
     <w:p/>
     <w:p>
@@ -2341,6 +2409,31 @@
     </w:p>
     <w:p>
       <w:pPr>
+        <w:pStyle w:val="a6"/>
+        <w:numPr>
+          <w:ilvl w:val="0"/>
+          <w:numId w:val="2"/>
+        </w:numPr>
+        <w:jc w:val="both"/>
+        <w:rPr>
+          <w:b/>
+          <w:bCs/>
+        </w:rPr>
+      </w:pPr>
+      <w:r>
+        <w:t xml:space="preserve">As I mentioned in the different workload distribution experiments, local work size = 256 and local work size = 128 give the best results in both cases of the workload distribution methods without having any major difference. Results are presented using 1 </w:t>
+      </w:r>
+      <w:proofErr w:type="spellStart"/>
+      <w:r>
+        <w:t>elem</w:t>
+      </w:r>
+      <w:proofErr w:type="spellEnd"/>
+      <w:r>
+        <w:t>/thread.</w:t>
+      </w:r>
+    </w:p>
+    <w:p>
+      <w:pPr>
         <w:ind w:firstLine="720"/>
         <w:jc w:val="both"/>
       </w:pPr>
@@ -2349,6 +2442,12 @@
       <w:pPr>
         <w:ind w:firstLine="720"/>
         <w:jc w:val="both"/>
+      </w:pPr>
+    </w:p>
+    <w:p>
+      <w:pPr>
+        <w:ind w:firstLine="720"/>
+        <w:jc w:val="center"/>
         <w:rPr>
           <w:lang w:val="el-GR"/>
         </w:rPr>
@@ -2359,9 +2458,9 @@
           <w:lang w:val="el-GR"/>
         </w:rPr>
         <w:drawing>
-          <wp:inline distT="0" distB="0" distL="0" distR="0" wp14:anchorId="34D277DA" wp14:editId="1C5071FC">
-            <wp:extent cx="4561368" cy="3892514"/>
-            <wp:effectExtent l="0" t="0" r="0" b="0"/>
+          <wp:inline distT="0" distB="0" distL="0" distR="0" wp14:anchorId="34D277DA" wp14:editId="5F03AAF4">
+            <wp:extent cx="3750328" cy="3200400"/>
+            <wp:effectExtent l="0" t="0" r="2540" b="0"/>
             <wp:docPr id="915387968" name="Εικόνα 1"/>
             <wp:cNvGraphicFramePr>
               <a:graphicFrameLocks xmlns:a="http://schemas.openxmlformats.org/drawingml/2006/main" noChangeAspect="1"/>
@@ -2382,7 +2481,7 @@
                   <pic:spPr>
                     <a:xfrm>
                       <a:off x="0" y="0"/>
-                      <a:ext cx="4566914" cy="3897247"/>
+                      <a:ext cx="3769641" cy="3216881"/>
                     </a:xfrm>
                     <a:prstGeom prst="rect">
                       <a:avLst/>
@@ -2507,11 +2606,10 @@
           <w:bCs/>
           <w:noProof/>
         </w:rPr>
-        <w:lastRenderedPageBreak/>
         <w:drawing>
-          <wp:inline distT="0" distB="0" distL="0" distR="0" wp14:anchorId="6F0C9A14" wp14:editId="517FE70D">
-            <wp:extent cx="4105848" cy="3343742"/>
-            <wp:effectExtent l="0" t="0" r="9525" b="9525"/>
+          <wp:inline distT="0" distB="0" distL="0" distR="0" wp14:anchorId="6F0C9A14" wp14:editId="763F92C3">
+            <wp:extent cx="3593804" cy="2926741"/>
+            <wp:effectExtent l="0" t="0" r="6985" b="6985"/>
             <wp:docPr id="1098774256" name="Εικόνα 1"/>
             <wp:cNvGraphicFramePr>
               <a:graphicFrameLocks xmlns:a="http://schemas.openxmlformats.org/drawingml/2006/main" noChangeAspect="1"/>
@@ -2532,7 +2630,7 @@
                   <pic:spPr>
                     <a:xfrm>
                       <a:off x="0" y="0"/>
-                      <a:ext cx="4105848" cy="3343742"/>
+                      <a:ext cx="3598131" cy="2930265"/>
                     </a:xfrm>
                     <a:prstGeom prst="rect">
                       <a:avLst/>
@@ -3198,11 +3296,9 @@
       <w:r>
         <w:t xml:space="preserve"> </w:t>
       </w:r>
-      <w:proofErr w:type="spellStart"/>
-      <w:r>
-        <w:t>approximently</w:t>
-      </w:r>
-      <w:proofErr w:type="spellEnd"/>
+      <w:r>
+        <w:t>approximately</w:t>
+      </w:r>
       <w:r>
         <w:t xml:space="preserve"> </w:t>
       </w:r>
@@ -3359,6 +3455,102 @@
         <w:t>larger N, this effect is reduced because the computation dominates the execution time, making the difference between the two cases less visible.</w:t>
       </w:r>
     </w:p>
+    <w:p>
+      <w:pPr>
+        <w:jc w:val="both"/>
+        <w:rPr>
+          <w:b/>
+          <w:bCs/>
+        </w:rPr>
+      </w:pPr>
+    </w:p>
+    <w:p>
+      <w:pPr>
+        <w:jc w:val="both"/>
+        <w:rPr>
+          <w:b/>
+          <w:bCs/>
+        </w:rPr>
+      </w:pPr>
+      <w:r>
+        <w:rPr>
+          <w:b/>
+          <w:bCs/>
+        </w:rPr>
+        <w:t>NOTE</w:t>
+      </w:r>
+      <w:r>
+        <w:rPr>
+          <w:b/>
+          <w:bCs/>
+        </w:rPr>
+        <w:t>S</w:t>
+      </w:r>
+      <w:r>
+        <w:rPr>
+          <w:b/>
+          <w:bCs/>
+        </w:rPr>
+        <w:t>:</w:t>
+      </w:r>
+    </w:p>
+    <w:p>
+      <w:pPr>
+        <w:pStyle w:val="a6"/>
+        <w:numPr>
+          <w:ilvl w:val="0"/>
+          <w:numId w:val="2"/>
+        </w:numPr>
+        <w:jc w:val="both"/>
+      </w:pPr>
+      <w:r>
+        <w:t>I tested both strategies of global barrier using it and without using it, on different local work sizes and I got the same results. The cases of 128 and 256 have by far the best results from the smaller local work sizes</w:t>
+      </w:r>
+      <w:r>
+        <w:t xml:space="preserve"> and the 512 cases</w:t>
+      </w:r>
+      <w:r>
+        <w:t xml:space="preserve">. On the other hand, I tested the algorithms on different workload distributions as well and again it doesn’t have the impact that N has on the algorithm.  For smaller N, 1 </w:t>
+      </w:r>
+      <w:proofErr w:type="spellStart"/>
+      <w:r>
+        <w:t>elem</w:t>
+      </w:r>
+      <w:proofErr w:type="spellEnd"/>
+      <w:r>
+        <w:t xml:space="preserve">/thread is by far faster where for bigger N the </w:t>
+      </w:r>
+      <w:proofErr w:type="spellStart"/>
+      <w:r>
+        <w:t>mult</w:t>
+      </w:r>
+      <w:proofErr w:type="spellEnd"/>
+      <w:r>
+        <w:t xml:space="preserve"> </w:t>
+      </w:r>
+      <w:proofErr w:type="spellStart"/>
+      <w:r>
+        <w:t>elem</w:t>
+      </w:r>
+      <w:proofErr w:type="spellEnd"/>
+      <w:r>
+        <w:t xml:space="preserve">/thread is much more productive. The results are presented with local work size = </w:t>
+      </w:r>
+      <w:r>
+        <w:t>256</w:t>
+      </w:r>
+      <w:r>
+        <w:t xml:space="preserve"> and with 1 </w:t>
+      </w:r>
+      <w:proofErr w:type="spellStart"/>
+      <w:r>
+        <w:t>elem</w:t>
+      </w:r>
+      <w:proofErr w:type="spellEnd"/>
+      <w:r>
+        <w:t>/thread.</w:t>
+      </w:r>
+    </w:p>
     <w:p/>
     <w:p/>
     <w:p>
@@ -3475,6 +3667,9 @@
         </w:tc>
       </w:tr>
       <w:tr>
+        <w:trPr>
+          <w:trHeight w:val="71"/>
+        </w:trPr>
         <w:tc>
           <w:tcPr>
             <w:tcW w:w="4148" w:type="dxa"/>
@@ -3491,7 +3686,7 @@
           </w:tcPr>
           <w:p>
             <w:r>
-              <w:t>0.0458887</w:t>
+              <w:t>0.0909231</w:t>
             </w:r>
           </w:p>
         </w:tc>
@@ -3513,7 +3708,7 @@
           </w:tcPr>
           <w:p>
             <w:r>
-              <w:t>0.0465289</w:t>
+              <w:t>0.0498088</w:t>
             </w:r>
           </w:p>
         </w:tc>
@@ -3535,7 +3730,7 @@
           </w:tcPr>
           <w:p>
             <w:r>
-              <w:t>0.0477389</w:t>
+              <w:t>0.0484792</w:t>
             </w:r>
           </w:p>
         </w:tc>
@@ -3553,122 +3748,172 @@
       <w:pPr>
         <w:jc w:val="both"/>
         <w:rPr>
+          <w:rFonts w:ascii="Arial" w:hAnsi="Arial" w:cs="Arial"/>
+        </w:rPr>
+      </w:pPr>
+      <w:r>
+        <w:rPr>
           <w:rFonts w:asciiTheme="minorHAnsi" w:hAnsiTheme="minorHAnsi"/>
         </w:rPr>
-      </w:pPr>
-      <w:r>
+        <w:tab/>
+      </w:r>
+      <w:r>
+        <w:rPr>
+          <w:rFonts w:ascii="Arial" w:hAnsi="Arial" w:cs="Arial"/>
+        </w:rPr>
+        <w:t xml:space="preserve">For large N, </w:t>
+      </w:r>
+      <w:r>
+        <w:rPr>
+          <w:rFonts w:ascii="Arial" w:hAnsi="Arial" w:cs="Arial"/>
+          <w:b/>
+          <w:bCs/>
+        </w:rPr>
+        <w:t>Shared Memory</w:t>
+      </w:r>
+      <w:r>
+        <w:rPr>
+          <w:rFonts w:ascii="Arial" w:hAnsi="Arial" w:cs="Arial"/>
+        </w:rPr>
+        <w:t xml:space="preserve"> is the fastes</w:t>
+      </w:r>
+      <w:r>
+        <w:rPr>
+          <w:rFonts w:ascii="Arial" w:hAnsi="Arial" w:cs="Arial"/>
+        </w:rPr>
+        <w:t xml:space="preserve">t </w:t>
+      </w:r>
+      <w:r>
+        <w:rPr>
+          <w:rFonts w:ascii="Arial" w:hAnsi="Arial" w:cs="Arial"/>
+        </w:rPr>
+        <w:t xml:space="preserve">because the heavy tree reduction happens inside the GPU's fast block memory and only one thread per block writes to </w:t>
+      </w:r>
+      <w:r>
+        <w:rPr>
+          <w:rFonts w:ascii="Arial" w:hAnsi="Arial" w:cs="Arial"/>
+        </w:rPr>
+        <w:lastRenderedPageBreak/>
+        <w:t xml:space="preserve">the main memory, minimizing data traffic. </w:t>
+      </w:r>
+      <w:r>
+        <w:rPr>
+          <w:rFonts w:ascii="Arial" w:hAnsi="Arial" w:cs="Arial"/>
+          <w:b/>
+          <w:bCs/>
+        </w:rPr>
+        <w:t>Global Memory</w:t>
+      </w:r>
+      <w:r>
+        <w:rPr>
+          <w:rFonts w:ascii="Arial" w:hAnsi="Arial" w:cs="Arial"/>
+        </w:rPr>
+        <w:t xml:space="preserve"> is almost identical </w:t>
+      </w:r>
+      <w:r>
+        <w:rPr>
+          <w:rFonts w:ascii="Arial" w:hAnsi="Arial" w:cs="Arial"/>
+        </w:rPr>
+        <w:t>in execution time</w:t>
+      </w:r>
+      <w:r>
+        <w:rPr>
+          <w:rFonts w:ascii="Arial" w:hAnsi="Arial" w:cs="Arial"/>
+        </w:rPr>
+        <w:t xml:space="preserve"> because threads read consecutive numbers, allowing the GPU to automatically group these reads together and load data in fast batches. On the other hand, </w:t>
+      </w:r>
+      <w:r>
+        <w:rPr>
+          <w:rFonts w:ascii="Arial" w:hAnsi="Arial" w:cs="Arial"/>
+          <w:b/>
+          <w:bCs/>
+        </w:rPr>
+        <w:t>Registers</w:t>
+      </w:r>
+      <w:r>
+        <w:rPr>
+          <w:rFonts w:ascii="Arial" w:hAnsi="Arial" w:cs="Arial"/>
+        </w:rPr>
+        <w:t xml:space="preserve"> are </w:t>
+      </w:r>
+      <w:r>
+        <w:rPr>
+          <w:rFonts w:ascii="Arial" w:hAnsi="Arial" w:cs="Arial"/>
+        </w:rPr>
+        <w:t xml:space="preserve">by far </w:t>
+      </w:r>
+      <w:r>
+        <w:rPr>
+          <w:rFonts w:ascii="Arial" w:hAnsi="Arial" w:cs="Arial"/>
+        </w:rPr>
+        <w:t>the slowest</w:t>
+      </w:r>
+      <w:r>
+        <w:rPr>
+          <w:rFonts w:ascii="Arial" w:hAnsi="Arial" w:cs="Arial"/>
+        </w:rPr>
+        <w:t>(</w:t>
+      </w:r>
+      <w:r>
+        <w:rPr>
+          <w:rFonts w:ascii="Arial" w:hAnsi="Arial" w:cs="Arial"/>
+          <w:b/>
+          <w:bCs/>
+        </w:rPr>
+        <w:t>nearly 2 times slower than the rest</w:t>
+      </w:r>
+      <w:r>
+        <w:rPr>
+          <w:rFonts w:ascii="Arial" w:hAnsi="Arial" w:cs="Arial"/>
+        </w:rPr>
+        <w:t>)</w:t>
+      </w:r>
+      <w:r>
+        <w:rPr>
+          <w:rFonts w:ascii="Arial" w:hAnsi="Arial" w:cs="Arial"/>
+        </w:rPr>
+        <w:t xml:space="preserve"> because they are strictly private to each thread since </w:t>
+      </w:r>
+      <w:r>
+        <w:rPr>
+          <w:rFonts w:ascii="Arial" w:hAnsi="Arial" w:cs="Arial"/>
+        </w:rPr>
+        <w:t>the</w:t>
+      </w:r>
+      <w:r>
+        <w:rPr>
+          <w:rFonts w:ascii="Arial" w:hAnsi="Arial" w:cs="Arial"/>
+        </w:rPr>
+        <w:t xml:space="preserve"> reduction loop requires threads to constantly share and exchange numbers, the GPU is forced to copy data out to the slow local memory so the threads can communicate, which creates severe delays.</w:t>
+      </w:r>
+    </w:p>
+    <w:p>
+      <w:pPr>
+        <w:jc w:val="both"/>
         <w:rPr>
           <w:rFonts w:asciiTheme="minorHAnsi" w:hAnsiTheme="minorHAnsi"/>
         </w:rPr>
-        <w:tab/>
-      </w:r>
-      <w:r>
+      </w:pPr>
+    </w:p>
+    <w:p>
+      <w:pPr>
         <w:rPr>
           <w:rFonts w:asciiTheme="minorHAnsi" w:hAnsiTheme="minorHAnsi"/>
         </w:rPr>
-        <w:t xml:space="preserve">For large N, all three memory models have almost the same execution times (between 0.045 and 0.047 seconds). The Registers case is slightly faster than the Global Memory case because it uses the GPU's fastest internal storage (registers). On the other hand, the Shared Memory model is slightly slower (0.0477 seconds). This happens because, with a huge workload of </w:t>
-      </w:r>
-      <m:oMath>
-        <m:sSup>
-          <m:sSupPr>
-            <m:ctrlPr>
-              <w:rPr>
-                <w:rFonts w:ascii="Cambria Math" w:hAnsi="Cambria Math"/>
-                <w:b/>
-                <w:bCs/>
-                <w:i/>
-              </w:rPr>
-            </m:ctrlPr>
-          </m:sSupPr>
-          <m:e>
-            <m:r>
-              <m:rPr>
-                <m:sty m:val="bi"/>
-              </m:rPr>
-              <w:rPr>
-                <w:rFonts w:ascii="Cambria Math" w:hAnsi="Cambria Math"/>
-              </w:rPr>
-              <m:t>10</m:t>
-            </m:r>
-          </m:e>
-          <m:sup>
-            <m:r>
-              <m:rPr>
-                <m:sty m:val="bi"/>
-              </m:rPr>
-              <w:rPr>
-                <w:rFonts w:ascii="Cambria Math" w:hAnsi="Cambria Math"/>
-              </w:rPr>
-              <m:t>8</m:t>
-            </m:r>
-          </m:sup>
-        </m:sSup>
-        <m:r>
-          <m:rPr>
-            <m:sty m:val="bi"/>
-          </m:rPr>
-          <w:rPr>
-            <w:rFonts w:ascii="Cambria Math" w:hAnsi="Cambria Math"/>
-          </w:rPr>
-          <m:t xml:space="preserve"> </m:t>
-        </m:r>
-      </m:oMath>
-      <w:r>
-        <w:rPr>
-          <w:rFonts w:asciiTheme="minorHAnsi" w:hAnsiTheme="minorHAnsi"/>
-        </w:rPr>
-        <w:t>elements, the threads must stop and wait for each other constantly using __</w:t>
-      </w:r>
-      <w:proofErr w:type="gramStart"/>
-      <w:r>
-        <w:rPr>
-          <w:rFonts w:asciiTheme="minorHAnsi" w:hAnsiTheme="minorHAnsi"/>
-        </w:rPr>
-        <w:t>syncthreads(</w:t>
-      </w:r>
-      <w:proofErr w:type="gramEnd"/>
-      <w:r>
-        <w:rPr>
-          <w:rFonts w:asciiTheme="minorHAnsi" w:hAnsiTheme="minorHAnsi"/>
-        </w:rPr>
-        <w:t>). This waiting time (synchronization overhead) creates small delays in the hardware, which wastes more time than what we save by using the fast shared memory.</w:t>
-      </w:r>
-    </w:p>
-    <w:p>
-      <w:pPr>
-        <w:jc w:val="both"/>
-        <w:rPr>
-          <w:rFonts w:asciiTheme="minorHAnsi" w:hAnsiTheme="minorHAnsi"/>
-        </w:rPr>
-      </w:pPr>
-    </w:p>
-    <w:p>
-      <w:pPr>
-        <w:rPr>
-          <w:rFonts w:asciiTheme="minorHAnsi" w:hAnsiTheme="minorHAnsi"/>
-        </w:rPr>
-      </w:pPr>
-    </w:p>
-    <w:p>
-      <w:pPr>
-        <w:rPr>
-          <w:rFonts w:asciiTheme="minorHAnsi" w:hAnsiTheme="minorHAnsi"/>
-        </w:rPr>
-      </w:pPr>
-    </w:p>
-    <w:p>
-      <w:pPr>
-        <w:rPr>
-          <w:b/>
-          <w:bCs/>
-        </w:rPr>
-      </w:pPr>
-      <w:r>
-        <w:rPr>
-          <w:b/>
-          <w:bCs/>
-        </w:rPr>
-        <w:lastRenderedPageBreak/>
+      </w:pPr>
+    </w:p>
+    <w:p>
+      <w:pPr>
+        <w:rPr>
+          <w:b/>
+          <w:bCs/>
+        </w:rPr>
+      </w:pPr>
+      <w:r>
+        <w:rPr>
+          <w:b/>
+          <w:bCs/>
+        </w:rPr>
         <w:t xml:space="preserve">N = </w:t>
       </w:r>
       <m:oMath>
@@ -3779,7 +4024,7 @@
           </w:tcPr>
           <w:p>
             <w:r>
-              <w:t>0.0003722</w:t>
+              <w:t>0.000503</w:t>
             </w:r>
           </w:p>
         </w:tc>
@@ -3801,7 +4046,7 @@
           </w:tcPr>
           <w:p>
             <w:r>
-              <w:t>0.0004093</w:t>
+              <w:t>0.0001633</w:t>
             </w:r>
           </w:p>
         </w:tc>
@@ -3823,7 +4068,7 @@
           </w:tcPr>
           <w:p>
             <w:r>
-              <w:t>0.0003613</w:t>
+              <w:t>0.0001437</w:t>
             </w:r>
           </w:p>
         </w:tc>
@@ -3839,22 +4084,190 @@
     <w:p>
       <w:pPr>
         <w:ind w:firstLine="720"/>
-      </w:pPr>
-      <w:r>
-        <w:t>For small N, the execution times are much lower because the workload is smaller. In this case, the Shared Memory model is the fastest (0.0003613 seconds). This happens because it does the heavy addition work inside the GPU's ultra-fast internal memory and writes only 1 final number per block to the main memory. On the other hand, the Registers and Global Memory cases are slightly slower because they don't do this internal reduction. Instead, they are forced to make many separate write operations directly to the main memory, which creates more data traffic and slows them down.</w:t>
-      </w:r>
+        <w:jc w:val="both"/>
+      </w:pPr>
+      <w:r>
+        <w:t xml:space="preserve">For small N, </w:t>
+      </w:r>
+      <w:r>
+        <w:t xml:space="preserve">execution times are much lower due to the smaller workload, with </w:t>
+      </w:r>
+      <w:r>
+        <w:rPr>
+          <w:b/>
+          <w:bCs/>
+        </w:rPr>
+        <w:t>Shared Memory</w:t>
+      </w:r>
+      <w:r>
+        <w:t xml:space="preserve"> remaining the fastest</w:t>
+      </w:r>
+      <w:r>
+        <w:t xml:space="preserve"> </w:t>
+      </w:r>
+      <w:r>
+        <w:t xml:space="preserve">and </w:t>
+      </w:r>
+      <w:r>
+        <w:rPr>
+          <w:b/>
+          <w:bCs/>
+        </w:rPr>
+        <w:t>Global Memory</w:t>
+      </w:r>
+      <w:r>
+        <w:t xml:space="preserve"> following closely</w:t>
+      </w:r>
+      <w:r>
+        <w:t xml:space="preserve">, </w:t>
+      </w:r>
+      <w:r>
+        <w:t xml:space="preserve">while </w:t>
+      </w:r>
+      <w:r>
+        <w:rPr>
+          <w:b/>
+          <w:bCs/>
+        </w:rPr>
+        <w:t>Registers</w:t>
+      </w:r>
+      <w:r>
+        <w:t xml:space="preserve"> are again </w:t>
+      </w:r>
+      <w:r>
+        <w:t xml:space="preserve">by far </w:t>
+      </w:r>
+      <w:r>
+        <w:t>the slowest</w:t>
+      </w:r>
+      <w:r>
+        <w:t>. In this case Registers are nearly 3.1 times slower than the other strategies.</w:t>
+      </w:r>
+      <w:r>
+        <w:t xml:space="preserve"> Shared Memory is the most efficient because the tree reduction happens entirely within the GPU's fast block memory, requiring only one global write per block. Global Memory performs nearly as fast because the GPU automatically merges the consecutive memory reads into quick batches which keeps the small workload efficient. On the other hand, Registers are the slowest because they are strictly private to each thread</w:t>
+      </w:r>
+      <w:r>
+        <w:t xml:space="preserve"> and</w:t>
+      </w:r>
+      <w:r>
+        <w:t xml:space="preserve"> since </w:t>
+      </w:r>
+      <w:r>
+        <w:t>the</w:t>
+      </w:r>
+      <w:r>
+        <w:t xml:space="preserve"> reduction loop forces threads to constantly share numbers, the GPU must waste time copying data out to the slow local memory so threads can communicate, which creates a huge overhead that slows down this small workload significantly.</w:t>
+      </w:r>
+    </w:p>
+    <w:p>
+      <w:pPr>
+        <w:ind w:firstLine="720"/>
+        <w:jc w:val="both"/>
+      </w:pPr>
+    </w:p>
+    <w:p>
+      <w:pPr>
+        <w:jc w:val="both"/>
+        <w:rPr>
+          <w:b/>
+          <w:bCs/>
+        </w:rPr>
+      </w:pPr>
+      <w:r>
+        <w:rPr>
+          <w:b/>
+          <w:bCs/>
+        </w:rPr>
+        <w:t>NOTES:</w:t>
+      </w:r>
+    </w:p>
+    <w:p>
+      <w:pPr>
+        <w:pStyle w:val="a6"/>
+        <w:numPr>
+          <w:ilvl w:val="0"/>
+          <w:numId w:val="2"/>
+        </w:numPr>
+        <w:jc w:val="both"/>
+      </w:pPr>
+      <w:r>
+        <w:t>I Tested every memory model algorithm with different block size, different workload distribution and different</w:t>
+      </w:r>
+      <w:r>
+        <w:t xml:space="preserve"> </w:t>
+      </w:r>
+      <w:r>
+        <w:t>barrier status and t</w:t>
+      </w:r>
+      <w:r>
+        <w:t>he main observation was that changing these secondary parameters had no significant impact on the relative performance</w:t>
+      </w:r>
+      <w:r>
+        <w:t>.</w:t>
+      </w:r>
+      <w:r>
+        <w:t xml:space="preserve"> Shared Memory consistently remained the fastest, followed by Global Memory, while Registers always performed the worst</w:t>
+      </w:r>
+      <w:r>
+        <w:t xml:space="preserve">. </w:t>
+      </w:r>
+      <w:r>
+        <w:t xml:space="preserve">Results are presented with block size = 256 with </w:t>
+      </w:r>
+      <w:proofErr w:type="gramStart"/>
+      <w:r>
+        <w:t>work load</w:t>
+      </w:r>
+      <w:proofErr w:type="gramEnd"/>
+      <w:r>
+        <w:t xml:space="preserve"> distribution of 1 </w:t>
+      </w:r>
+      <w:proofErr w:type="spellStart"/>
+      <w:r>
+        <w:t>elem</w:t>
+      </w:r>
+      <w:proofErr w:type="spellEnd"/>
+      <w:r>
+        <w:t>/thread and without the use of global barrier with __</w:t>
+      </w:r>
+      <w:proofErr w:type="spellStart"/>
+      <w:proofErr w:type="gramStart"/>
+      <w:r>
+        <w:t>syncthreads</w:t>
+      </w:r>
+      <w:proofErr w:type="spellEnd"/>
+      <w:r>
+        <w:t>(</w:t>
+      </w:r>
+      <w:proofErr w:type="gramEnd"/>
+      <w:r>
+        <w:t>)</w:t>
+      </w:r>
+      <w:r>
+        <w:t>.</w:t>
+      </w:r>
+    </w:p>
+    <w:p>
+      <w:pPr>
+        <w:pStyle w:val="a6"/>
+        <w:jc w:val="both"/>
+        <w:rPr>
+          <w:b/>
+          <w:bCs/>
+        </w:rPr>
+      </w:pPr>
     </w:p>
     <w:p/>
     <w:p>
-      <w:r>
-        <w:rPr>
-          <w:noProof/>
-        </w:rPr>
+      <w:pPr>
+        <w:jc w:val="center"/>
+      </w:pPr>
+      <w:r>
         <w:drawing>
-          <wp:inline distT="0" distB="0" distL="0" distR="0" wp14:anchorId="1BBF8CB1" wp14:editId="4C6414BA">
-            <wp:extent cx="5274310" cy="2442845"/>
-            <wp:effectExtent l="0" t="0" r="2540" b="0"/>
-            <wp:docPr id="711454503" name="Εικόνα 1"/>
+          <wp:inline distT="0" distB="0" distL="0" distR="0" wp14:anchorId="1121FF2D" wp14:editId="616AA766">
+            <wp:extent cx="3961234" cy="1861389"/>
+            <wp:effectExtent l="0" t="0" r="1270" b="5715"/>
+            <wp:docPr id="1702639650" name="Εικόνα 1"/>
             <wp:cNvGraphicFramePr>
               <a:graphicFrameLocks xmlns:a="http://schemas.openxmlformats.org/drawingml/2006/main" noChangeAspect="1"/>
             </wp:cNvGraphicFramePr>
@@ -3862,7 +4275,7 @@
               <a:graphicData uri="http://schemas.openxmlformats.org/drawingml/2006/picture">
                 <pic:pic xmlns:pic="http://schemas.openxmlformats.org/drawingml/2006/picture">
                   <pic:nvPicPr>
-                    <pic:cNvPr id="711454503" name=""/>
+                    <pic:cNvPr id="1702639650" name=""/>
                     <pic:cNvPicPr/>
                   </pic:nvPicPr>
                   <pic:blipFill>
@@ -3874,7 +4287,7 @@
                   <pic:spPr>
                     <a:xfrm>
                       <a:off x="0" y="0"/>
-                      <a:ext cx="5274310" cy="2442845"/>
+                      <a:ext cx="3962483" cy="1861976"/>
                     </a:xfrm>
                     <a:prstGeom prst="rect">
                       <a:avLst/>
@@ -3921,16 +4334,18 @@
     <w:p/>
     <w:p>
       <w:r>
+        <w:lastRenderedPageBreak/>
         <w:tab/>
-        <w:t xml:space="preserve">According to the graphs, it is also obvious that execution times do not differ that much across all different memory </w:t>
-      </w:r>
-      <w:proofErr w:type="gramStart"/>
-      <w:r>
-        <w:t>models .</w:t>
-      </w:r>
-      <w:proofErr w:type="gramEnd"/>
-      <w:r>
-        <w:t xml:space="preserve"> They are slightly less stable as N is lower. As a result, we can say that memory models’ execution times are more stable as N is getting larger</w:t>
+        <w:t xml:space="preserve">According to the graphs, it is also obvious that execution times </w:t>
+      </w:r>
+      <w:r>
+        <w:t xml:space="preserve">for Global and Shared do not differ much from each other whereas the productivity for Registers is very low as execution </w:t>
+      </w:r>
+      <w:r>
+        <w:t>times are</w:t>
+      </w:r>
+      <w:r>
+        <w:t xml:space="preserve"> way higher than the rest.</w:t>
       </w:r>
     </w:p>
     <w:p>
@@ -4202,10 +4617,186 @@
     </w:p>
     <w:p>
       <w:pPr>
+        <w:pStyle w:val="a6"/>
+        <w:numPr>
+          <w:ilvl w:val="0"/>
+          <w:numId w:val="2"/>
+        </w:numPr>
+        <w:jc w:val="both"/>
+        <w:rPr>
+          <w:b/>
+          <w:bCs/>
+        </w:rPr>
+      </w:pPr>
+      <w:r>
+        <w:t>My laptop’s GPU</w:t>
+      </w:r>
+      <w:r>
+        <w:t xml:space="preserve"> </w:t>
+      </w:r>
+      <w:r>
+        <w:t>has an upper constraint</w:t>
+      </w:r>
+      <w:r>
+        <w:t xml:space="preserve"> </w:t>
+      </w:r>
+      <w:r>
+        <w:t>of</w:t>
+      </w:r>
+      <w:r>
+        <w:t xml:space="preserve"> maximum work-group size of 256. </w:t>
+      </w:r>
+      <w:r>
+        <w:t>As a result</w:t>
+      </w:r>
+      <w:r>
+        <w:t xml:space="preserve">, any attempt to launch a kernel with a larger local work size violates the OpenCL execution constraints defined by </w:t>
+      </w:r>
+      <w:r>
+        <w:t>my</w:t>
+      </w:r>
+      <w:r>
+        <w:t xml:space="preserve"> hardware and is rejected by the runtime. Experiments with local work size = 512 are therefore not executable and are reported as </w:t>
+      </w:r>
+      <w:r>
+        <w:rPr>
+          <w:b/>
+          <w:bCs/>
+        </w:rPr>
+        <w:t>GPU LIMITATION ERROR</w:t>
+      </w:r>
+      <w:r>
+        <w:t xml:space="preserve"> in the experiment</w:t>
+      </w:r>
+      <w:r>
+        <w:t>s</w:t>
+      </w:r>
+      <w:r>
+        <w:t xml:space="preserve"> of </w:t>
+      </w:r>
+      <w:r>
+        <w:t>different local work sizes.</w:t>
+      </w:r>
+    </w:p>
+    <w:p>
+      <w:pPr>
+        <w:pStyle w:val="a6"/>
+        <w:rPr>
+          <w:b/>
+          <w:bCs/>
+        </w:rPr>
+      </w:pPr>
+    </w:p>
+    <w:p>
+      <w:pPr>
+        <w:ind w:left="360"/>
+        <w:jc w:val="center"/>
+        <w:rPr>
+          <w:b/>
+          <w:bCs/>
+        </w:rPr>
+      </w:pPr>
+      <w:r>
+        <w:rPr>
+          <w:b/>
+          <w:bCs/>
+        </w:rPr>
+        <w:drawing>
+          <wp:inline distT="0" distB="0" distL="0" distR="0" wp14:anchorId="2A6090CC" wp14:editId="0B59EBBF">
+            <wp:extent cx="2430738" cy="1638300"/>
+            <wp:effectExtent l="0" t="0" r="8255" b="0"/>
+            <wp:docPr id="75765010" name="Εικόνα 1"/>
+            <wp:cNvGraphicFramePr>
+              <a:graphicFrameLocks xmlns:a="http://schemas.openxmlformats.org/drawingml/2006/main" noChangeAspect="1"/>
+            </wp:cNvGraphicFramePr>
+            <a:graphic xmlns:a="http://schemas.openxmlformats.org/drawingml/2006/main">
+              <a:graphicData uri="http://schemas.openxmlformats.org/drawingml/2006/picture">
+                <pic:pic xmlns:pic="http://schemas.openxmlformats.org/drawingml/2006/picture">
+                  <pic:nvPicPr>
+                    <pic:cNvPr id="75765010" name=""/>
+                    <pic:cNvPicPr/>
+                  </pic:nvPicPr>
+                  <pic:blipFill>
+                    <a:blip r:embed="rId13"/>
+                    <a:stretch>
+                      <a:fillRect/>
+                    </a:stretch>
+                  </pic:blipFill>
+                  <pic:spPr>
+                    <a:xfrm>
+                      <a:off x="0" y="0"/>
+                      <a:ext cx="2438648" cy="1643631"/>
+                    </a:xfrm>
+                    <a:prstGeom prst="rect">
+                      <a:avLst/>
+                    </a:prstGeom>
+                  </pic:spPr>
+                </pic:pic>
+              </a:graphicData>
+            </a:graphic>
+          </wp:inline>
+        </w:drawing>
+      </w:r>
+    </w:p>
+    <w:p>
+      <w:pPr>
+        <w:pStyle w:val="a6"/>
+        <w:rPr>
+          <w:b/>
+          <w:bCs/>
+        </w:rPr>
+      </w:pPr>
+    </w:p>
+    <w:p>
+      <w:pPr>
+        <w:pStyle w:val="a6"/>
+        <w:numPr>
+          <w:ilvl w:val="0"/>
+          <w:numId w:val="2"/>
+        </w:numPr>
+        <w:jc w:val="both"/>
+        <w:rPr>
+          <w:b/>
+          <w:bCs/>
+        </w:rPr>
+      </w:pPr>
+      <w:r>
+        <w:rPr>
+          <w:b/>
+          <w:bCs/>
+          <w:u w:val="single"/>
+        </w:rPr>
+        <w:t>GPU calculates everything</w:t>
+      </w:r>
+      <w:r>
+        <w:rPr>
+          <w:b/>
+          <w:bCs/>
+        </w:rPr>
+        <w:t xml:space="preserve"> and nothing is being operated on CPU.</w:t>
+      </w:r>
+      <w:r>
+        <w:rPr>
+          <w:b/>
+          <w:bCs/>
+        </w:rPr>
+        <w:t xml:space="preserve"> The code on every experiment gives the best and most productive results based on my hardware.</w:t>
+      </w:r>
+    </w:p>
+    <w:p>
+      <w:pPr>
+        <w:pStyle w:val="a6"/>
+        <w:rPr>
+          <w:b/>
+          <w:bCs/>
+        </w:rPr>
+      </w:pPr>
+    </w:p>
+    <w:p>
+      <w:pPr>
         <w:pStyle w:val="2"/>
       </w:pPr>
       <w:r>
-        <w:lastRenderedPageBreak/>
         <w:t>Workload Distribution experiment</w:t>
       </w:r>
     </w:p>
@@ -4399,8 +4990,18 @@
         <w:t>4.285x</w:t>
       </w:r>
       <w:r>
-        <w:t>. This improvement occurs because each thread performs more useful computation, reducing thread management overhead and improving overall GPU utilization. As a result, computational resources are used more effectively, leading to better overall performance.</w:t>
-      </w:r>
+        <w:t xml:space="preserve">. This improvement occurs because each thread performs more useful computation, reducing thread management </w:t>
+      </w:r>
+      <w:r>
+        <w:lastRenderedPageBreak/>
+        <w:t>overhead and improving overall GPU utilization. As a result, computational resources are used more effectively, leading to better overall performance.</w:t>
+      </w:r>
+    </w:p>
+    <w:p>
+      <w:pPr>
+        <w:ind w:firstLine="720"/>
+        <w:jc w:val="both"/>
+      </w:pPr>
     </w:p>
     <w:p>
       <w:pPr>
@@ -4571,6 +5172,106 @@
       </w:r>
       <w:r>
         <w:t xml:space="preserve"> times faster than the other case. This is logical as with lower N the impact initializing the loop boundaries at every single iteration step has more impact as work is much less.</w:t>
+      </w:r>
+    </w:p>
+    <w:p>
+      <w:pPr>
+        <w:jc w:val="both"/>
+      </w:pPr>
+    </w:p>
+    <w:p>
+      <w:pPr>
+        <w:jc w:val="both"/>
+      </w:pPr>
+    </w:p>
+    <w:p>
+      <w:pPr>
+        <w:jc w:val="both"/>
+      </w:pPr>
+    </w:p>
+    <w:p>
+      <w:pPr>
+        <w:jc w:val="both"/>
+        <w:rPr>
+          <w:b/>
+          <w:bCs/>
+        </w:rPr>
+      </w:pPr>
+      <w:r>
+        <w:rPr>
+          <w:b/>
+          <w:bCs/>
+        </w:rPr>
+        <w:t>NOTE</w:t>
+      </w:r>
+      <w:r>
+        <w:rPr>
+          <w:b/>
+          <w:bCs/>
+        </w:rPr>
+        <w:t>S</w:t>
+      </w:r>
+      <w:r>
+        <w:rPr>
+          <w:b/>
+          <w:bCs/>
+        </w:rPr>
+        <w:t>:</w:t>
+      </w:r>
+    </w:p>
+    <w:p>
+      <w:pPr>
+        <w:pStyle w:val="a6"/>
+        <w:numPr>
+          <w:ilvl w:val="0"/>
+          <w:numId w:val="2"/>
+        </w:numPr>
+        <w:jc w:val="both"/>
+      </w:pPr>
+      <w:r>
+        <w:t xml:space="preserve">Tests took place using different </w:t>
+      </w:r>
+      <w:r>
+        <w:t xml:space="preserve">local work </w:t>
+      </w:r>
+      <w:r>
+        <w:t>sizes</w:t>
+      </w:r>
+      <w:r>
+        <w:t xml:space="preserve"> </w:t>
+      </w:r>
+      <w:r>
+        <w:t xml:space="preserve">(e.g. 32, 64, 128, 256) and there was no difference in which method was faster. </w:t>
+      </w:r>
+      <w:r>
+        <w:t>As we can see, the N made th</w:t>
+      </w:r>
+      <w:r>
+        <w:t>at</w:t>
+      </w:r>
+      <w:r>
+        <w:t xml:space="preserve"> difference. </w:t>
+      </w:r>
+      <w:r>
+        <w:t xml:space="preserve">Times were faster when </w:t>
+      </w:r>
+      <w:r>
+        <w:t xml:space="preserve">local work size </w:t>
+      </w:r>
+      <w:r>
+        <w:t xml:space="preserve">= 128 and </w:t>
+      </w:r>
+      <w:r>
+        <w:t>local work size</w:t>
+      </w:r>
+      <w:r>
+        <w:t xml:space="preserve"> = 256. The tables above show the average times when </w:t>
+      </w:r>
+      <w:r>
+        <w:t xml:space="preserve">local work size </w:t>
+      </w:r>
+      <w:r>
+        <w:t xml:space="preserve">= 256. </w:t>
       </w:r>
     </w:p>
     <w:p>
@@ -4599,7 +5300,7 @@
                     <pic:cNvPicPr/>
                   </pic:nvPicPr>
                   <pic:blipFill>
-                    <a:blip r:embed="rId13"/>
+                    <a:blip r:embed="rId14"/>
                     <a:stretch>
                       <a:fillRect/>
                     </a:stretch>
@@ -4813,6 +5514,7 @@
           </w:tcPr>
           <w:p>
             <w:r>
+              <w:lastRenderedPageBreak/>
               <w:t>128</w:t>
             </w:r>
           </w:p>
@@ -5031,6 +5733,11 @@
       <w:r>
         <w:t xml:space="preserve"> faster than the slowest case</w:t>
       </w:r>
+    </w:p>
+    <w:p>
+      <w:pPr>
+        <w:jc w:val="both"/>
+      </w:pPr>
     </w:p>
     <w:p/>
     <w:p>
@@ -5382,6 +6089,70 @@
     </w:p>
     <w:p>
       <w:pPr>
+        <w:jc w:val="both"/>
+        <w:rPr>
+          <w:b/>
+          <w:bCs/>
+        </w:rPr>
+      </w:pPr>
+      <w:r>
+        <w:rPr>
+          <w:b/>
+          <w:bCs/>
+        </w:rPr>
+        <w:t>NOTE</w:t>
+      </w:r>
+      <w:r>
+        <w:rPr>
+          <w:b/>
+          <w:bCs/>
+        </w:rPr>
+        <w:t>S</w:t>
+      </w:r>
+      <w:r>
+        <w:rPr>
+          <w:b/>
+          <w:bCs/>
+        </w:rPr>
+        <w:t>:</w:t>
+      </w:r>
+    </w:p>
+    <w:p>
+      <w:pPr>
+        <w:pStyle w:val="a6"/>
+        <w:numPr>
+          <w:ilvl w:val="0"/>
+          <w:numId w:val="2"/>
+        </w:numPr>
+        <w:jc w:val="both"/>
+        <w:rPr>
+          <w:b/>
+          <w:bCs/>
+        </w:rPr>
+      </w:pPr>
+      <w:r>
+        <w:t>As I mentioned in the different workload distribution experiments, local work size = 256 and local work size = 128 give the best results in both cases of the workload distribution methods</w:t>
+      </w:r>
+      <w:r>
+        <w:t xml:space="preserve"> without having any major difference.</w:t>
+      </w:r>
+      <w:r>
+        <w:t xml:space="preserve"> </w:t>
+      </w:r>
+      <w:r>
+        <w:t xml:space="preserve">Results are presented using 1 </w:t>
+      </w:r>
+      <w:proofErr w:type="spellStart"/>
+      <w:r>
+        <w:t>elem</w:t>
+      </w:r>
+      <w:proofErr w:type="spellEnd"/>
+      <w:r>
+        <w:t>/thread.</w:t>
+      </w:r>
+    </w:p>
+    <w:p>
+      <w:pPr>
         <w:jc w:val="center"/>
       </w:pPr>
       <w:r>
@@ -5389,9 +6160,9 @@
           <w:noProof/>
         </w:rPr>
         <w:drawing>
-          <wp:inline distT="0" distB="0" distL="0" distR="0" wp14:anchorId="2E45C2DF" wp14:editId="5C0BBB66">
-            <wp:extent cx="3721396" cy="3228108"/>
-            <wp:effectExtent l="0" t="0" r="0" b="0"/>
+          <wp:inline distT="0" distB="0" distL="0" distR="0" wp14:anchorId="2E45C2DF" wp14:editId="14906B50">
+            <wp:extent cx="2955851" cy="2564040"/>
+            <wp:effectExtent l="0" t="0" r="0" b="8255"/>
             <wp:docPr id="601886784" name="Εικόνα 1"/>
             <wp:cNvGraphicFramePr>
               <a:graphicFrameLocks xmlns:a="http://schemas.openxmlformats.org/drawingml/2006/main" noChangeAspect="1"/>
@@ -5404,7 +6175,7 @@
                     <pic:cNvPicPr/>
                   </pic:nvPicPr>
                   <pic:blipFill>
-                    <a:blip r:embed="rId14"/>
+                    <a:blip r:embed="rId15"/>
                     <a:stretch>
                       <a:fillRect/>
                     </a:stretch>
@@ -5412,7 +6183,7 @@
                   <pic:spPr>
                     <a:xfrm>
                       <a:off x="0" y="0"/>
-                      <a:ext cx="3730149" cy="3235701"/>
+                      <a:ext cx="2966893" cy="2573618"/>
                     </a:xfrm>
                     <a:prstGeom prst="rect">
                       <a:avLst/>
@@ -5439,7 +6210,6 @@
           <w:b/>
           <w:bCs/>
         </w:rPr>
-        <w:lastRenderedPageBreak/>
         <w:t xml:space="preserve">(Comparison between </w:t>
       </w:r>
       <w:r>
@@ -5526,9 +6296,9 @@
           <w:noProof/>
         </w:rPr>
         <w:drawing>
-          <wp:inline distT="0" distB="0" distL="0" distR="0" wp14:anchorId="72429FAD" wp14:editId="2425BB7A">
-            <wp:extent cx="3785191" cy="3137160"/>
-            <wp:effectExtent l="0" t="0" r="6350" b="6350"/>
+          <wp:inline distT="0" distB="0" distL="0" distR="0" wp14:anchorId="72429FAD" wp14:editId="2910C5EB">
+            <wp:extent cx="3285460" cy="2722984"/>
+            <wp:effectExtent l="0" t="0" r="0" b="1270"/>
             <wp:docPr id="1392499851" name="Εικόνα 1"/>
             <wp:cNvGraphicFramePr>
               <a:graphicFrameLocks xmlns:a="http://schemas.openxmlformats.org/drawingml/2006/main" noChangeAspect="1"/>
@@ -5541,7 +6311,7 @@
                     <pic:cNvPicPr/>
                   </pic:nvPicPr>
                   <pic:blipFill>
-                    <a:blip r:embed="rId15"/>
+                    <a:blip r:embed="rId16"/>
                     <a:stretch>
                       <a:fillRect/>
                     </a:stretch>
@@ -5549,7 +6319,7 @@
                   <pic:spPr>
                     <a:xfrm>
                       <a:off x="0" y="0"/>
-                      <a:ext cx="3789110" cy="3140408"/>
+                      <a:ext cx="3295239" cy="2731089"/>
                     </a:xfrm>
                     <a:prstGeom prst="rect">
                       <a:avLst/>
@@ -5689,11 +6459,6 @@
       <w:r>
         <w:t>.</w:t>
       </w:r>
-    </w:p>
-    <w:p>
-      <w:pPr>
-        <w:pStyle w:val="2"/>
-      </w:pPr>
     </w:p>
     <w:p>
       <w:pPr>
@@ -6000,7 +6765,6 @@
           </w:tcPr>
           <w:p>
             <w:r>
-              <w:lastRenderedPageBreak/>
               <w:t>Inactive</w:t>
             </w:r>
           </w:p>
@@ -6131,7 +6895,7 @@
                     <pic:cNvPicPr/>
                   </pic:nvPicPr>
                   <pic:blipFill>
-                    <a:blip r:embed="rId16"/>
+                    <a:blip r:embed="rId17"/>
                     <a:stretch>
                       <a:fillRect/>
                     </a:stretch>
@@ -6228,21 +6992,1160 @@
     </w:p>
     <w:p>
       <w:pPr>
+        <w:jc w:val="both"/>
+        <w:rPr>
+          <w:b/>
+          <w:bCs/>
+        </w:rPr>
+      </w:pPr>
+    </w:p>
+    <w:p>
+      <w:pPr>
+        <w:jc w:val="both"/>
+        <w:rPr>
+          <w:b/>
+          <w:bCs/>
+        </w:rPr>
+      </w:pPr>
+    </w:p>
+    <w:p>
+      <w:pPr>
+        <w:jc w:val="both"/>
+        <w:rPr>
+          <w:b/>
+          <w:bCs/>
+        </w:rPr>
+      </w:pPr>
+      <w:r>
+        <w:rPr>
+          <w:b/>
+          <w:bCs/>
+        </w:rPr>
+        <w:t>NOTE</w:t>
+      </w:r>
+      <w:r>
+        <w:rPr>
+          <w:b/>
+          <w:bCs/>
+        </w:rPr>
+        <w:t>S</w:t>
+      </w:r>
+      <w:r>
+        <w:rPr>
+          <w:b/>
+          <w:bCs/>
+        </w:rPr>
+        <w:t>:</w:t>
+      </w:r>
+    </w:p>
+    <w:p>
+      <w:pPr>
+        <w:pStyle w:val="a6"/>
+        <w:numPr>
+          <w:ilvl w:val="0"/>
+          <w:numId w:val="2"/>
+        </w:numPr>
+        <w:jc w:val="both"/>
+      </w:pPr>
+      <w:r>
+        <w:t>I tested both strategies of global barrier using it and without using it</w:t>
+      </w:r>
+      <w:r>
+        <w:t>,</w:t>
+      </w:r>
+      <w:r>
+        <w:t xml:space="preserve"> on different local work </w:t>
+      </w:r>
+      <w:r>
+        <w:t>sizes</w:t>
+      </w:r>
+      <w:r>
+        <w:t xml:space="preserve"> and I </w:t>
+      </w:r>
+      <w:r>
+        <w:t>got</w:t>
+      </w:r>
+      <w:r>
+        <w:t xml:space="preserve"> the same results</w:t>
+      </w:r>
+      <w:r>
+        <w:t>. T</w:t>
+      </w:r>
+      <w:r>
+        <w:t xml:space="preserve">he cases of 128 and 256 have by far the best results from the smaller </w:t>
+      </w:r>
+      <w:r>
+        <w:t>local work sizes</w:t>
+      </w:r>
+      <w:r>
+        <w:t>. On the other hand, I tested the algorithms on different workload distributions</w:t>
+      </w:r>
+      <w:r>
+        <w:t xml:space="preserve"> as well</w:t>
+      </w:r>
+      <w:r>
+        <w:t xml:space="preserve"> and again it doesn’t have the impact tha</w:t>
+      </w:r>
+      <w:r>
+        <w:t>t</w:t>
+      </w:r>
+      <w:r>
+        <w:t xml:space="preserve"> N has on the algorithm.  For smaller N</w:t>
+      </w:r>
+      <w:r>
+        <w:t>,</w:t>
+      </w:r>
+      <w:r>
+        <w:t xml:space="preserve"> 1 </w:t>
+      </w:r>
+      <w:proofErr w:type="spellStart"/>
+      <w:r>
+        <w:t>elem</w:t>
+      </w:r>
+      <w:proofErr w:type="spellEnd"/>
+      <w:r>
+        <w:t xml:space="preserve">/thread is by far faster </w:t>
+      </w:r>
+      <w:r>
+        <w:t>where</w:t>
+      </w:r>
+      <w:r>
+        <w:t xml:space="preserve"> for bigger N the </w:t>
+      </w:r>
+      <w:proofErr w:type="spellStart"/>
+      <w:r>
+        <w:t>mult</w:t>
+      </w:r>
+      <w:proofErr w:type="spellEnd"/>
+      <w:r>
+        <w:t xml:space="preserve"> </w:t>
+      </w:r>
+      <w:proofErr w:type="spellStart"/>
+      <w:r>
+        <w:t>elem</w:t>
+      </w:r>
+      <w:proofErr w:type="spellEnd"/>
+      <w:r>
+        <w:t xml:space="preserve">/thread is </w:t>
+      </w:r>
+      <w:r>
+        <w:t>much more productive.</w:t>
+      </w:r>
+      <w:r>
+        <w:t xml:space="preserve"> The results are presented with local work size = 128 and with 1 </w:t>
+      </w:r>
+      <w:proofErr w:type="spellStart"/>
+      <w:r>
+        <w:t>elem</w:t>
+      </w:r>
+      <w:proofErr w:type="spellEnd"/>
+      <w:r>
+        <w:t>/thread</w:t>
+      </w:r>
+      <w:r>
+        <w:t>.</w:t>
+      </w:r>
+    </w:p>
+    <w:p/>
+    <w:p/>
+    <w:p>
+      <w:pPr>
         <w:pStyle w:val="2"/>
-      </w:pPr>
-    </w:p>
-    <w:p>
-      <w:pPr>
-        <w:pStyle w:val="2"/>
+        <w:rPr>
+          <w:lang w:val="el-GR"/>
+        </w:rPr>
       </w:pPr>
       <w:r>
         <w:t>Different Memory Models</w:t>
       </w:r>
     </w:p>
+    <w:p>
+      <w:pPr>
+        <w:rPr>
+          <w:lang w:val="el-GR"/>
+        </w:rPr>
+      </w:pPr>
+    </w:p>
+    <w:p>
+      <w:pPr>
+        <w:rPr>
+          <w:b/>
+          <w:bCs/>
+        </w:rPr>
+      </w:pPr>
+      <w:r>
+        <w:rPr>
+          <w:b/>
+          <w:bCs/>
+        </w:rPr>
+        <w:t xml:space="preserve">N = </w:t>
+      </w:r>
+      <m:oMath>
+        <m:sSup>
+          <m:sSupPr>
+            <m:ctrlPr>
+              <w:rPr>
+                <w:rFonts w:ascii="Cambria Math" w:hAnsi="Cambria Math"/>
+                <w:b/>
+                <w:bCs/>
+                <w:i/>
+              </w:rPr>
+            </m:ctrlPr>
+          </m:sSupPr>
+          <m:e>
+            <m:r>
+              <m:rPr>
+                <m:sty m:val="bi"/>
+              </m:rPr>
+              <w:rPr>
+                <w:rFonts w:ascii="Cambria Math" w:hAnsi="Cambria Math"/>
+              </w:rPr>
+              <m:t>10</m:t>
+            </m:r>
+          </m:e>
+          <m:sup>
+            <m:r>
+              <m:rPr>
+                <m:sty m:val="bi"/>
+              </m:rPr>
+              <w:rPr>
+                <w:rFonts w:ascii="Cambria Math" w:hAnsi="Cambria Math"/>
+              </w:rPr>
+              <m:t>8</m:t>
+            </m:r>
+          </m:sup>
+        </m:sSup>
+      </m:oMath>
+    </w:p>
+    <w:p>
+      <w:pPr>
+        <w:rPr>
+          <w:b/>
+          <w:bCs/>
+        </w:rPr>
+      </w:pPr>
+      <w:r>
+        <w:rPr>
+          <w:b/>
+          <w:bCs/>
+        </w:rPr>
+        <w:t>Result = 333.333</w:t>
+      </w:r>
+    </w:p>
+    <w:p>
+      <w:pPr>
+        <w:rPr>
+          <w:lang w:val="el-GR"/>
+        </w:rPr>
+      </w:pPr>
+    </w:p>
+    <w:tbl>
+      <w:tblPr>
+        <w:tblStyle w:val="ac"/>
+        <w:tblW w:w="0" w:type="auto"/>
+        <w:tblLook w:val="04A0" w:firstRow="1" w:lastRow="0" w:firstColumn="1" w:lastColumn="0" w:noHBand="0" w:noVBand="1"/>
+      </w:tblPr>
+      <w:tblGrid>
+        <w:gridCol w:w="4148"/>
+        <w:gridCol w:w="4148"/>
+      </w:tblGrid>
+      <w:tr>
+        <w:tc>
+          <w:tcPr>
+            <w:tcW w:w="4148" w:type="dxa"/>
+          </w:tcPr>
+          <w:p>
+            <w:r>
+              <w:t>Memory Model</w:t>
+            </w:r>
+          </w:p>
+        </w:tc>
+        <w:tc>
+          <w:tcPr>
+            <w:tcW w:w="4148" w:type="dxa"/>
+          </w:tcPr>
+          <w:p>
+            <w:r>
+              <w:t>Avg Time of Execution</w:t>
+            </w:r>
+          </w:p>
+        </w:tc>
+      </w:tr>
+      <w:tr>
+        <w:trPr>
+          <w:trHeight w:val="71"/>
+        </w:trPr>
+        <w:tc>
+          <w:tcPr>
+            <w:tcW w:w="4148" w:type="dxa"/>
+          </w:tcPr>
+          <w:p>
+            <w:r>
+              <w:t>Registers</w:t>
+            </w:r>
+          </w:p>
+        </w:tc>
+        <w:tc>
+          <w:tcPr>
+            <w:tcW w:w="4148" w:type="dxa"/>
+          </w:tcPr>
+          <w:p>
+            <w:r>
+              <w:t>0.0052498</w:t>
+            </w:r>
+          </w:p>
+        </w:tc>
+      </w:tr>
+      <w:tr>
+        <w:tc>
+          <w:tcPr>
+            <w:tcW w:w="4148" w:type="dxa"/>
+          </w:tcPr>
+          <w:p>
+            <w:r>
+              <w:t>Global</w:t>
+            </w:r>
+          </w:p>
+        </w:tc>
+        <w:tc>
+          <w:tcPr>
+            <w:tcW w:w="4148" w:type="dxa"/>
+          </w:tcPr>
+          <w:p>
+            <w:r>
+              <w:t>0.0022735</w:t>
+            </w:r>
+          </w:p>
+        </w:tc>
+      </w:tr>
+      <w:tr>
+        <w:tc>
+          <w:tcPr>
+            <w:tcW w:w="4148" w:type="dxa"/>
+          </w:tcPr>
+          <w:p>
+            <w:r>
+              <w:t>Shared</w:t>
+            </w:r>
+          </w:p>
+        </w:tc>
+        <w:tc>
+          <w:tcPr>
+            <w:tcW w:w="4148" w:type="dxa"/>
+          </w:tcPr>
+          <w:p>
+            <w:r>
+              <w:t>0.0021948</w:t>
+            </w:r>
+          </w:p>
+        </w:tc>
+      </w:tr>
+    </w:tbl>
     <w:p/>
     <w:p>
       <w:pPr>
+        <w:rPr>
+          <w:lang w:val="el-GR"/>
+        </w:rPr>
+      </w:pPr>
+    </w:p>
+    <w:p>
+      <w:pPr>
         <w:jc w:val="both"/>
+        <w:rPr>
+          <w:rFonts w:ascii="Arial" w:hAnsi="Arial" w:cs="Arial"/>
+        </w:rPr>
+      </w:pPr>
+      <w:r>
+        <w:rPr>
+          <w:rFonts w:asciiTheme="minorHAnsi" w:hAnsiTheme="minorHAnsi"/>
+        </w:rPr>
+        <w:tab/>
+      </w:r>
+      <w:r>
+        <w:rPr>
+          <w:rFonts w:ascii="Arial" w:hAnsi="Arial" w:cs="Arial"/>
+        </w:rPr>
+        <w:t xml:space="preserve">For large N, </w:t>
+      </w:r>
+      <w:r>
+        <w:rPr>
+          <w:rFonts w:ascii="Arial" w:hAnsi="Arial" w:cs="Arial"/>
+          <w:b/>
+          <w:bCs/>
+        </w:rPr>
+        <w:t>Shared Memory</w:t>
+      </w:r>
+      <w:r>
+        <w:rPr>
+          <w:rFonts w:ascii="Arial" w:hAnsi="Arial" w:cs="Arial"/>
+        </w:rPr>
+        <w:t xml:space="preserve"> is the fastest because the heavy tree reduction happens inside the GPU's fast block memory and only one thread per block writes to the main memory, minimizing data traffic. </w:t>
+      </w:r>
+      <w:r>
+        <w:rPr>
+          <w:rFonts w:ascii="Arial" w:hAnsi="Arial" w:cs="Arial"/>
+          <w:b/>
+          <w:bCs/>
+        </w:rPr>
+        <w:t>Global Memory</w:t>
+      </w:r>
+      <w:r>
+        <w:rPr>
+          <w:rFonts w:ascii="Arial" w:hAnsi="Arial" w:cs="Arial"/>
+        </w:rPr>
+        <w:t xml:space="preserve"> is almost identical in </w:t>
+      </w:r>
+      <w:r>
+        <w:rPr>
+          <w:rFonts w:ascii="Arial" w:hAnsi="Arial" w:cs="Arial"/>
+        </w:rPr>
+        <w:lastRenderedPageBreak/>
+        <w:t xml:space="preserve">execution time because threads read consecutive numbers, allowing the GPU to automatically group these reads together and load data in fast batches. On the other hand, </w:t>
+      </w:r>
+      <w:r>
+        <w:rPr>
+          <w:rFonts w:ascii="Arial" w:hAnsi="Arial" w:cs="Arial"/>
+          <w:b/>
+          <w:bCs/>
+        </w:rPr>
+        <w:t>Registers</w:t>
+      </w:r>
+      <w:r>
+        <w:rPr>
+          <w:rFonts w:ascii="Arial" w:hAnsi="Arial" w:cs="Arial"/>
+        </w:rPr>
+        <w:t xml:space="preserve"> are by far the slowest(</w:t>
+      </w:r>
+      <w:r>
+        <w:rPr>
+          <w:rFonts w:ascii="Arial" w:hAnsi="Arial" w:cs="Arial"/>
+          <w:b/>
+          <w:bCs/>
+        </w:rPr>
+        <w:t>nearly 2 times slower than the rest</w:t>
+      </w:r>
+      <w:r>
+        <w:rPr>
+          <w:rFonts w:ascii="Arial" w:hAnsi="Arial" w:cs="Arial"/>
+        </w:rPr>
+        <w:t>) because they are strictly private to each thread since the reduction loop requires threads to constantly share and exchange numbers, the GPU is forced to copy data out to the slow local memory so the threads can communicate, which creates severe delays.</w:t>
+      </w:r>
+    </w:p>
+    <w:p>
+      <w:pPr>
+        <w:jc w:val="both"/>
+        <w:rPr>
+          <w:rFonts w:asciiTheme="minorHAnsi" w:hAnsiTheme="minorHAnsi"/>
+        </w:rPr>
+      </w:pPr>
+    </w:p>
+    <w:p>
+      <w:pPr>
+        <w:rPr>
+          <w:rFonts w:asciiTheme="minorHAnsi" w:hAnsiTheme="minorHAnsi"/>
+        </w:rPr>
+      </w:pPr>
+    </w:p>
+    <w:p>
+      <w:pPr>
+        <w:rPr>
+          <w:b/>
+          <w:bCs/>
+        </w:rPr>
+      </w:pPr>
+      <w:r>
+        <w:rPr>
+          <w:b/>
+          <w:bCs/>
+        </w:rPr>
+        <w:t xml:space="preserve">N = </w:t>
+      </w:r>
+      <m:oMath>
+        <m:sSup>
+          <m:sSupPr>
+            <m:ctrlPr>
+              <w:rPr>
+                <w:rFonts w:ascii="Cambria Math" w:hAnsi="Cambria Math"/>
+                <w:b/>
+                <w:bCs/>
+                <w:i/>
+              </w:rPr>
+            </m:ctrlPr>
+          </m:sSupPr>
+          <m:e>
+            <m:r>
+              <m:rPr>
+                <m:sty m:val="bi"/>
+              </m:rPr>
+              <w:rPr>
+                <w:rFonts w:ascii="Cambria Math" w:hAnsi="Cambria Math"/>
+              </w:rPr>
+              <m:t>10</m:t>
+            </m:r>
+          </m:e>
+          <m:sup>
+            <m:r>
+              <m:rPr>
+                <m:sty m:val="bi"/>
+              </m:rPr>
+              <w:rPr>
+                <w:rFonts w:ascii="Cambria Math" w:hAnsi="Cambria Math"/>
+              </w:rPr>
+              <m:t>5</m:t>
+            </m:r>
+          </m:sup>
+        </m:sSup>
+      </m:oMath>
+    </w:p>
+    <w:p>
+      <w:pPr>
+        <w:rPr>
+          <w:b/>
+          <w:bCs/>
+        </w:rPr>
+      </w:pPr>
+      <w:r>
+        <w:rPr>
+          <w:b/>
+          <w:bCs/>
+        </w:rPr>
+        <w:t>Result = 333.333</w:t>
+      </w:r>
+    </w:p>
+    <w:p>
+      <w:pPr>
+        <w:rPr>
+          <w:lang w:val="el-GR"/>
+        </w:rPr>
+      </w:pPr>
+    </w:p>
+    <w:tbl>
+      <w:tblPr>
+        <w:tblStyle w:val="ac"/>
+        <w:tblW w:w="0" w:type="auto"/>
+        <w:tblLook w:val="04A0" w:firstRow="1" w:lastRow="0" w:firstColumn="1" w:lastColumn="0" w:noHBand="0" w:noVBand="1"/>
+      </w:tblPr>
+      <w:tblGrid>
+        <w:gridCol w:w="4148"/>
+        <w:gridCol w:w="4148"/>
+      </w:tblGrid>
+      <w:tr>
+        <w:tc>
+          <w:tcPr>
+            <w:tcW w:w="4148" w:type="dxa"/>
+          </w:tcPr>
+          <w:p>
+            <w:r>
+              <w:t>Memory Model</w:t>
+            </w:r>
+          </w:p>
+        </w:tc>
+        <w:tc>
+          <w:tcPr>
+            <w:tcW w:w="4148" w:type="dxa"/>
+          </w:tcPr>
+          <w:p>
+            <w:r>
+              <w:t>Avg Time of Execution</w:t>
+            </w:r>
+          </w:p>
+        </w:tc>
+      </w:tr>
+      <w:tr>
+        <w:tc>
+          <w:tcPr>
+            <w:tcW w:w="4148" w:type="dxa"/>
+          </w:tcPr>
+          <w:p>
+            <w:r>
+              <w:t>Registers</w:t>
+            </w:r>
+          </w:p>
+        </w:tc>
+        <w:tc>
+          <w:tcPr>
+            <w:tcW w:w="4148" w:type="dxa"/>
+          </w:tcPr>
+          <w:p>
+            <w:r>
+              <w:t>0.0027583</w:t>
+            </w:r>
+          </w:p>
+        </w:tc>
+      </w:tr>
+      <w:tr>
+        <w:tc>
+          <w:tcPr>
+            <w:tcW w:w="4148" w:type="dxa"/>
+          </w:tcPr>
+          <w:p>
+            <w:r>
+              <w:t>Global</w:t>
+            </w:r>
+          </w:p>
+        </w:tc>
+        <w:tc>
+          <w:tcPr>
+            <w:tcW w:w="4148" w:type="dxa"/>
+          </w:tcPr>
+          <w:p>
+            <w:r>
+              <w:t>0.00074</w:t>
+            </w:r>
+          </w:p>
+        </w:tc>
+      </w:tr>
+      <w:tr>
+        <w:tc>
+          <w:tcPr>
+            <w:tcW w:w="4148" w:type="dxa"/>
+          </w:tcPr>
+          <w:p>
+            <w:r>
+              <w:t>Shared</w:t>
+            </w:r>
+          </w:p>
+        </w:tc>
+        <w:tc>
+          <w:tcPr>
+            <w:tcW w:w="4148" w:type="dxa"/>
+          </w:tcPr>
+          <w:p>
+            <w:r>
+              <w:t>0.0006353</w:t>
+            </w:r>
+          </w:p>
+        </w:tc>
+      </w:tr>
+    </w:tbl>
+    <w:p>
+      <w:pPr>
+        <w:rPr>
+          <w:lang w:val="el-GR"/>
+        </w:rPr>
+      </w:pPr>
+    </w:p>
+    <w:p>
+      <w:pPr>
+        <w:ind w:firstLine="720"/>
+        <w:jc w:val="both"/>
+      </w:pPr>
+      <w:r>
+        <w:t xml:space="preserve">For small N, </w:t>
+      </w:r>
+      <w:r>
+        <w:t xml:space="preserve">execution times are much lower due to the smaller workload, with </w:t>
+      </w:r>
+      <w:r>
+        <w:rPr>
+          <w:b/>
+          <w:bCs/>
+        </w:rPr>
+        <w:t>Shared Memory</w:t>
+      </w:r>
+      <w:r>
+        <w:t xml:space="preserve"> remaining the fastest</w:t>
+      </w:r>
+      <w:r>
+        <w:t xml:space="preserve"> </w:t>
+      </w:r>
+      <w:r>
+        <w:t xml:space="preserve">and </w:t>
+      </w:r>
+      <w:r>
+        <w:rPr>
+          <w:b/>
+          <w:bCs/>
+        </w:rPr>
+        <w:t>Global Memory</w:t>
+      </w:r>
+      <w:r>
+        <w:t xml:space="preserve"> following closely</w:t>
+      </w:r>
+      <w:r>
+        <w:t xml:space="preserve">, </w:t>
+      </w:r>
+      <w:r>
+        <w:t xml:space="preserve">while </w:t>
+      </w:r>
+      <w:r>
+        <w:rPr>
+          <w:b/>
+          <w:bCs/>
+        </w:rPr>
+        <w:t>Registers</w:t>
+      </w:r>
+      <w:r>
+        <w:t xml:space="preserve"> are again </w:t>
+      </w:r>
+      <w:r>
+        <w:t xml:space="preserve">by far </w:t>
+      </w:r>
+      <w:r>
+        <w:t>the slowest</w:t>
+      </w:r>
+      <w:r>
+        <w:t>. In this case Registers are nearly 3.1 times slower than the other strategies.</w:t>
+      </w:r>
+      <w:r>
+        <w:t xml:space="preserve"> Shared Memory is the most efficient because the tree reduction happens entirely within the GPU's fast block memory, requiring only one global write per block. Global Memory performs nearly as fast because the GPU automatically merges the consecutive memory reads into quick batches which keeps the small workload efficient. On the other hand, Registers are the slowest because they are strictly private to each thread</w:t>
+      </w:r>
+      <w:r>
+        <w:t xml:space="preserve"> and</w:t>
+      </w:r>
+      <w:r>
+        <w:t xml:space="preserve"> since </w:t>
+      </w:r>
+      <w:r>
+        <w:t>the</w:t>
+      </w:r>
+      <w:r>
+        <w:t xml:space="preserve"> reduction loop forces threads to constantly share numbers, the GPU must waste time copying data out to the slow local memory so threads can communicate, which creates a huge overhead that slows down this small workload significantly.</w:t>
+      </w:r>
+    </w:p>
+    <w:p>
+      <w:pPr>
+        <w:ind w:firstLine="720"/>
+        <w:jc w:val="both"/>
+      </w:pPr>
+    </w:p>
+    <w:p>
+      <w:pPr>
+        <w:jc w:val="both"/>
+        <w:rPr>
+          <w:b/>
+          <w:bCs/>
+        </w:rPr>
+      </w:pPr>
+      <w:r>
+        <w:rPr>
+          <w:b/>
+          <w:bCs/>
+        </w:rPr>
+        <w:t>NOTES:</w:t>
+      </w:r>
+    </w:p>
+    <w:p>
+      <w:pPr>
+        <w:pStyle w:val="a6"/>
+        <w:numPr>
+          <w:ilvl w:val="0"/>
+          <w:numId w:val="2"/>
+        </w:numPr>
+        <w:jc w:val="both"/>
+      </w:pPr>
+      <w:r>
+        <w:t>I Tested every memory model algorithm with different block size, different workload distribution and different barrier status and t</w:t>
+      </w:r>
+      <w:r>
+        <w:t>he main observation was that changing these secondary parameters had no significant impact on the relative performance. Shared Memory consistently remained the fastest, followed by Global Memory, while Registers always performed the worst</w:t>
+      </w:r>
+      <w:r>
+        <w:t xml:space="preserve">. </w:t>
+      </w:r>
+      <w:r>
+        <w:t xml:space="preserve">Results are presented with </w:t>
+      </w:r>
+      <w:r>
+        <w:t>local work size</w:t>
+      </w:r>
+      <w:r>
+        <w:t xml:space="preserve"> = 256 with </w:t>
+      </w:r>
+      <w:r>
+        <w:t>workload</w:t>
+      </w:r>
+      <w:r>
+        <w:t xml:space="preserve"> distribution of 1 </w:t>
+      </w:r>
+      <w:proofErr w:type="spellStart"/>
+      <w:r>
+        <w:t>elem</w:t>
+      </w:r>
+      <w:proofErr w:type="spellEnd"/>
+      <w:r>
+        <w:t>/thread and with the use of global barrier</w:t>
+      </w:r>
+      <w:r>
+        <w:t>.</w:t>
+      </w:r>
+    </w:p>
+    <w:p>
+      <w:pPr>
+        <w:pStyle w:val="a6"/>
+        <w:jc w:val="both"/>
+        <w:rPr>
+          <w:b/>
+          <w:bCs/>
+        </w:rPr>
+      </w:pPr>
+    </w:p>
+    <w:p/>
+    <w:p>
+      <w:pPr>
+        <w:jc w:val="center"/>
+      </w:pPr>
+      <w:r>
+        <w:drawing>
+          <wp:inline distT="0" distB="0" distL="0" distR="0" wp14:anchorId="5F39CAD0" wp14:editId="6CE9EA38">
+            <wp:extent cx="5274310" cy="2303145"/>
+            <wp:effectExtent l="0" t="0" r="2540" b="1905"/>
+            <wp:docPr id="641496951" name="Εικόνα 1"/>
+            <wp:cNvGraphicFramePr>
+              <a:graphicFrameLocks xmlns:a="http://schemas.openxmlformats.org/drawingml/2006/main" noChangeAspect="1"/>
+            </wp:cNvGraphicFramePr>
+            <a:graphic xmlns:a="http://schemas.openxmlformats.org/drawingml/2006/main">
+              <a:graphicData uri="http://schemas.openxmlformats.org/drawingml/2006/picture">
+                <pic:pic xmlns:pic="http://schemas.openxmlformats.org/drawingml/2006/picture">
+                  <pic:nvPicPr>
+                    <pic:cNvPr id="641496951" name=""/>
+                    <pic:cNvPicPr/>
+                  </pic:nvPicPr>
+                  <pic:blipFill>
+                    <a:blip r:embed="rId18"/>
+                    <a:stretch>
+                      <a:fillRect/>
+                    </a:stretch>
+                  </pic:blipFill>
+                  <pic:spPr>
+                    <a:xfrm>
+                      <a:off x="0" y="0"/>
+                      <a:ext cx="5274310" cy="2303145"/>
+                    </a:xfrm>
+                    <a:prstGeom prst="rect">
+                      <a:avLst/>
+                    </a:prstGeom>
+                  </pic:spPr>
+                </pic:pic>
+              </a:graphicData>
+            </a:graphic>
+          </wp:inline>
+        </w:drawing>
+      </w:r>
+    </w:p>
+    <w:p/>
+    <w:p>
+      <w:pPr>
+        <w:jc w:val="center"/>
+        <w:rPr>
+          <w:b/>
+          <w:bCs/>
+        </w:rPr>
+      </w:pPr>
+      <w:r>
+        <w:rPr>
+          <w:b/>
+          <w:bCs/>
+        </w:rPr>
+        <w:lastRenderedPageBreak/>
+        <w:t xml:space="preserve">(Comparison between </w:t>
+      </w:r>
+      <w:r>
+        <w:rPr>
+          <w:b/>
+          <w:bCs/>
+        </w:rPr>
+        <w:t>memory models</w:t>
+      </w:r>
+      <w:r>
+        <w:rPr>
+          <w:b/>
+          <w:bCs/>
+        </w:rPr>
+        <w:t xml:space="preserve"> for different N)</w:t>
+      </w:r>
+    </w:p>
+    <w:p/>
+    <w:p>
+      <w:r>
+        <w:tab/>
+        <w:t>According to the graphs, it is also obvious that execution times for Global and Shared do not differ much from each other whereas the productivity for Registers is very low as execution times are way higher than the rest.</w:t>
+      </w:r>
+      <w:r>
+        <w:t xml:space="preserve"> </w:t>
+      </w:r>
+    </w:p>
+    <w:p>
+      <w:pPr>
+        <w:jc w:val="both"/>
+        <w:rPr>
+          <w:lang w:val="el-GR"/>
+        </w:rPr>
+      </w:pPr>
+    </w:p>
+    <w:p>
+      <w:pPr>
+        <w:pStyle w:val="1"/>
+      </w:pPr>
+      <w:r>
+        <w:t>pthreads Vs OpenMP Vs CUDA Vs OpenCL</w:t>
+      </w:r>
+    </w:p>
+    <w:p>
+      <w:pPr>
+        <w:jc w:val="both"/>
+      </w:pPr>
+      <w:r>
+        <w:t xml:space="preserve">According to all my assignments the fastest methods on </w:t>
+      </w:r>
+      <w:r>
+        <w:rPr>
+          <w:b/>
+          <w:bCs/>
+        </w:rPr>
+        <w:t xml:space="preserve">N = 1000000 for f(x) = </w:t>
+      </w:r>
+      <m:oMath>
+        <m:sSup>
+          <m:sSupPr>
+            <m:ctrlPr>
+              <w:rPr>
+                <w:rFonts w:ascii="Cambria Math" w:hAnsi="Cambria Math"/>
+                <w:b/>
+                <w:bCs/>
+                <w:i/>
+              </w:rPr>
+            </m:ctrlPr>
+          </m:sSupPr>
+          <m:e>
+            <m:r>
+              <m:rPr>
+                <m:sty m:val="bi"/>
+              </m:rPr>
+              <w:rPr>
+                <w:rFonts w:ascii="Cambria Math" w:hAnsi="Cambria Math"/>
+              </w:rPr>
+              <m:t>x</m:t>
+            </m:r>
+          </m:e>
+          <m:sup>
+            <m:r>
+              <m:rPr>
+                <m:sty m:val="bi"/>
+              </m:rPr>
+              <w:rPr>
+                <w:rFonts w:ascii="Cambria Math" w:hAnsi="Cambria Math"/>
+              </w:rPr>
+              <m:t>2</m:t>
+            </m:r>
+          </m:sup>
+        </m:sSup>
+      </m:oMath>
+      <w:r>
+        <w:t xml:space="preserve"> were </w:t>
+      </w:r>
+    </w:p>
+    <w:p>
+      <w:pPr>
+        <w:pStyle w:val="a6"/>
+        <w:numPr>
+          <w:ilvl w:val="0"/>
+          <w:numId w:val="2"/>
+        </w:numPr>
+        <w:jc w:val="both"/>
+      </w:pPr>
+      <w:r>
+        <w:t xml:space="preserve">For </w:t>
+      </w:r>
+      <w:r>
+        <w:rPr>
+          <w:b/>
+          <w:bCs/>
+          <w:u w:val="single"/>
+        </w:rPr>
+        <w:t>OpenMP</w:t>
+      </w:r>
+      <w:r>
+        <w:t xml:space="preserve"> was Guided Routing with </w:t>
+      </w:r>
+      <w:r>
+        <w:rPr>
+          <w:b/>
+          <w:bCs/>
+        </w:rPr>
+        <w:t>execution time = 0.</w:t>
+      </w:r>
+      <w:r>
+        <w:rPr>
+          <w:b/>
+          <w:bCs/>
+        </w:rPr>
+        <w:t>119524</w:t>
+      </w:r>
+    </w:p>
+    <w:p>
+      <w:pPr>
+        <w:pStyle w:val="a6"/>
+        <w:numPr>
+          <w:ilvl w:val="0"/>
+          <w:numId w:val="2"/>
+        </w:numPr>
+        <w:jc w:val="both"/>
+      </w:pPr>
+      <w:r>
+        <w:t xml:space="preserve">For </w:t>
+      </w:r>
+      <w:r>
+        <w:rPr>
+          <w:b/>
+          <w:bCs/>
+          <w:u w:val="single"/>
+        </w:rPr>
+        <w:t xml:space="preserve">pthreads </w:t>
+      </w:r>
+      <w:r>
+        <w:t xml:space="preserve">was Cyclic Scheduling with </w:t>
+      </w:r>
+      <w:r>
+        <w:rPr>
+          <w:b/>
+          <w:bCs/>
+        </w:rPr>
+        <w:t xml:space="preserve">execution time = </w:t>
+      </w:r>
+      <w:r>
+        <w:rPr>
+          <w:b/>
+          <w:bCs/>
+        </w:rPr>
+        <w:t>0.0760965</w:t>
+      </w:r>
+      <w:r>
+        <w:t>.</w:t>
+      </w:r>
+    </w:p>
+    <w:p>
+      <w:pPr>
+        <w:ind w:left="720"/>
+        <w:jc w:val="both"/>
+      </w:pPr>
+      <w:r>
+        <w:t xml:space="preserve">For </w:t>
+      </w:r>
+      <w:r>
+        <w:rPr>
+          <w:b/>
+          <w:bCs/>
+          <w:u w:val="single"/>
+        </w:rPr>
+        <w:t>CUDA</w:t>
+      </w:r>
+      <w:r>
+        <w:rPr>
+          <w:b/>
+          <w:bCs/>
+          <w:u w:val="single"/>
+        </w:rPr>
+        <w:t xml:space="preserve"> </w:t>
+      </w:r>
+      <w:r>
+        <w:t>was when using Multiple</w:t>
+      </w:r>
+      <w:r>
+        <w:t xml:space="preserve"> elements per thread</w:t>
+      </w:r>
+      <w:r>
+        <w:t xml:space="preserve"> with block size = 512, without using a global barrier and with the global memory model with </w:t>
+      </w:r>
+      <w:r>
+        <w:rPr>
+          <w:b/>
+          <w:bCs/>
+        </w:rPr>
+        <w:t xml:space="preserve">execution time = </w:t>
+      </w:r>
+      <w:r>
+        <w:rPr>
+          <w:b/>
+          <w:bCs/>
+        </w:rPr>
+        <w:t>0.0229351</w:t>
+      </w:r>
+    </w:p>
+    <w:p>
+      <w:pPr>
+        <w:pStyle w:val="a6"/>
+        <w:numPr>
+          <w:ilvl w:val="0"/>
+          <w:numId w:val="2"/>
+        </w:numPr>
+        <w:jc w:val="both"/>
+      </w:pPr>
+      <w:r>
+        <w:t xml:space="preserve">For </w:t>
+      </w:r>
+      <w:r>
+        <w:rPr>
+          <w:b/>
+          <w:bCs/>
+          <w:u w:val="single"/>
+        </w:rPr>
+        <w:t>OpenCL</w:t>
+      </w:r>
+      <w:r>
+        <w:rPr>
+          <w:b/>
+          <w:bCs/>
+          <w:u w:val="single"/>
+        </w:rPr>
+        <w:t xml:space="preserve"> </w:t>
+      </w:r>
+      <w:r>
+        <w:t>was when using shared memory model with block size = 256 with global barrier</w:t>
+      </w:r>
+      <w:r>
+        <w:t xml:space="preserve"> with </w:t>
+      </w:r>
+      <w:r>
+        <w:rPr>
+          <w:b/>
+          <w:bCs/>
+        </w:rPr>
+        <w:t xml:space="preserve">execution time = </w:t>
+      </w:r>
+      <w:r>
+        <w:rPr>
+          <w:b/>
+          <w:bCs/>
+        </w:rPr>
+        <w:t>0.0021948</w:t>
+      </w:r>
+    </w:p>
+    <w:p/>
+    <w:p>
+      <w:pPr>
+        <w:jc w:val="both"/>
+      </w:pPr>
+      <w:r>
+        <w:t xml:space="preserve">It is observable that OpenCL with these hyperparameters is the most productive way of calculating this integration. </w:t>
+      </w:r>
+      <w:r>
+        <w:t>S</w:t>
+      </w:r>
+      <w:r>
+        <w:t xml:space="preserve">econd </w:t>
+      </w:r>
+      <w:r>
+        <w:t xml:space="preserve">best </w:t>
+      </w:r>
+      <w:r>
+        <w:t>is the CUDA implementation. This is e</w:t>
+      </w:r>
+      <w:r>
+        <w:t>xpected</w:t>
+      </w:r>
+      <w:r>
+        <w:t xml:space="preserve"> as these algorithms operate on GPU whereas the other implementations are working on CPU.</w:t>
+      </w:r>
+    </w:p>
+    <w:p>
+      <w:pPr>
+        <w:jc w:val="both"/>
+        <w:rPr>
+          <w:b/>
+          <w:bCs/>
+        </w:rPr>
       </w:pPr>
     </w:p>
     <w:sectPr>
@@ -6260,7 +8163,7 @@
   <w:abstractNum w:abstractNumId="0" w15:restartNumberingAfterBreak="0">
     <w:nsid w:val="10720B2C"/>
     <w:multiLevelType w:val="hybridMultilevel"/>
-    <w:tmpl w:val="70606FF0"/>
+    <w:tmpl w:val="697AF56E"/>
     <w:lvl w:ilvl="0" w:tplc="04080001">
       <w:start w:val="1"/>
       <w:numFmt w:val="bullet"/>
@@ -7107,7 +9010,6 @@
   <w:style w:type="character" w:default="1" w:styleId="a0">
     <w:name w:val="Default Paragraph Font"/>
     <w:uiPriority w:val="1"/>
-    <w:semiHidden/>
     <w:unhideWhenUsed/>
   </w:style>
   <w:style w:type="table" w:default="1" w:styleId="a1">
